--- a/Documentacao_ListaDeContatos.docx
+++ b/Documentacao_ListaDeContatos.docx
@@ -1,13 +1,13 @@
 
 <file path=word/document.xml><?xml version="1.0" encoding="utf-8"?>
-<w:document xmlns:w="http://schemas.openxmlformats.org/wordprocessingml/2006/main" xmlns:m="http://schemas.openxmlformats.org/officeDocument/2006/math" xmlns:r="http://schemas.openxmlformats.org/officeDocument/2006/relationships" xmlns:o="urn:schemas-microsoft-com:office:office" xmlns:v="urn:schemas-microsoft-com:vml" xmlns:w10="urn:schemas-microsoft-com:office:word" xmlns:a="http://schemas.openxmlformats.org/drawingml/2006/main" xmlns:pic="http://schemas.openxmlformats.org/drawingml/2006/picture" xmlns:wp="http://schemas.openxmlformats.org/drawingml/2006/wordprocessingDrawing">
+<w:document xmlns:wpc="http://schemas.microsoft.com/office/word/2010/wordprocessingCanvas" xmlns:cx="http://schemas.microsoft.com/office/drawing/2014/chartex" xmlns:cx1="http://schemas.microsoft.com/office/drawing/2015/9/8/chartex" xmlns:cx2="http://schemas.microsoft.com/office/drawing/2015/10/21/chartex" xmlns:cx3="http://schemas.microsoft.com/office/drawing/2016/5/9/chartex" xmlns:cx4="http://schemas.microsoft.com/office/drawing/2016/5/10/chartex" xmlns:cx5="http://schemas.microsoft.com/office/drawing/2016/5/11/chartex" xmlns:cx6="http://schemas.microsoft.com/office/drawing/2016/5/12/chartex" xmlns:cx7="http://schemas.microsoft.com/office/drawing/2016/5/13/chartex" xmlns:cx8="http://schemas.microsoft.com/office/drawing/2016/5/14/chartex" xmlns:mc="http://schemas.openxmlformats.org/markup-compatibility/2006" xmlns:aink="http://schemas.microsoft.com/office/drawing/2016/ink" xmlns:am3d="http://schemas.microsoft.com/office/drawing/2017/model3d" xmlns:o="urn:schemas-microsoft-com:office:office" xmlns:r="http://schemas.openxmlformats.org/officeDocument/2006/relationships" xmlns:m="http://schemas.openxmlformats.org/officeDocument/2006/math" xmlns:v="urn:schemas-microsoft-com:vml" xmlns:wp14="http://schemas.microsoft.com/office/word/2010/wordprocessingDrawing" xmlns:wp="http://schemas.openxmlformats.org/drawingml/2006/wordprocessingDrawing" xmlns:w10="urn:schemas-microsoft-com:office:word" xmlns:w="http://schemas.openxmlformats.org/wordprocessingml/2006/main" xmlns:w14="http://schemas.microsoft.com/office/word/2010/wordml" xmlns:w15="http://schemas.microsoft.com/office/word/2012/wordml" xmlns:w16cid="http://schemas.microsoft.com/office/word/2016/wordml/cid" xmlns:w16se="http://schemas.microsoft.com/office/word/2015/wordml/symex" xmlns:wpg="http://schemas.microsoft.com/office/word/2010/wordprocessingGroup" xmlns:wpi="http://schemas.microsoft.com/office/word/2010/wordprocessingInk" xmlns:wne="http://schemas.microsoft.com/office/word/2006/wordml" xmlns:wps="http://schemas.microsoft.com/office/word/2010/wordprocessingShape" mc:Ignorable="w14 w15 w16se w16cid wp14">
   <w:body>
     <w:p>
       <w:pPr>
-        <w:pStyle w:val="Title"/>
-      </w:pPr>
-      <w:r>
-        <w:t xml:space="preserve">Lista de Contatos — Documentação do Projeto</w:t>
+        <w:pStyle w:val="Ttulo"/>
+      </w:pPr>
+      <w:r>
+        <w:t>Lista de Contatos — Documentação do Projeto</w:t>
       </w:r>
     </w:p>
     <w:p>
@@ -15,16 +15,16 @@
         <w:pStyle w:val="Author"/>
       </w:pPr>
       <w:r>
-        <w:t xml:space="preserve">Leandro Cortes Rezende</w:t>
-      </w:r>
-    </w:p>
-    <w:bookmarkStart w:id="9" w:name="lista-de-contatos"/>
-    <w:p>
-      <w:pPr>
-        <w:pStyle w:val="Heading1"/>
-      </w:pPr>
-      <w:r>
-        <w:t xml:space="preserve">Lista de Contatos</w:t>
+        <w:t>Leandro Cortes Rezende</w:t>
+      </w:r>
+    </w:p>
+    <w:p>
+      <w:pPr>
+        <w:pStyle w:val="Ttulo1"/>
+      </w:pPr>
+      <w:bookmarkStart w:id="0" w:name="lista-de-contatos"/>
+      <w:r>
+        <w:t>Lista de Contatos</w:t>
       </w:r>
     </w:p>
     <w:p>
@@ -32,35 +32,32 @@
         <w:pStyle w:val="FirstParagraph"/>
       </w:pPr>
       <w:r>
-        <w:t xml:space="preserve">Aplicativo móvel desenvolvido para a disciplina de Programação Mobile.</w:t>
-      </w:r>
-    </w:p>
-    <w:p>
-      <w:pPr>
-        <w:pStyle w:val="BodyText"/>
+        <w:t>Aplicativo móvel desenvolvido para a disciplina de Programação Mobile.</w:t>
+      </w:r>
+    </w:p>
+    <w:p>
+      <w:pPr>
+        <w:pStyle w:val="Corpodetexto"/>
       </w:pPr>
       <w:r>
         <w:rPr>
           <w:b/>
           <w:bCs/>
         </w:rPr>
-        <w:t xml:space="preserve">Repositório no GitHub:</w:t>
-      </w:r>
-      <w:r>
-        <w:t xml:space="preserve"> </w:t>
-      </w:r>
-      <w:r>
-        <w:t xml:space="preserve">https://github.com/LeandreraHub/Mobile</w:t>
-      </w:r>
-    </w:p>
-    <w:bookmarkEnd w:id="9"/>
-    <w:bookmarkStart w:id="10" w:name="objetivo"/>
-    <w:p>
-      <w:pPr>
-        <w:pStyle w:val="Heading1"/>
-      </w:pPr>
-      <w:r>
-        <w:t xml:space="preserve">1. Objetivo</w:t>
+        <w:t>Repositório no GitHub:</w:t>
+      </w:r>
+      <w:r>
+        <w:t xml:space="preserve"> https://github.com/LeandreraHub/Mobile</w:t>
+      </w:r>
+    </w:p>
+    <w:p>
+      <w:pPr>
+        <w:pStyle w:val="Ttulo1"/>
+      </w:pPr>
+      <w:bookmarkStart w:id="1" w:name="objetivo"/>
+      <w:bookmarkEnd w:id="0"/>
+      <w:r>
+        <w:t>1. Objetivo</w:t>
       </w:r>
     </w:p>
     <w:p>
@@ -68,60 +65,70 @@
         <w:pStyle w:val="FirstParagraph"/>
       </w:pPr>
       <w:r>
-        <w:t xml:space="preserve">O aplicativo permite que cada usuário crie sua própria conta, faça login e gerencie sua lista pessoal de contatos (nome, telefone e e-mail), com operações completas de cadastro, leitura, edição e exclusão (CRUD). Todos os dados são armazenados localmente no próprio dispositivo, em um banco de dados SQLite.</w:t>
-      </w:r>
-    </w:p>
-    <w:bookmarkEnd w:id="10"/>
-    <w:bookmarkStart w:id="11" w:name="ferramentas-e-tecnologias-utilizadas"/>
-    <w:p>
-      <w:pPr>
-        <w:pStyle w:val="Heading1"/>
-      </w:pPr>
-      <w:r>
-        <w:t xml:space="preserve">2. Ferramentas e tecnologias utilizadas</w:t>
+        <w:t>O aplicativo permite que cada usuário crie sua própria conta, faça login e gerencie sua lista pessoal de contatos (nome, telefone e e-mail), com operações completas de cadastro, leitura, edição e exclusão (CRUD). Todos os dados são armazenados localmente n</w:t>
+      </w:r>
+      <w:r>
+        <w:t>o próprio dispositivo, em um banco de dados SQLite.</w:t>
+      </w:r>
+    </w:p>
+    <w:p>
+      <w:pPr>
+        <w:pStyle w:val="Ttulo1"/>
+      </w:pPr>
+      <w:bookmarkStart w:id="2" w:name="ferramentas-e-tecnologias-utilizadas"/>
+      <w:bookmarkEnd w:id="1"/>
+      <w:r>
+        <w:t>2. Ferramentas e tecnologias utilizadas</w:t>
       </w:r>
     </w:p>
     <w:tbl>
       <w:tblPr>
         <w:tblStyle w:val="Table"/>
-        <w:tblW w:type="pct" w:w="5000"/>
+        <w:tblW w:w="5000" w:type="pct"/>
         <w:tblLayout w:type="fixed"/>
-        <w:tblLook w:firstRow="1" w:lastRow="0" w:firstColumn="0" w:lastColumn="0" w:noHBand="0" w:noVBand="0" w:val="0020"/>
+        <w:tblLook w:val="0020" w:firstRow="1" w:lastRow="0" w:firstColumn="0" w:lastColumn="0" w:noHBand="0" w:noVBand="0"/>
       </w:tblPr>
       <w:tblGrid>
-        <w:gridCol w:w="3960"/>
-        <w:gridCol w:w="3960"/>
+        <w:gridCol w:w="4527"/>
+        <w:gridCol w:w="4527"/>
       </w:tblGrid>
       <w:tr>
         <w:trPr>
-          <w:tblHeader w:val="on"/>
+          <w:cnfStyle w:val="100000000000" w:firstRow="1" w:lastRow="0" w:firstColumn="0" w:lastColumn="0" w:oddVBand="0" w:evenVBand="0" w:oddHBand="0" w:evenHBand="0" w:firstRowFirstColumn="0" w:firstRowLastColumn="0" w:lastRowFirstColumn="0" w:lastRowLastColumn="0"/>
+          <w:tblHeader/>
         </w:trPr>
         <w:tc>
-          <w:tcPr/>
-          <w:p>
-            <w:pPr>
-              <w:pStyle w:val="Compact"/>
-            </w:pPr>
-            <w:r>
-              <w:t xml:space="preserve">Ferramenta / Tecnologia</w:t>
-            </w:r>
-          </w:p>
-        </w:tc>
-        <w:tc>
-          <w:tcPr/>
-          <w:p>
-            <w:pPr>
-              <w:pStyle w:val="Compact"/>
-            </w:pPr>
-            <w:r>
-              <w:t xml:space="preserve">Finalidade</w:t>
+          <w:tcPr>
+            <w:tcW w:w="3960" w:type="dxa"/>
+          </w:tcPr>
+          <w:p>
+            <w:pPr>
+              <w:pStyle w:val="Compact"/>
+            </w:pPr>
+            <w:r>
+              <w:t>Ferramenta / Tecnologia</w:t>
+            </w:r>
+          </w:p>
+        </w:tc>
+        <w:tc>
+          <w:tcPr>
+            <w:tcW w:w="3960" w:type="dxa"/>
+          </w:tcPr>
+          <w:p>
+            <w:pPr>
+              <w:pStyle w:val="Compact"/>
+            </w:pPr>
+            <w:r>
+              <w:t>Finalidade</w:t>
             </w:r>
           </w:p>
         </w:tc>
       </w:tr>
       <w:tr>
         <w:tc>
-          <w:tcPr/>
+          <w:tcPr>
+            <w:tcW w:w="3960" w:type="dxa"/>
+          </w:tcPr>
           <w:p>
             <w:pPr>
               <w:pStyle w:val="Compact"/>
@@ -131,25 +138,29 @@
                 <w:b/>
                 <w:bCs/>
               </w:rPr>
-              <w:t xml:space="preserve">Android Studio</w:t>
-            </w:r>
-          </w:p>
-        </w:tc>
-        <w:tc>
-          <w:tcPr/>
-          <w:p>
-            <w:pPr>
-              <w:pStyle w:val="Compact"/>
-            </w:pPr>
-            <w:r>
-              <w:t xml:space="preserve">IDE oficial do Google para desenvolvimento Android. Usado para compilar, executar e depurar o aplicativo.</w:t>
+              <w:t>Android Studio</w:t>
+            </w:r>
+          </w:p>
+        </w:tc>
+        <w:tc>
+          <w:tcPr>
+            <w:tcW w:w="3960" w:type="dxa"/>
+          </w:tcPr>
+          <w:p>
+            <w:pPr>
+              <w:pStyle w:val="Compact"/>
+            </w:pPr>
+            <w:r>
+              <w:t>IDE oficial do Google para desenvolvimento Android. Usado para compilar, executar e depurar o aplicativo.</w:t>
             </w:r>
           </w:p>
         </w:tc>
       </w:tr>
       <w:tr>
         <w:tc>
-          <w:tcPr/>
+          <w:tcPr>
+            <w:tcW w:w="3960" w:type="dxa"/>
+          </w:tcPr>
           <w:p>
             <w:pPr>
               <w:pStyle w:val="Compact"/>
@@ -159,25 +170,29 @@
                 <w:b/>
                 <w:bCs/>
               </w:rPr>
-              <w:t xml:space="preserve">Kotlin</w:t>
-            </w:r>
-          </w:p>
-        </w:tc>
-        <w:tc>
-          <w:tcPr/>
-          <w:p>
-            <w:pPr>
-              <w:pStyle w:val="Compact"/>
-            </w:pPr>
-            <w:r>
-              <w:t xml:space="preserve">Linguagem de programação principal do projeto, oficial para desenvolvimento Android.</w:t>
+              <w:t>Kotlin</w:t>
+            </w:r>
+          </w:p>
+        </w:tc>
+        <w:tc>
+          <w:tcPr>
+            <w:tcW w:w="3960" w:type="dxa"/>
+          </w:tcPr>
+          <w:p>
+            <w:pPr>
+              <w:pStyle w:val="Compact"/>
+            </w:pPr>
+            <w:r>
+              <w:t>Linguagem de programação principal do projeto, oficial para desenvolvimento Android.</w:t>
             </w:r>
           </w:p>
         </w:tc>
       </w:tr>
       <w:tr>
         <w:tc>
-          <w:tcPr/>
+          <w:tcPr>
+            <w:tcW w:w="3960" w:type="dxa"/>
+          </w:tcPr>
           <w:p>
             <w:pPr>
               <w:pStyle w:val="Compact"/>
@@ -187,25 +202,29 @@
                 <w:b/>
                 <w:bCs/>
               </w:rPr>
-              <w:t xml:space="preserve">Jetpack Compose</w:t>
-            </w:r>
-          </w:p>
-        </w:tc>
-        <w:tc>
-          <w:tcPr/>
-          <w:p>
-            <w:pPr>
-              <w:pStyle w:val="Compact"/>
-            </w:pPr>
-            <w:r>
-              <w:t xml:space="preserve">Framework moderno do Android para construção de interfaces (UI) de forma declarativa, usado em todas as telas do app.</w:t>
+              <w:t>Jetpack Compose</w:t>
+            </w:r>
+          </w:p>
+        </w:tc>
+        <w:tc>
+          <w:tcPr>
+            <w:tcW w:w="3960" w:type="dxa"/>
+          </w:tcPr>
+          <w:p>
+            <w:pPr>
+              <w:pStyle w:val="Compact"/>
+            </w:pPr>
+            <w:r>
+              <w:t>Framework moderno do Android para construção de interfaces (UI) de forma declarativa, usado em todas as telas do app.</w:t>
             </w:r>
           </w:p>
         </w:tc>
       </w:tr>
       <w:tr>
         <w:tc>
-          <w:tcPr/>
+          <w:tcPr>
+            <w:tcW w:w="3960" w:type="dxa"/>
+          </w:tcPr>
           <w:p>
             <w:pPr>
               <w:pStyle w:val="Compact"/>
@@ -215,37 +234,38 @@
                 <w:b/>
                 <w:bCs/>
               </w:rPr>
-              <w:t xml:space="preserve">SQLite (android.database.sqlite)</w:t>
-            </w:r>
-          </w:p>
-        </w:tc>
-        <w:tc>
-          <w:tcPr/>
-          <w:p>
-            <w:pPr>
-              <w:pStyle w:val="Compact"/>
-            </w:pPr>
-            <w:r>
-              <w:t xml:space="preserve">Banco de dados local embutido no Android, usado para persistir usuários e contatos no dispositivo. Acessado através da classe</w:t>
-            </w:r>
-            <w:r>
-              <w:t xml:space="preserve"> </w:t>
+              <w:t>SQLite (android.database.sqlite)</w:t>
+            </w:r>
+          </w:p>
+        </w:tc>
+        <w:tc>
+          <w:tcPr>
+            <w:tcW w:w="3960" w:type="dxa"/>
+          </w:tcPr>
+          <w:p>
+            <w:pPr>
+              <w:pStyle w:val="Compact"/>
+            </w:pPr>
+            <w:r>
+              <w:t xml:space="preserve">Banco de dados local embutido no Android, usado para persistir usuários e contatos no dispositivo. Acessado através da classe </w:t>
             </w:r>
             <w:r>
               <w:rPr>
                 <w:rStyle w:val="VerbatimChar"/>
               </w:rPr>
-              <w:t xml:space="preserve">SQLiteOpenHelper</w:t>
-            </w:r>
-            <w:r>
-              <w:t xml:space="preserve">.</w:t>
+              <w:t>SQLiteOpenHelper</w:t>
+            </w:r>
+            <w:r>
+              <w:t>.</w:t>
             </w:r>
           </w:p>
         </w:tc>
       </w:tr>
       <w:tr>
         <w:tc>
-          <w:tcPr/>
+          <w:tcPr>
+            <w:tcW w:w="3960" w:type="dxa"/>
+          </w:tcPr>
           <w:p>
             <w:pPr>
               <w:pStyle w:val="Compact"/>
@@ -255,25 +275,29 @@
                 <w:b/>
                 <w:bCs/>
               </w:rPr>
-              <w:t xml:space="preserve">Gradle / Gradle Wrapper</w:t>
-            </w:r>
-          </w:p>
-        </w:tc>
-        <w:tc>
-          <w:tcPr/>
-          <w:p>
-            <w:pPr>
-              <w:pStyle w:val="Compact"/>
-            </w:pPr>
-            <w:r>
-              <w:t xml:space="preserve">Ferramenta de build do projeto Android, gerencia dependências e compilação.</w:t>
+              <w:t>Gradle / Gradle Wrapper</w:t>
+            </w:r>
+          </w:p>
+        </w:tc>
+        <w:tc>
+          <w:tcPr>
+            <w:tcW w:w="3960" w:type="dxa"/>
+          </w:tcPr>
+          <w:p>
+            <w:pPr>
+              <w:pStyle w:val="Compact"/>
+            </w:pPr>
+            <w:r>
+              <w:t>Ferramenta de build do projeto Android, gerencia dependências e compilação.</w:t>
             </w:r>
           </w:p>
         </w:tc>
       </w:tr>
       <w:tr>
         <w:tc>
-          <w:tcPr/>
+          <w:tcPr>
+            <w:tcW w:w="3960" w:type="dxa"/>
+          </w:tcPr>
           <w:p>
             <w:pPr>
               <w:pStyle w:val="Compact"/>
@@ -283,59 +307,77 @@
                 <w:b/>
                 <w:bCs/>
               </w:rPr>
-              <w:t xml:space="preserve">Git e GitHub</w:t>
-            </w:r>
-          </w:p>
-        </w:tc>
-        <w:tc>
-          <w:tcPr/>
-          <w:p>
-            <w:pPr>
-              <w:pStyle w:val="Compact"/>
-            </w:pPr>
-            <w:r>
-              <w:t xml:space="preserve">Controle de versão e hospedagem do código-fonte.</w:t>
-            </w:r>
-          </w:p>
-        </w:tc>
-      </w:tr>
-      <w:tr>
-        <w:tc>
-          <w:tcPr/>
-          <w:p>
-            <w:pPr>
-              <w:pStyle w:val="Compact"/>
-            </w:pPr>
+              <w:t>Git e GitH</w:t>
+            </w:r>
             <w:r>
               <w:rPr>
                 <w:b/>
                 <w:bCs/>
               </w:rPr>
-              <w:t xml:space="preserve">ADB / Depuração USB</w:t>
-            </w:r>
-          </w:p>
-        </w:tc>
-        <w:tc>
-          <w:tcPr/>
-          <w:p>
-            <w:pPr>
-              <w:pStyle w:val="Compact"/>
-            </w:pPr>
-            <w:r>
-              <w:t xml:space="preserve">Usado para instalar e executar o aplicativo diretamente em um celular físico conectado via cabo USB, sem necessidade de emulador.</w:t>
+              <w:t>ub</w:t>
+            </w:r>
+          </w:p>
+        </w:tc>
+        <w:tc>
+          <w:tcPr>
+            <w:tcW w:w="3960" w:type="dxa"/>
+          </w:tcPr>
+          <w:p>
+            <w:pPr>
+              <w:pStyle w:val="Compact"/>
+            </w:pPr>
+            <w:r>
+              <w:t>Controle de versão e hospedagem do código-fonte.</w:t>
+            </w:r>
+          </w:p>
+        </w:tc>
+      </w:tr>
+      <w:tr>
+        <w:tc>
+          <w:tcPr>
+            <w:tcW w:w="3960" w:type="dxa"/>
+          </w:tcPr>
+          <w:p>
+            <w:pPr>
+              <w:pStyle w:val="Compact"/>
+            </w:pPr>
+            <w:r>
+              <w:rPr>
+                <w:b/>
+                <w:bCs/>
+              </w:rPr>
+              <w:t>ADB / Depuração USB</w:t>
+            </w:r>
+          </w:p>
+        </w:tc>
+        <w:tc>
+          <w:tcPr>
+            <w:tcW w:w="3960" w:type="dxa"/>
+          </w:tcPr>
+          <w:p>
+            <w:pPr>
+              <w:pStyle w:val="Compact"/>
+            </w:pPr>
+            <w:r>
+              <w:t xml:space="preserve">Usado para instalar e executar o aplicativo </w:t>
+            </w:r>
+            <w:r>
+              <w:lastRenderedPageBreak/>
+              <w:t>diretamente em um celular físico conectado via cabo USB, sem necessidade de emulador.</w:t>
             </w:r>
           </w:p>
         </w:tc>
       </w:tr>
     </w:tbl>
-    <w:bookmarkEnd w:id="11"/>
-    <w:bookmarkStart w:id="12" w:name="arquitetura-do-projeto"/>
-    <w:p>
-      <w:pPr>
-        <w:pStyle w:val="Heading1"/>
-      </w:pPr>
-      <w:r>
-        <w:t xml:space="preserve">3. Arquitetura do projeto</w:t>
+    <w:p>
+      <w:pPr>
+        <w:pStyle w:val="Ttulo1"/>
+      </w:pPr>
+      <w:bookmarkStart w:id="3" w:name="arquitetura-do-projeto"/>
+      <w:bookmarkEnd w:id="2"/>
+      <w:r>
+        <w:lastRenderedPageBreak/>
+        <w:t>3. Arquitetura do projeto</w:t>
       </w:r>
     </w:p>
     <w:p>
@@ -343,19 +385,19 @@
         <w:pStyle w:val="FirstParagraph"/>
       </w:pPr>
       <w:r>
-        <w:t xml:space="preserve">O código-fonte está organizado da seguinte forma, dentro de</w:t>
-      </w:r>
-      <w:r>
-        <w:t xml:space="preserve"> </w:t>
+        <w:t>O código-fonte está organi</w:t>
+      </w:r>
+      <w:r>
+        <w:t xml:space="preserve">zado da seguinte forma, dentro de </w:t>
       </w:r>
       <w:r>
         <w:rPr>
           <w:rStyle w:val="VerbatimChar"/>
         </w:rPr>
-        <w:t xml:space="preserve">app/src/main/java/com/example/listadecontatos/</w:t>
-      </w:r>
-      <w:r>
-        <w:t xml:space="preserve">:</w:t>
+        <w:t>app/src/main/java/com/example/listadecontatos/</w:t>
+      </w:r>
+      <w:r>
+        <w:t>:</w:t>
       </w:r>
     </w:p>
     <w:p>
@@ -366,7 +408,7 @@
         <w:rPr>
           <w:rStyle w:val="VerbatimChar"/>
         </w:rPr>
-        <w:t xml:space="preserve">data/</w:t>
+        <w:t>data/</w:t>
       </w:r>
       <w:r>
         <w:br/>
@@ -393,7 +435,7 @@
         <w:rPr>
           <w:rStyle w:val="VerbatimChar"/>
         </w:rPr>
-        <w:t xml:space="preserve">ui/</w:t>
+        <w:t>ui/</w:t>
       </w:r>
       <w:r>
         <w:br/>
@@ -402,7 +444,13 @@
         <w:rPr>
           <w:rStyle w:val="VerbatimChar"/>
         </w:rPr>
-        <w:t xml:space="preserve">  LoginScreen.kt        -&gt; tela de login</w:t>
+        <w:t xml:space="preserve">  LoginScreen.kt        -&gt; te</w:t>
+      </w:r>
+      <w:r>
+        <w:rPr>
+          <w:rStyle w:val="VerbatimChar"/>
+        </w:rPr>
+        <w:t>la de login</w:t>
       </w:r>
       <w:r>
         <w:br/>
@@ -438,567 +486,633 @@
         <w:rPr>
           <w:rStyle w:val="VerbatimChar"/>
         </w:rPr>
-        <w:t xml:space="preserve">  theme/                -&gt; arquivos de tema visual (cores, tipografia) gerados pelo Android Studio</w:t>
-      </w:r>
-      <w:r>
-        <w:br/>
+        <w:t xml:space="preserve">  theme/                -</w:t>
       </w:r>
       <w:r>
         <w:rPr>
           <w:rStyle w:val="VerbatimChar"/>
         </w:rPr>
-        <w:t xml:space="preserve">MainActivity.kt          -&gt; ponto de entrada do app; controla a navegação entre as telas</w:t>
-      </w:r>
-    </w:p>
-    <w:p>
-      <w:pPr>
-        <w:pStyle w:val="FirstParagraph"/>
-      </w:pPr>
-      <w:r>
-        <w:t xml:space="preserve">Não foi utilizada nenhuma biblioteca de navegação ou de banco de dados (como Room ou Navigation Compose) propositalmente: a navegação entre telas é feita por uma variável de estado simples (</w:t>
+        <w:t>&gt; arquivos de tema visual (cores, tipografia) gerados pelo Android Studio</w:t>
+      </w:r>
+      <w:r>
+        <w:br/>
       </w:r>
       <w:r>
         <w:rPr>
           <w:rStyle w:val="VerbatimChar"/>
         </w:rPr>
-        <w:t xml:space="preserve">Tela</w:t>
-      </w:r>
-      <w:r>
-        <w:t xml:space="preserve">) dentro do</w:t>
-      </w:r>
-      <w:r>
-        <w:t xml:space="preserve"> </w:t>
+        <w:t>MainActivity.kt          -&gt; ponto de entrada do app; controla a navegação entre as telas</w:t>
+      </w:r>
+    </w:p>
+    <w:p>
+      <w:pPr>
+        <w:pStyle w:val="FirstParagraph"/>
+      </w:pPr>
+      <w:r>
+        <w:t>Não foi utilizada nenhuma biblioteca de navegação ou de banco de dados (como Room ou Navigati</w:t>
+      </w:r>
+      <w:r>
+        <w:t>on Compose) propositalmente: a navegação entre telas é feita por uma variável de estado simples (</w:t>
       </w:r>
       <w:r>
         <w:rPr>
           <w:rStyle w:val="VerbatimChar"/>
         </w:rPr>
-        <w:t xml:space="preserve">MainActivity.kt</w:t>
-      </w:r>
-      <w:r>
-        <w:t xml:space="preserve">, e o acesso ao SQLite é feito diretamente pela API nativa do Android (</w:t>
+        <w:t>Tela</w:t>
+      </w:r>
+      <w:r>
+        <w:t xml:space="preserve">) dentro do </w:t>
       </w:r>
       <w:r>
         <w:rPr>
           <w:rStyle w:val="VerbatimChar"/>
         </w:rPr>
-        <w:t xml:space="preserve">SQLiteOpenHelper</w:t>
-      </w:r>
-      <w:r>
-        <w:t xml:space="preserve">). Essa escolha manteve o projeto mais simples de entender e sem dependências externas além das já incluídas pelo próprio Android Studio.</w:t>
-      </w:r>
-    </w:p>
-    <w:bookmarkEnd w:id="12"/>
-    <w:bookmarkStart w:id="15" w:name="banco-de-dados-sqlite"/>
-    <w:p>
-      <w:pPr>
-        <w:pStyle w:val="Heading1"/>
-      </w:pPr>
-      <w:r>
-        <w:t xml:space="preserve">4. Banco de dados (SQLite)</w:t>
-      </w:r>
-    </w:p>
-    <w:p>
-      <w:pPr>
-        <w:pStyle w:val="FirstParagraph"/>
-      </w:pPr>
-      <w:r>
-        <w:t xml:space="preserve">O banco se chama</w:t>
-      </w:r>
-      <w:r>
-        <w:t xml:space="preserve"> </w:t>
+        <w:t>MainActivity.kt</w:t>
+      </w:r>
+      <w:r>
+        <w:t>, e o acesso ao SQLite é feito diretamente pela API nativa do Android (</w:t>
       </w:r>
       <w:r>
         <w:rPr>
           <w:rStyle w:val="VerbatimChar"/>
         </w:rPr>
-        <w:t xml:space="preserve">lista_contatos.db</w:t>
-      </w:r>
-      <w:r>
-        <w:t xml:space="preserve"> </w:t>
-      </w:r>
-      <w:r>
-        <w:t xml:space="preserve">e é criado automaticamente na primeira execução do app, dentro do armazenamento privado do aplicativo no celular. Ele contém duas tabelas:</w:t>
-      </w:r>
-    </w:p>
-    <w:bookmarkStart w:id="13" w:name="tabela-usuarios"/>
-    <w:p>
-      <w:pPr>
-        <w:pStyle w:val="Heading3"/>
-      </w:pPr>
-      <w:r>
-        <w:t xml:space="preserve">Tabela</w:t>
-      </w:r>
-      <w:r>
-        <w:t xml:space="preserve"> </w:t>
+        <w:t>SQLiteOpenHelper</w:t>
+      </w:r>
+      <w:r>
+        <w:t>). Essa escolha manteve o projeto mais si</w:t>
+      </w:r>
+      <w:r>
+        <w:t>mples de entender e sem dependências externas além das já incluídas pelo próprio Android Studio.</w:t>
+      </w:r>
+    </w:p>
+    <w:p>
+      <w:pPr>
+        <w:pStyle w:val="Ttulo1"/>
+      </w:pPr>
+      <w:bookmarkStart w:id="4" w:name="banco-de-dados-sqlite"/>
+      <w:bookmarkEnd w:id="3"/>
+      <w:r>
+        <w:t>4. Banco de dados (SQLite)</w:t>
+      </w:r>
+    </w:p>
+    <w:p>
+      <w:pPr>
+        <w:pStyle w:val="FirstParagraph"/>
+      </w:pPr>
+      <w:r>
+        <w:t xml:space="preserve">O banco se chama </w:t>
       </w:r>
       <w:r>
         <w:rPr>
           <w:rStyle w:val="VerbatimChar"/>
         </w:rPr>
-        <w:t xml:space="preserve">usuarios</w:t>
+        <w:t>lista_contatos.db</w:t>
+      </w:r>
+      <w:r>
+        <w:t xml:space="preserve"> e é criado automaticamente na primeira execução do app, dentro do armazenamento privado do aplica</w:t>
+      </w:r>
+      <w:r>
+        <w:t>tivo no celular. Ele contém duas tabelas:</w:t>
+      </w:r>
+    </w:p>
+    <w:p>
+      <w:pPr>
+        <w:pStyle w:val="Ttulo3"/>
+      </w:pPr>
+      <w:bookmarkStart w:id="5" w:name="tabela-usuarios"/>
+      <w:r>
+        <w:t xml:space="preserve">Tabela </w:t>
+      </w:r>
+      <w:r>
+        <w:rPr>
+          <w:rStyle w:val="VerbatimChar"/>
+        </w:rPr>
+        <w:t>usuarios</w:t>
       </w:r>
     </w:p>
     <w:tbl>
       <w:tblPr>
         <w:tblStyle w:val="Table"/>
-        <w:tblW w:type="pct" w:w="5000"/>
+        <w:tblW w:w="5000" w:type="pct"/>
         <w:tblLayout w:type="fixed"/>
-        <w:tblLook w:firstRow="1" w:lastRow="0" w:firstColumn="0" w:lastColumn="0" w:noHBand="0" w:noVBand="0" w:val="0020"/>
+        <w:tblLook w:val="0020" w:firstRow="1" w:lastRow="0" w:firstColumn="0" w:lastColumn="0" w:noHBand="0" w:noVBand="0"/>
       </w:tblPr>
       <w:tblGrid>
-        <w:gridCol w:w="2640"/>
-        <w:gridCol w:w="2640"/>
-        <w:gridCol w:w="2640"/>
+        <w:gridCol w:w="3018"/>
+        <w:gridCol w:w="3018"/>
+        <w:gridCol w:w="3018"/>
       </w:tblGrid>
       <w:tr>
         <w:trPr>
-          <w:tblHeader w:val="on"/>
+          <w:cnfStyle w:val="100000000000" w:firstRow="1" w:lastRow="0" w:firstColumn="0" w:lastColumn="0" w:oddVBand="0" w:evenVBand="0" w:oddHBand="0" w:evenHBand="0" w:firstRowFirstColumn="0" w:firstRowLastColumn="0" w:lastRowFirstColumn="0" w:lastRowLastColumn="0"/>
+          <w:tblHeader/>
         </w:trPr>
         <w:tc>
-          <w:tcPr/>
-          <w:p>
-            <w:pPr>
-              <w:pStyle w:val="Compact"/>
-            </w:pPr>
-            <w:r>
-              <w:t xml:space="preserve">Coluna</w:t>
-            </w:r>
-          </w:p>
-        </w:tc>
-        <w:tc>
-          <w:tcPr/>
-          <w:p>
-            <w:pPr>
-              <w:pStyle w:val="Compact"/>
-            </w:pPr>
-            <w:r>
-              <w:t xml:space="preserve">Tipo</w:t>
-            </w:r>
-          </w:p>
-        </w:tc>
-        <w:tc>
-          <w:tcPr/>
-          <w:p>
-            <w:pPr>
-              <w:pStyle w:val="Compact"/>
-            </w:pPr>
-            <w:r>
-              <w:t xml:space="preserve">Descrição</w:t>
+          <w:tcPr>
+            <w:tcW w:w="2640" w:type="dxa"/>
+          </w:tcPr>
+          <w:p>
+            <w:pPr>
+              <w:pStyle w:val="Compact"/>
+            </w:pPr>
+            <w:r>
+              <w:t>Coluna</w:t>
+            </w:r>
+          </w:p>
+        </w:tc>
+        <w:tc>
+          <w:tcPr>
+            <w:tcW w:w="2640" w:type="dxa"/>
+          </w:tcPr>
+          <w:p>
+            <w:pPr>
+              <w:pStyle w:val="Compact"/>
+            </w:pPr>
+            <w:r>
+              <w:t>Tipo</w:t>
+            </w:r>
+          </w:p>
+        </w:tc>
+        <w:tc>
+          <w:tcPr>
+            <w:tcW w:w="2640" w:type="dxa"/>
+          </w:tcPr>
+          <w:p>
+            <w:pPr>
+              <w:pStyle w:val="Compact"/>
+            </w:pPr>
+            <w:r>
+              <w:t>Descrição</w:t>
             </w:r>
           </w:p>
         </w:tc>
       </w:tr>
       <w:tr>
         <w:tc>
-          <w:tcPr/>
-          <w:p>
-            <w:pPr>
-              <w:pStyle w:val="Compact"/>
-            </w:pPr>
-            <w:r>
-              <w:t xml:space="preserve">id</w:t>
-            </w:r>
-          </w:p>
-        </w:tc>
-        <w:tc>
-          <w:tcPr/>
-          <w:p>
-            <w:pPr>
-              <w:pStyle w:val="Compact"/>
-            </w:pPr>
-            <w:r>
-              <w:t xml:space="preserve">INTEGER (PK, autoincremento)</w:t>
-            </w:r>
-          </w:p>
-        </w:tc>
-        <w:tc>
-          <w:tcPr/>
-          <w:p>
-            <w:pPr>
-              <w:pStyle w:val="Compact"/>
-            </w:pPr>
-            <w:r>
-              <w:t xml:space="preserve">identificador único do usuário</w:t>
+          <w:tcPr>
+            <w:tcW w:w="2640" w:type="dxa"/>
+          </w:tcPr>
+          <w:p>
+            <w:pPr>
+              <w:pStyle w:val="Compact"/>
+            </w:pPr>
+            <w:r>
+              <w:t>id</w:t>
+            </w:r>
+          </w:p>
+        </w:tc>
+        <w:tc>
+          <w:tcPr>
+            <w:tcW w:w="2640" w:type="dxa"/>
+          </w:tcPr>
+          <w:p>
+            <w:pPr>
+              <w:pStyle w:val="Compact"/>
+            </w:pPr>
+            <w:r>
+              <w:t>INTEGER (PK, autoincremento)</w:t>
+            </w:r>
+          </w:p>
+        </w:tc>
+        <w:tc>
+          <w:tcPr>
+            <w:tcW w:w="2640" w:type="dxa"/>
+          </w:tcPr>
+          <w:p>
+            <w:pPr>
+              <w:pStyle w:val="Compact"/>
+            </w:pPr>
+            <w:r>
+              <w:t>identificador único do usuário</w:t>
             </w:r>
           </w:p>
         </w:tc>
       </w:tr>
       <w:tr>
         <w:tc>
-          <w:tcPr/>
-          <w:p>
-            <w:pPr>
-              <w:pStyle w:val="Compact"/>
-            </w:pPr>
-            <w:r>
-              <w:t xml:space="preserve">nome</w:t>
-            </w:r>
-          </w:p>
-        </w:tc>
-        <w:tc>
-          <w:tcPr/>
-          <w:p>
-            <w:pPr>
-              <w:pStyle w:val="Compact"/>
-            </w:pPr>
-            <w:r>
-              <w:t xml:space="preserve">TEXT</w:t>
-            </w:r>
-          </w:p>
-        </w:tc>
-        <w:tc>
-          <w:tcPr/>
-          <w:p>
-            <w:pPr>
-              <w:pStyle w:val="Compact"/>
-            </w:pPr>
-            <w:r>
-              <w:t xml:space="preserve">nome do usuário</w:t>
+          <w:tcPr>
+            <w:tcW w:w="2640" w:type="dxa"/>
+          </w:tcPr>
+          <w:p>
+            <w:pPr>
+              <w:pStyle w:val="Compact"/>
+            </w:pPr>
+            <w:r>
+              <w:t>nome</w:t>
+            </w:r>
+          </w:p>
+        </w:tc>
+        <w:tc>
+          <w:tcPr>
+            <w:tcW w:w="2640" w:type="dxa"/>
+          </w:tcPr>
+          <w:p>
+            <w:pPr>
+              <w:pStyle w:val="Compact"/>
+            </w:pPr>
+            <w:r>
+              <w:t>TEXT</w:t>
+            </w:r>
+          </w:p>
+        </w:tc>
+        <w:tc>
+          <w:tcPr>
+            <w:tcW w:w="2640" w:type="dxa"/>
+          </w:tcPr>
+          <w:p>
+            <w:pPr>
+              <w:pStyle w:val="Compact"/>
+            </w:pPr>
+            <w:r>
+              <w:t>nome do usuário</w:t>
             </w:r>
           </w:p>
         </w:tc>
       </w:tr>
       <w:tr>
         <w:tc>
-          <w:tcPr/>
-          <w:p>
-            <w:pPr>
-              <w:pStyle w:val="Compact"/>
-            </w:pPr>
-            <w:r>
-              <w:t xml:space="preserve">email</w:t>
-            </w:r>
-          </w:p>
-        </w:tc>
-        <w:tc>
-          <w:tcPr/>
-          <w:p>
-            <w:pPr>
-              <w:pStyle w:val="Compact"/>
-            </w:pPr>
-            <w:r>
-              <w:t xml:space="preserve">TEXT (único)</w:t>
-            </w:r>
-          </w:p>
-        </w:tc>
-        <w:tc>
-          <w:tcPr/>
-          <w:p>
-            <w:pPr>
-              <w:pStyle w:val="Compact"/>
-            </w:pPr>
-            <w:r>
-              <w:t xml:space="preserve">e-mail usado para login</w:t>
+          <w:tcPr>
+            <w:tcW w:w="2640" w:type="dxa"/>
+          </w:tcPr>
+          <w:p>
+            <w:pPr>
+              <w:pStyle w:val="Compact"/>
+            </w:pPr>
+            <w:r>
+              <w:t>email</w:t>
+            </w:r>
+          </w:p>
+        </w:tc>
+        <w:tc>
+          <w:tcPr>
+            <w:tcW w:w="2640" w:type="dxa"/>
+          </w:tcPr>
+          <w:p>
+            <w:pPr>
+              <w:pStyle w:val="Compact"/>
+            </w:pPr>
+            <w:r>
+              <w:t>TEXT (único)</w:t>
+            </w:r>
+          </w:p>
+        </w:tc>
+        <w:tc>
+          <w:tcPr>
+            <w:tcW w:w="2640" w:type="dxa"/>
+          </w:tcPr>
+          <w:p>
+            <w:pPr>
+              <w:pStyle w:val="Compact"/>
+            </w:pPr>
+            <w:r>
+              <w:t>e-mail usado para login</w:t>
             </w:r>
           </w:p>
         </w:tc>
       </w:tr>
       <w:tr>
         <w:tc>
-          <w:tcPr/>
-          <w:p>
-            <w:pPr>
-              <w:pStyle w:val="Compact"/>
-            </w:pPr>
-            <w:r>
-              <w:t xml:space="preserve">senha_hash</w:t>
-            </w:r>
-          </w:p>
-        </w:tc>
-        <w:tc>
-          <w:tcPr/>
-          <w:p>
-            <w:pPr>
-              <w:pStyle w:val="Compact"/>
-            </w:pPr>
-            <w:r>
-              <w:t xml:space="preserve">TEXT</w:t>
-            </w:r>
-          </w:p>
-        </w:tc>
-        <w:tc>
-          <w:tcPr/>
-          <w:p>
-            <w:pPr>
-              <w:pStyle w:val="Compact"/>
-            </w:pPr>
-            <w:r>
-              <w:t xml:space="preserve">hash SHA-256 da senha (a senha nunca é guardada em texto puro)</w:t>
+          <w:tcPr>
+            <w:tcW w:w="2640" w:type="dxa"/>
+          </w:tcPr>
+          <w:p>
+            <w:pPr>
+              <w:pStyle w:val="Compact"/>
+            </w:pPr>
+            <w:r>
+              <w:lastRenderedPageBreak/>
+              <w:t>senha_hash</w:t>
+            </w:r>
+          </w:p>
+        </w:tc>
+        <w:tc>
+          <w:tcPr>
+            <w:tcW w:w="2640" w:type="dxa"/>
+          </w:tcPr>
+          <w:p>
+            <w:pPr>
+              <w:pStyle w:val="Compact"/>
+            </w:pPr>
+            <w:r>
+              <w:t>TEXT</w:t>
+            </w:r>
+          </w:p>
+        </w:tc>
+        <w:tc>
+          <w:tcPr>
+            <w:tcW w:w="2640" w:type="dxa"/>
+          </w:tcPr>
+          <w:p>
+            <w:pPr>
+              <w:pStyle w:val="Compact"/>
+            </w:pPr>
+            <w:r>
+              <w:t>hash SHA-256 da senha (a senha nunca é guardada em texto puro)</w:t>
             </w:r>
           </w:p>
         </w:tc>
       </w:tr>
     </w:tbl>
-    <w:bookmarkEnd w:id="13"/>
-    <w:bookmarkStart w:id="14" w:name="tabela-contatos"/>
-    <w:p>
-      <w:pPr>
-        <w:pStyle w:val="Heading3"/>
-      </w:pPr>
-      <w:r>
-        <w:t xml:space="preserve">Tabela</w:t>
-      </w:r>
-      <w:r>
-        <w:t xml:space="preserve"> </w:t>
+    <w:p>
+      <w:pPr>
+        <w:pStyle w:val="Ttulo3"/>
+      </w:pPr>
+      <w:bookmarkStart w:id="6" w:name="tabela-contatos"/>
+      <w:bookmarkEnd w:id="5"/>
+      <w:r>
+        <w:t xml:space="preserve">Tabela </w:t>
       </w:r>
       <w:r>
         <w:rPr>
           <w:rStyle w:val="VerbatimChar"/>
         </w:rPr>
-        <w:t xml:space="preserve">contatos</w:t>
+        <w:t>contatos</w:t>
       </w:r>
     </w:p>
     <w:tbl>
       <w:tblPr>
         <w:tblStyle w:val="Table"/>
-        <w:tblW w:type="pct" w:w="5000"/>
+        <w:tblW w:w="5000" w:type="pct"/>
         <w:tblLayout w:type="fixed"/>
-        <w:tblLook w:firstRow="1" w:lastRow="0" w:firstColumn="0" w:lastColumn="0" w:noHBand="0" w:noVBand="0" w:val="0020"/>
+        <w:tblLook w:val="0020" w:firstRow="1" w:lastRow="0" w:firstColumn="0" w:lastColumn="0" w:noHBand="0" w:noVBand="0"/>
       </w:tblPr>
       <w:tblGrid>
-        <w:gridCol w:w="2640"/>
-        <w:gridCol w:w="2640"/>
-        <w:gridCol w:w="2640"/>
+        <w:gridCol w:w="3018"/>
+        <w:gridCol w:w="3018"/>
+        <w:gridCol w:w="3018"/>
       </w:tblGrid>
       <w:tr>
         <w:trPr>
-          <w:tblHeader w:val="on"/>
+          <w:cnfStyle w:val="100000000000" w:firstRow="1" w:lastRow="0" w:firstColumn="0" w:lastColumn="0" w:oddVBand="0" w:evenVBand="0" w:oddHBand="0" w:evenHBand="0" w:firstRowFirstColumn="0" w:firstRowLastColumn="0" w:lastRowFirstColumn="0" w:lastRowLastColumn="0"/>
+          <w:tblHeader/>
         </w:trPr>
         <w:tc>
-          <w:tcPr/>
-          <w:p>
-            <w:pPr>
-              <w:pStyle w:val="Compact"/>
-            </w:pPr>
-            <w:r>
-              <w:t xml:space="preserve">Coluna</w:t>
-            </w:r>
-          </w:p>
-        </w:tc>
-        <w:tc>
-          <w:tcPr/>
-          <w:p>
-            <w:pPr>
-              <w:pStyle w:val="Compact"/>
-            </w:pPr>
-            <w:r>
-              <w:t xml:space="preserve">Tipo</w:t>
-            </w:r>
-          </w:p>
-        </w:tc>
-        <w:tc>
-          <w:tcPr/>
-          <w:p>
-            <w:pPr>
-              <w:pStyle w:val="Compact"/>
-            </w:pPr>
-            <w:r>
-              <w:t xml:space="preserve">Descrição</w:t>
+          <w:tcPr>
+            <w:tcW w:w="2640" w:type="dxa"/>
+          </w:tcPr>
+          <w:p>
+            <w:pPr>
+              <w:pStyle w:val="Compact"/>
+            </w:pPr>
+            <w:r>
+              <w:t>Coluna</w:t>
+            </w:r>
+          </w:p>
+        </w:tc>
+        <w:tc>
+          <w:tcPr>
+            <w:tcW w:w="2640" w:type="dxa"/>
+          </w:tcPr>
+          <w:p>
+            <w:pPr>
+              <w:pStyle w:val="Compact"/>
+            </w:pPr>
+            <w:r>
+              <w:t>Tipo</w:t>
+            </w:r>
+          </w:p>
+        </w:tc>
+        <w:tc>
+          <w:tcPr>
+            <w:tcW w:w="2640" w:type="dxa"/>
+          </w:tcPr>
+          <w:p>
+            <w:pPr>
+              <w:pStyle w:val="Compact"/>
+            </w:pPr>
+            <w:r>
+              <w:t>Descrição</w:t>
             </w:r>
           </w:p>
         </w:tc>
       </w:tr>
       <w:tr>
         <w:tc>
-          <w:tcPr/>
-          <w:p>
-            <w:pPr>
-              <w:pStyle w:val="Compact"/>
-            </w:pPr>
-            <w:r>
-              <w:t xml:space="preserve">id</w:t>
-            </w:r>
-          </w:p>
-        </w:tc>
-        <w:tc>
-          <w:tcPr/>
-          <w:p>
-            <w:pPr>
-              <w:pStyle w:val="Compact"/>
-            </w:pPr>
-            <w:r>
-              <w:t xml:space="preserve">INTEGER (PK, autoincremento)</w:t>
-            </w:r>
-          </w:p>
-        </w:tc>
-        <w:tc>
-          <w:tcPr/>
-          <w:p>
-            <w:pPr>
-              <w:pStyle w:val="Compact"/>
-            </w:pPr>
-            <w:r>
-              <w:t xml:space="preserve">identificador único do contato</w:t>
+          <w:tcPr>
+            <w:tcW w:w="2640" w:type="dxa"/>
+          </w:tcPr>
+          <w:p>
+            <w:pPr>
+              <w:pStyle w:val="Compact"/>
+            </w:pPr>
+            <w:r>
+              <w:t>id</w:t>
+            </w:r>
+          </w:p>
+        </w:tc>
+        <w:tc>
+          <w:tcPr>
+            <w:tcW w:w="2640" w:type="dxa"/>
+          </w:tcPr>
+          <w:p>
+            <w:pPr>
+              <w:pStyle w:val="Compact"/>
+            </w:pPr>
+            <w:r>
+              <w:t>INTEGER (PK, autoincremento)</w:t>
+            </w:r>
+          </w:p>
+        </w:tc>
+        <w:tc>
+          <w:tcPr>
+            <w:tcW w:w="2640" w:type="dxa"/>
+          </w:tcPr>
+          <w:p>
+            <w:pPr>
+              <w:pStyle w:val="Compact"/>
+            </w:pPr>
+            <w:r>
+              <w:t>identificador único do contato</w:t>
             </w:r>
           </w:p>
         </w:tc>
       </w:tr>
       <w:tr>
         <w:tc>
-          <w:tcPr/>
-          <w:p>
-            <w:pPr>
-              <w:pStyle w:val="Compact"/>
-            </w:pPr>
-            <w:r>
-              <w:t xml:space="preserve">usuario_id</w:t>
-            </w:r>
-          </w:p>
-        </w:tc>
-        <w:tc>
-          <w:tcPr/>
-          <w:p>
-            <w:pPr>
-              <w:pStyle w:val="Compact"/>
-            </w:pPr>
-            <w:r>
-              <w:t xml:space="preserve">INTEGER</w:t>
-            </w:r>
-          </w:p>
-        </w:tc>
-        <w:tc>
-          <w:tcPr/>
-          <w:p>
-            <w:pPr>
-              <w:pStyle w:val="Compact"/>
-            </w:pPr>
-            <w:r>
-              <w:t xml:space="preserve">chave estrangeira para</w:t>
-            </w:r>
-            <w:r>
-              <w:t xml:space="preserve"> </w:t>
+          <w:tcPr>
+            <w:tcW w:w="2640" w:type="dxa"/>
+          </w:tcPr>
+          <w:p>
+            <w:pPr>
+              <w:pStyle w:val="Compact"/>
+            </w:pPr>
+            <w:r>
+              <w:t>usuario_id</w:t>
+            </w:r>
+          </w:p>
+        </w:tc>
+        <w:tc>
+          <w:tcPr>
+            <w:tcW w:w="2640" w:type="dxa"/>
+          </w:tcPr>
+          <w:p>
+            <w:pPr>
+              <w:pStyle w:val="Compact"/>
+            </w:pPr>
+            <w:r>
+              <w:t>INTEGER</w:t>
+            </w:r>
+          </w:p>
+        </w:tc>
+        <w:tc>
+          <w:tcPr>
+            <w:tcW w:w="2640" w:type="dxa"/>
+          </w:tcPr>
+          <w:p>
+            <w:pPr>
+              <w:pStyle w:val="Compact"/>
+            </w:pPr>
+            <w:r>
+              <w:t xml:space="preserve">chave estrangeira para </w:t>
             </w:r>
             <w:r>
               <w:rPr>
                 <w:rStyle w:val="VerbatimChar"/>
               </w:rPr>
-              <w:t xml:space="preserve">usuarios.id</w:t>
+              <w:t>usuarios.id</w:t>
             </w:r>
             <w:r>
               <w:t xml:space="preserve"> </w:t>
             </w:r>
             <w:r>
-              <w:t xml:space="preserve">— garante que cada usuário só veja seus próprios contatos</w:t>
+              <w:t>— garante que cada usuário só veja seus próprios contatos</w:t>
             </w:r>
           </w:p>
         </w:tc>
       </w:tr>
       <w:tr>
         <w:tc>
-          <w:tcPr/>
-          <w:p>
-            <w:pPr>
-              <w:pStyle w:val="Compact"/>
-            </w:pPr>
-            <w:r>
-              <w:t xml:space="preserve">nome</w:t>
-            </w:r>
-          </w:p>
-        </w:tc>
-        <w:tc>
-          <w:tcPr/>
-          <w:p>
-            <w:pPr>
-              <w:pStyle w:val="Compact"/>
-            </w:pPr>
-            <w:r>
-              <w:t xml:space="preserve">TEXT</w:t>
-            </w:r>
-          </w:p>
-        </w:tc>
-        <w:tc>
-          <w:tcPr/>
-          <w:p>
-            <w:pPr>
-              <w:pStyle w:val="Compact"/>
-            </w:pPr>
-            <w:r>
-              <w:t xml:space="preserve">nome do contato</w:t>
+          <w:tcPr>
+            <w:tcW w:w="2640" w:type="dxa"/>
+          </w:tcPr>
+          <w:p>
+            <w:pPr>
+              <w:pStyle w:val="Compact"/>
+            </w:pPr>
+            <w:r>
+              <w:t>nome</w:t>
+            </w:r>
+          </w:p>
+        </w:tc>
+        <w:tc>
+          <w:tcPr>
+            <w:tcW w:w="2640" w:type="dxa"/>
+          </w:tcPr>
+          <w:p>
+            <w:pPr>
+              <w:pStyle w:val="Compact"/>
+            </w:pPr>
+            <w:r>
+              <w:t>TEXT</w:t>
+            </w:r>
+          </w:p>
+        </w:tc>
+        <w:tc>
+          <w:tcPr>
+            <w:tcW w:w="2640" w:type="dxa"/>
+          </w:tcPr>
+          <w:p>
+            <w:pPr>
+              <w:pStyle w:val="Compact"/>
+            </w:pPr>
+            <w:r>
+              <w:t>nome do contato</w:t>
             </w:r>
           </w:p>
         </w:tc>
       </w:tr>
       <w:tr>
         <w:tc>
-          <w:tcPr/>
-          <w:p>
-            <w:pPr>
-              <w:pStyle w:val="Compact"/>
-            </w:pPr>
-            <w:r>
-              <w:t xml:space="preserve">telefone</w:t>
-            </w:r>
-          </w:p>
-        </w:tc>
-        <w:tc>
-          <w:tcPr/>
-          <w:p>
-            <w:pPr>
-              <w:pStyle w:val="Compact"/>
-            </w:pPr>
-            <w:r>
-              <w:t xml:space="preserve">TEXT</w:t>
-            </w:r>
-          </w:p>
-        </w:tc>
-        <w:tc>
-          <w:tcPr/>
-          <w:p>
-            <w:pPr>
-              <w:pStyle w:val="Compact"/>
-            </w:pPr>
-            <w:r>
-              <w:t xml:space="preserve">telefone do contato</w:t>
+          <w:tcPr>
+            <w:tcW w:w="2640" w:type="dxa"/>
+          </w:tcPr>
+          <w:p>
+            <w:pPr>
+              <w:pStyle w:val="Compact"/>
+            </w:pPr>
+            <w:r>
+              <w:t>telefone</w:t>
+            </w:r>
+          </w:p>
+        </w:tc>
+        <w:tc>
+          <w:tcPr>
+            <w:tcW w:w="2640" w:type="dxa"/>
+          </w:tcPr>
+          <w:p>
+            <w:pPr>
+              <w:pStyle w:val="Compact"/>
+            </w:pPr>
+            <w:r>
+              <w:t>TEXT</w:t>
+            </w:r>
+          </w:p>
+        </w:tc>
+        <w:tc>
+          <w:tcPr>
+            <w:tcW w:w="2640" w:type="dxa"/>
+          </w:tcPr>
+          <w:p>
+            <w:pPr>
+              <w:pStyle w:val="Compact"/>
+            </w:pPr>
+            <w:r>
+              <w:t>telefone do contato</w:t>
             </w:r>
           </w:p>
         </w:tc>
       </w:tr>
       <w:tr>
         <w:tc>
-          <w:tcPr/>
-          <w:p>
-            <w:pPr>
-              <w:pStyle w:val="Compact"/>
-            </w:pPr>
-            <w:r>
-              <w:t xml:space="preserve">email</w:t>
-            </w:r>
-          </w:p>
-        </w:tc>
-        <w:tc>
-          <w:tcPr/>
-          <w:p>
-            <w:pPr>
-              <w:pStyle w:val="Compact"/>
-            </w:pPr>
-            <w:r>
-              <w:t xml:space="preserve">TEXT</w:t>
-            </w:r>
-          </w:p>
-        </w:tc>
-        <w:tc>
-          <w:tcPr/>
-          <w:p>
-            <w:pPr>
-              <w:pStyle w:val="Compact"/>
-            </w:pPr>
-            <w:r>
-              <w:t xml:space="preserve">e-mail do contato (opcional)</w:t>
+          <w:tcPr>
+            <w:tcW w:w="2640" w:type="dxa"/>
+          </w:tcPr>
+          <w:p>
+            <w:pPr>
+              <w:pStyle w:val="Compact"/>
+            </w:pPr>
+            <w:r>
+              <w:t>email</w:t>
+            </w:r>
+          </w:p>
+        </w:tc>
+        <w:tc>
+          <w:tcPr>
+            <w:tcW w:w="2640" w:type="dxa"/>
+          </w:tcPr>
+          <w:p>
+            <w:pPr>
+              <w:pStyle w:val="Compact"/>
+            </w:pPr>
+            <w:r>
+              <w:t>TEXT</w:t>
+            </w:r>
+          </w:p>
+        </w:tc>
+        <w:tc>
+          <w:tcPr>
+            <w:tcW w:w="2640" w:type="dxa"/>
+          </w:tcPr>
+          <w:p>
+            <w:pPr>
+              <w:pStyle w:val="Compact"/>
+            </w:pPr>
+            <w:r>
+              <w:t>e-mail do contato (opcional)</w:t>
             </w:r>
           </w:p>
         </w:tc>
       </w:tr>
     </w:tbl>
-    <w:bookmarkEnd w:id="14"/>
-    <w:bookmarkEnd w:id="15"/>
-    <w:bookmarkStart w:id="16" w:name="como-funciona-o-aplicativo-fluxo-de-uso"/>
-    <w:p>
-      <w:pPr>
-        <w:pStyle w:val="Heading1"/>
-      </w:pPr>
-      <w:r>
-        <w:t xml:space="preserve">5. Como funciona o aplicativo (fluxo de uso)</w:t>
+    <w:p>
+      <w:pPr>
+        <w:pStyle w:val="Ttulo1"/>
+      </w:pPr>
+      <w:bookmarkStart w:id="7" w:name="como-funciona-o-aplicativo-fluxo-de-uso"/>
+      <w:bookmarkEnd w:id="4"/>
+      <w:bookmarkEnd w:id="6"/>
+      <w:r>
+        <w:t>5. Como funciona o aplicativo (fluxo de uso)</w:t>
       </w:r>
     </w:p>
     <w:p>
@@ -1006,7 +1120,7 @@
         <w:pStyle w:val="Compact"/>
         <w:numPr>
           <w:ilvl w:val="0"/>
-          <w:numId w:val="1001"/>
+          <w:numId w:val="2"/>
         </w:numPr>
       </w:pPr>
       <w:r>
@@ -1014,13 +1128,13 @@
           <w:b/>
           <w:bCs/>
         </w:rPr>
-        <w:t xml:space="preserve">Tela de Login</w:t>
+        <w:t>Tela de Login</w:t>
       </w:r>
       <w:r>
         <w:t xml:space="preserve"> </w:t>
       </w:r>
       <w:r>
-        <w:t xml:space="preserve">— usuário já cadastrado informa e-mail e senha. Se as credenciais batem com o hash salvo no banco, é redirecionado para a lista de contatos.</w:t>
+        <w:t>— usuário já cadastrado informa e-mail e senha. Se as credenciais batem com o hash salvo no banco, é redirecionado para a lista de contatos.</w:t>
       </w:r>
     </w:p>
     <w:p>
@@ -1028,7 +1142,7 @@
         <w:pStyle w:val="Compact"/>
         <w:numPr>
           <w:ilvl w:val="0"/>
-          <w:numId w:val="1001"/>
+          <w:numId w:val="2"/>
         </w:numPr>
       </w:pPr>
       <w:r>
@@ -1036,13 +1150,13 @@
           <w:b/>
           <w:bCs/>
         </w:rPr>
-        <w:t xml:space="preserve">Tela de Cadastro</w:t>
-      </w:r>
-      <w:r>
-        <w:t xml:space="preserve"> </w:t>
-      </w:r>
-      <w:r>
-        <w:t xml:space="preserve">— novo usuário informa nome, e-mail e senha (com confirmação). A senha é transformada em hash SHA-256 antes de ser salva no banco — assim, mesmo quem tiver acesso ao arquivo do banco não vê a senha original.</w:t>
+        <w:t>Tela de Cadastro</w:t>
+      </w:r>
+      <w:r>
+        <w:t xml:space="preserve"> — novo usuário informa nome, e-mail e senha (com confirmação). A senha é transformada em hash SHA-</w:t>
+      </w:r>
+      <w:r>
+        <w:t>256 antes de ser salva no banco — assim, mesmo quem tiver acesso ao arquivo do banco não vê a senha original.</w:t>
       </w:r>
     </w:p>
     <w:p>
@@ -1050,7 +1164,7 @@
         <w:pStyle w:val="Compact"/>
         <w:numPr>
           <w:ilvl w:val="0"/>
-          <w:numId w:val="1001"/>
+          <w:numId w:val="2"/>
         </w:numPr>
       </w:pPr>
       <w:r>
@@ -1058,25 +1172,19 @@
           <w:b/>
           <w:bCs/>
         </w:rPr>
-        <w:t xml:space="preserve">Tela de Lista de Contatos</w:t>
-      </w:r>
-      <w:r>
-        <w:t xml:space="preserve"> </w:t>
-      </w:r>
-      <w:r>
-        <w:t xml:space="preserve">— mostra todos os contatos cadastrados pelo usuário logado (somente os dele, filtrados por</w:t>
-      </w:r>
-      <w:r>
-        <w:t xml:space="preserve"> </w:t>
+        <w:t>Tela de Lista de Contatos</w:t>
+      </w:r>
+      <w:r>
+        <w:t xml:space="preserve"> — mostra todos os contatos cadastrados pelo usuário logado (somente os dele, filtrados por </w:t>
       </w:r>
       <w:r>
         <w:rPr>
           <w:rStyle w:val="VerbatimChar"/>
         </w:rPr>
-        <w:t xml:space="preserve">usuario_id</w:t>
-      </w:r>
-      <w:r>
-        <w:t xml:space="preserve">). Possui:</w:t>
+        <w:t>usuario_id</w:t>
+      </w:r>
+      <w:r>
+        <w:t>). Possui:</w:t>
       </w:r>
     </w:p>
     <w:p>
@@ -1084,23 +1192,14 @@
         <w:pStyle w:val="Compact"/>
         <w:numPr>
           <w:ilvl w:val="1"/>
-          <w:numId w:val="1002"/>
+          <w:numId w:val="3"/>
         </w:numPr>
       </w:pPr>
       <w:r>
-        <w:t xml:space="preserve">botão flutuante</w:t>
-      </w:r>
-      <w:r>
-        <w:t xml:space="preserve"> </w:t>
-      </w:r>
-      <w:r>
-        <w:t xml:space="preserve">“+”</w:t>
-      </w:r>
-      <w:r>
-        <w:t xml:space="preserve"> </w:t>
-      </w:r>
-      <w:r>
-        <w:t xml:space="preserve">para adicionar um novo contato</w:t>
+        <w:t>botão fl</w:t>
+      </w:r>
+      <w:r>
+        <w:t>utuante “+” para adicionar um novo contato</w:t>
       </w:r>
     </w:p>
     <w:p>
@@ -1108,23 +1207,11 @@
         <w:pStyle w:val="Compact"/>
         <w:numPr>
           <w:ilvl w:val="1"/>
-          <w:numId w:val="1002"/>
+          <w:numId w:val="3"/>
         </w:numPr>
       </w:pPr>
       <w:r>
-        <w:t xml:space="preserve">botão</w:t>
-      </w:r>
-      <w:r>
-        <w:t xml:space="preserve"> </w:t>
-      </w:r>
-      <w:r>
-        <w:t xml:space="preserve">“Editar”</w:t>
-      </w:r>
-      <w:r>
-        <w:t xml:space="preserve"> </w:t>
-      </w:r>
-      <w:r>
-        <w:t xml:space="preserve">em cada contato, que abre o formulário preenchido</w:t>
+        <w:t>botão “Editar” em cada contato, que abre o formulário preenchido</w:t>
       </w:r>
     </w:p>
     <w:p>
@@ -1132,23 +1219,11 @@
         <w:pStyle w:val="Compact"/>
         <w:numPr>
           <w:ilvl w:val="1"/>
-          <w:numId w:val="1002"/>
+          <w:numId w:val="3"/>
         </w:numPr>
       </w:pPr>
       <w:r>
-        <w:t xml:space="preserve">botão</w:t>
-      </w:r>
-      <w:r>
-        <w:t xml:space="preserve"> </w:t>
-      </w:r>
-      <w:r>
-        <w:t xml:space="preserve">“Excluir”</w:t>
-      </w:r>
-      <w:r>
-        <w:t xml:space="preserve"> </w:t>
-      </w:r>
-      <w:r>
-        <w:t xml:space="preserve">em cada contato, que pede confirmação antes de excluir</w:t>
+        <w:t>botão “Excluir” em cada contato, que pede confirmação antes de excluir</w:t>
       </w:r>
     </w:p>
     <w:p>
@@ -1156,23 +1231,11 @@
         <w:pStyle w:val="Compact"/>
         <w:numPr>
           <w:ilvl w:val="1"/>
-          <w:numId w:val="1002"/>
+          <w:numId w:val="3"/>
         </w:numPr>
       </w:pPr>
       <w:r>
-        <w:t xml:space="preserve">botão</w:t>
-      </w:r>
-      <w:r>
-        <w:t xml:space="preserve"> </w:t>
-      </w:r>
-      <w:r>
-        <w:t xml:space="preserve">“Sair”</w:t>
-      </w:r>
-      <w:r>
-        <w:t xml:space="preserve"> </w:t>
-      </w:r>
-      <w:r>
-        <w:t xml:space="preserve">para fazer logout e voltar à tela de login</w:t>
+        <w:t>botão “Sair” para fazer logout e voltar à tela de login</w:t>
       </w:r>
     </w:p>
     <w:p>
@@ -1180,7 +1243,7 @@
         <w:pStyle w:val="Compact"/>
         <w:numPr>
           <w:ilvl w:val="0"/>
-          <w:numId w:val="1001"/>
+          <w:numId w:val="2"/>
         </w:numPr>
       </w:pPr>
       <w:r>
@@ -1188,23 +1251,23 @@
           <w:b/>
           <w:bCs/>
         </w:rPr>
-        <w:t xml:space="preserve">Tela de Formulário</w:t>
-      </w:r>
-      <w:r>
-        <w:t xml:space="preserve"> </w:t>
-      </w:r>
-      <w:r>
-        <w:t xml:space="preserve">— usada tanto para criar um contato novo quanto para editar um existente (o mesmo formulário é reaproveitado nos dois casos).</w:t>
-      </w:r>
-    </w:p>
-    <w:bookmarkEnd w:id="16"/>
-    <w:bookmarkStart w:id="17" w:name="segurança"/>
-    <w:p>
-      <w:pPr>
-        <w:pStyle w:val="Heading1"/>
-      </w:pPr>
-      <w:r>
-        <w:t xml:space="preserve">6. Segurança</w:t>
+        <w:t>Tela de Formulário</w:t>
+      </w:r>
+      <w:r>
+        <w:t xml:space="preserve"> — </w:t>
+      </w:r>
+      <w:r>
+        <w:t>usada tanto para criar um contato novo quanto para editar um existente (o mesmo formulário é reaproveitado nos dois casos).</w:t>
+      </w:r>
+    </w:p>
+    <w:p>
+      <w:pPr>
+        <w:pStyle w:val="Ttulo1"/>
+      </w:pPr>
+      <w:bookmarkStart w:id="8" w:name="segurança"/>
+      <w:bookmarkEnd w:id="7"/>
+      <w:r>
+        <w:t>6. Segurança</w:t>
       </w:r>
     </w:p>
     <w:p>
@@ -1212,11 +1275,11 @@
         <w:pStyle w:val="Compact"/>
         <w:numPr>
           <w:ilvl w:val="0"/>
-          <w:numId w:val="1003"/>
+          <w:numId w:val="4"/>
         </w:numPr>
       </w:pPr>
       <w:r>
-        <w:t xml:space="preserve">As senhas nunca são armazenadas em texto puro: são transformadas em hash SHA-256 antes de serem gravadas no banco.</w:t>
+        <w:t>As senhas nunca são armazenadas em texto puro: são transformadas em hash SHA-256 antes de serem gravadas no banco.</w:t>
       </w:r>
     </w:p>
     <w:p>
@@ -1224,32 +1287,32 @@
         <w:pStyle w:val="Compact"/>
         <w:numPr>
           <w:ilvl w:val="0"/>
-          <w:numId w:val="1003"/>
+          <w:numId w:val="4"/>
         </w:numPr>
       </w:pPr>
       <w:r>
-        <w:t xml:space="preserve">O e-mail é definido como campo único (</w:t>
+        <w:t>O e-</w:t>
+      </w:r>
+      <w:r>
+        <w:t>mail é definido como campo único (</w:t>
       </w:r>
       <w:r>
         <w:rPr>
           <w:rStyle w:val="VerbatimChar"/>
         </w:rPr>
-        <w:t xml:space="preserve">UNIQUE</w:t>
-      </w:r>
-      <w:r>
-        <w:t xml:space="preserve">) na tabela</w:t>
-      </w:r>
-      <w:r>
-        <w:t xml:space="preserve"> </w:t>
+        <w:t>UNIQUE</w:t>
+      </w:r>
+      <w:r>
+        <w:t xml:space="preserve">) na tabela </w:t>
       </w:r>
       <w:r>
         <w:rPr>
           <w:rStyle w:val="VerbatimChar"/>
         </w:rPr>
-        <w:t xml:space="preserve">usuarios</w:t>
-      </w:r>
-      <w:r>
-        <w:t xml:space="preserve">, impedindo cadastro duplicado.</w:t>
+        <w:t>usuarios</w:t>
+      </w:r>
+      <w:r>
+        <w:t>, impedindo cadastro duplicado.</w:t>
       </w:r>
     </w:p>
     <w:p>
@@ -1257,36 +1320,31 @@
         <w:pStyle w:val="Compact"/>
         <w:numPr>
           <w:ilvl w:val="0"/>
-          <w:numId w:val="1003"/>
+          <w:numId w:val="4"/>
         </w:numPr>
       </w:pPr>
       <w:r>
-        <w:t xml:space="preserve">Cada contato é vinculado ao</w:t>
-      </w:r>
-      <w:r>
-        <w:t xml:space="preserve"> </w:t>
+        <w:lastRenderedPageBreak/>
+        <w:t xml:space="preserve">Cada contato é vinculado ao </w:t>
       </w:r>
       <w:r>
         <w:rPr>
           <w:rStyle w:val="VerbatimChar"/>
         </w:rPr>
-        <w:t xml:space="preserve">usuario_id</w:t>
-      </w:r>
-      <w:r>
-        <w:t xml:space="preserve"> </w:t>
-      </w:r>
-      <w:r>
-        <w:t xml:space="preserve">de quem o criou, então um usuário nunca vê os contatos de outro usuário.</w:t>
-      </w:r>
-    </w:p>
-    <w:bookmarkEnd w:id="17"/>
-    <w:bookmarkStart w:id="18" w:name="como-executar-o-projeto"/>
-    <w:p>
-      <w:pPr>
-        <w:pStyle w:val="Heading1"/>
-      </w:pPr>
-      <w:r>
-        <w:t xml:space="preserve">7. Como executar o projeto</w:t>
+        <w:t>usuario_id</w:t>
+      </w:r>
+      <w:r>
+        <w:t xml:space="preserve"> de quem o criou, então um usuário nunca vê os contatos de outro usuário.</w:t>
+      </w:r>
+    </w:p>
+    <w:p>
+      <w:pPr>
+        <w:pStyle w:val="Ttulo1"/>
+      </w:pPr>
+      <w:bookmarkStart w:id="9" w:name="como-executar-o-projeto"/>
+      <w:bookmarkEnd w:id="8"/>
+      <w:r>
+        <w:t>7. Como executar o projeto</w:t>
       </w:r>
     </w:p>
     <w:p>
@@ -1294,20 +1352,17 @@
         <w:pStyle w:val="Compact"/>
         <w:numPr>
           <w:ilvl w:val="0"/>
-          <w:numId w:val="1004"/>
+          <w:numId w:val="5"/>
         </w:numPr>
       </w:pPr>
       <w:r>
-        <w:t xml:space="preserve">Clonar o repositório:</w:t>
-      </w:r>
-      <w:r>
-        <w:t xml:space="preserve"> </w:t>
+        <w:t xml:space="preserve">Clonar o repositório: </w:t>
       </w:r>
       <w:r>
         <w:rPr>
           <w:rStyle w:val="VerbatimChar"/>
         </w:rPr>
-        <w:t xml:space="preserve">git clone https://github.com/LeandreraHub/Mobile.git</w:t>
+        <w:t>git clone https://github.com/LeandreraHub/Mobile.git</w:t>
       </w:r>
     </w:p>
     <w:p>
@@ -1315,20 +1370,20 @@
         <w:pStyle w:val="Compact"/>
         <w:numPr>
           <w:ilvl w:val="0"/>
-          <w:numId w:val="1004"/>
+          <w:numId w:val="5"/>
         </w:numPr>
       </w:pPr>
       <w:r>
-        <w:t xml:space="preserve">Abrir a pasta do projeto no Android Studio (</w:t>
+        <w:t>Abrir a pasta do projeto no Android Studio (</w:t>
       </w:r>
       <w:r>
         <w:rPr>
           <w:rStyle w:val="VerbatimChar"/>
         </w:rPr>
-        <w:t xml:space="preserve">File &gt; Open</w:t>
-      </w:r>
-      <w:r>
-        <w:t xml:space="preserve">)</w:t>
+        <w:t>File &gt; Open</w:t>
+      </w:r>
+      <w:r>
+        <w:t>)</w:t>
       </w:r>
     </w:p>
     <w:p>
@@ -1336,11 +1391,11 @@
         <w:pStyle w:val="Compact"/>
         <w:numPr>
           <w:ilvl w:val="0"/>
-          <w:numId w:val="1004"/>
+          <w:numId w:val="5"/>
         </w:numPr>
       </w:pPr>
       <w:r>
-        <w:t xml:space="preserve">Aguardar a sincronização do Gradle</w:t>
+        <w:t>Aguardar a sincronização do Gradle</w:t>
       </w:r>
     </w:p>
     <w:p>
@@ -1348,11 +1403,11 @@
         <w:pStyle w:val="Compact"/>
         <w:numPr>
           <w:ilvl w:val="0"/>
-          <w:numId w:val="1004"/>
+          <w:numId w:val="5"/>
         </w:numPr>
       </w:pPr>
       <w:r>
-        <w:t xml:space="preserve">Conectar um celular Android via cabo USB com a Depuração USB ativada (ou usar um emulador)</w:t>
+        <w:t>Conectar um celular Android via cabo USB com a Depuração USB ativada (ou usar um emulador)</w:t>
       </w:r>
     </w:p>
     <w:p>
@@ -1360,33 +1415,24 @@
         <w:pStyle w:val="Compact"/>
         <w:numPr>
           <w:ilvl w:val="0"/>
-          <w:numId w:val="1004"/>
+          <w:numId w:val="5"/>
         </w:numPr>
       </w:pPr>
       <w:r>
-        <w:t xml:space="preserve">Selecionar o dispositivo no topo da tela e clicar no botão verde</w:t>
-      </w:r>
-      <w:r>
-        <w:t xml:space="preserve"> </w:t>
-      </w:r>
-      <w:r>
-        <w:t xml:space="preserve">“Run”</w:t>
-      </w:r>
-      <w:r>
-        <w:t xml:space="preserve"> </w:t>
-      </w:r>
-      <w:r>
-        <w:t xml:space="preserve">(▶)</w:t>
-      </w:r>
-    </w:p>
-    <w:bookmarkEnd w:id="18"/>
-    <w:bookmarkStart w:id="19" w:name="processo-de-desenvolvimento"/>
-    <w:p>
-      <w:pPr>
-        <w:pStyle w:val="Heading1"/>
-      </w:pPr>
-      <w:r>
-        <w:t xml:space="preserve">8. Processo de desenvolvimento</w:t>
+        <w:t>Selecionar o disposi</w:t>
+      </w:r>
+      <w:r>
+        <w:t>tivo no topo da tela e clicar no botão verde “Run” (▶)</w:t>
+      </w:r>
+    </w:p>
+    <w:p>
+      <w:pPr>
+        <w:pStyle w:val="Ttulo1"/>
+      </w:pPr>
+      <w:bookmarkStart w:id="10" w:name="processo-de-desenvolvimento"/>
+      <w:bookmarkEnd w:id="9"/>
+      <w:r>
+        <w:t>8. Processo de desenvolvimento</w:t>
       </w:r>
     </w:p>
     <w:p>
@@ -1394,64 +1440,33 @@
         <w:pStyle w:val="FirstParagraph"/>
       </w:pPr>
       <w:r>
-        <w:t xml:space="preserve">O ambiente de desenvolvimento foi montado em um computador com poucos recursos, então o aplicativo foi testado executando diretamente em um celular físico (Samsung SM-A546E) conectado via cabo USB com Depuração USB ativada, evitando o uso do emulador do Android Studio (que exige muito mais memória RAM e processamento).</w:t>
-      </w:r>
-    </w:p>
-    <w:p>
-      <w:pPr>
-        <w:pStyle w:val="BodyText"/>
-      </w:pPr>
-      <w:r>
-        <w:t xml:space="preserve">O código foi escrito com auxílio de IA (Claude Code), com testes de build feitos via linha de comando (</w:t>
-      </w:r>
-      <w:r>
-        <w:rPr>
-          <w:rStyle w:val="VerbatimChar"/>
-        </w:rPr>
-        <w:t xml:space="preserve">gradlew assembleDebug</w:t>
-      </w:r>
-      <w:r>
-        <w:t xml:space="preserve">) e testes funcionais feitos manualmente no celular (cadastro, login, criação, edição e exclusão de contatos, e logout).</w:t>
-      </w:r>
-    </w:p>
-    <w:bookmarkEnd w:id="19"/>
+        <w:t>O ambiente de desenvolvimento foi montado em um computador com poucos recursos, então o aplicativo foi testado executando diretamente em um celular físico (Samsung SM-A54</w:t>
+      </w:r>
+      <w:r>
+        <w:t>6E) conectado via cabo USB com Depuração USB ativada, evitando o uso do emulador do Android Studio (que exige muito mais memória RAM e processamento).</w:t>
+      </w:r>
+      <w:bookmarkStart w:id="11" w:name="_GoBack"/>
+      <w:bookmarkEnd w:id="10"/>
+      <w:bookmarkEnd w:id="11"/>
+    </w:p>
     <w:sectPr>
       <w:footnotePr>
         <w:numRestart w:val="eachSect"/>
       </w:footnotePr>
+      <w:pgSz w:w="12240" w:h="15840"/>
+      <w:pgMar w:top="1417" w:right="1701" w:bottom="1417" w:left="1701" w:header="720" w:footer="720" w:gutter="0"/>
+      <w:cols w:space="720"/>
     </w:sectPr>
   </w:body>
 </w:document>
 </file>
 
-<file path=word/comments.xml><?xml version="1.0" encoding="utf-8"?>
-<w:comments xmlns:w="http://schemas.openxmlformats.org/wordprocessingml/2006/main" xmlns:m="http://schemas.openxmlformats.org/officeDocument/2006/math" xmlns:r="http://schemas.openxmlformats.org/officeDocument/2006/relationships" xmlns:o="urn:schemas-microsoft-com:office:office" xmlns:v="urn:schemas-microsoft-com:vml" xmlns:w10="urn:schemas-microsoft-com:office:word" xmlns:a="http://schemas.openxmlformats.org/drawingml/2006/main" xmlns:pic="http://schemas.openxmlformats.org/drawingml/2006/picture" xmlns:wp="http://schemas.openxmlformats.org/drawingml/2006/wordprocessingDrawing"/>
-</file>
-
-<file path=word/footnotes.xml><?xml version="1.0" encoding="utf-8"?>
-<w:footnotes xmlns:w="http://schemas.openxmlformats.org/wordprocessingml/2006/main" xmlns:m="http://schemas.openxmlformats.org/officeDocument/2006/math" xmlns:r="http://schemas.openxmlformats.org/officeDocument/2006/relationships" xmlns:o="urn:schemas-microsoft-com:office:office" xmlns:v="urn:schemas-microsoft-com:vml" xmlns:w10="urn:schemas-microsoft-com:office:word" xmlns:a="http://schemas.openxmlformats.org/drawingml/2006/main" xmlns:pic="http://schemas.openxmlformats.org/drawingml/2006/picture" xmlns:wp="http://schemas.openxmlformats.org/drawingml/2006/wordprocessingDrawing">
-  <w:footnote w:type="continuationSeparator" w:id="0">
-    <w:p>
-      <w:r>
-        <w:continuationSeparator/>
-      </w:r>
-    </w:p>
-  </w:footnote>
-  <w:footnote w:type="separator" w:id="-1">
-    <w:p>
-      <w:r>
-        <w:separator/>
-      </w:r>
-    </w:p>
-  </w:footnote>
-</w:footnotes>
-</file>
-
 <file path=word/numbering.xml><?xml version="1.0" encoding="utf-8"?>
-<w:numbering xmlns:w="http://schemas.openxmlformats.org/wordprocessingml/2006/main">
-  <w:abstractNum w:abstractNumId="990">
+<w:numbering xmlns:wpc="http://schemas.microsoft.com/office/word/2010/wordprocessingCanvas" xmlns:cx="http://schemas.microsoft.com/office/drawing/2014/chartex" xmlns:cx1="http://schemas.microsoft.com/office/drawing/2015/9/8/chartex" xmlns:cx2="http://schemas.microsoft.com/office/drawing/2015/10/21/chartex" xmlns:cx3="http://schemas.microsoft.com/office/drawing/2016/5/9/chartex" xmlns:cx4="http://schemas.microsoft.com/office/drawing/2016/5/10/chartex" xmlns:cx5="http://schemas.microsoft.com/office/drawing/2016/5/11/chartex" xmlns:cx6="http://schemas.microsoft.com/office/drawing/2016/5/12/chartex" xmlns:cx7="http://schemas.microsoft.com/office/drawing/2016/5/13/chartex" xmlns:cx8="http://schemas.microsoft.com/office/drawing/2016/5/14/chartex" xmlns:mc="http://schemas.openxmlformats.org/markup-compatibility/2006" xmlns:aink="http://schemas.microsoft.com/office/drawing/2016/ink" xmlns:am3d="http://schemas.microsoft.com/office/drawing/2017/model3d" xmlns:o="urn:schemas-microsoft-com:office:office" xmlns:r="http://schemas.openxmlformats.org/officeDocument/2006/relationships" xmlns:m="http://schemas.openxmlformats.org/officeDocument/2006/math" xmlns:v="urn:schemas-microsoft-com:vml" xmlns:wp14="http://schemas.microsoft.com/office/word/2010/wordprocessingDrawing" xmlns:wp="http://schemas.openxmlformats.org/drawingml/2006/wordprocessingDrawing" xmlns:w10="urn:schemas-microsoft-com:office:word" xmlns:w="http://schemas.openxmlformats.org/wordprocessingml/2006/main" xmlns:w14="http://schemas.microsoft.com/office/word/2010/wordml" xmlns:w15="http://schemas.microsoft.com/office/word/2012/wordml" xmlns:w16cid="http://schemas.microsoft.com/office/word/2016/wordml/cid" xmlns:w16se="http://schemas.microsoft.com/office/word/2015/wordml/symex" xmlns:wpg="http://schemas.microsoft.com/office/word/2010/wordprocessingGroup" xmlns:wpi="http://schemas.microsoft.com/office/word/2010/wordprocessingInk" xmlns:wne="http://schemas.microsoft.com/office/word/2006/wordml" xmlns:wps="http://schemas.microsoft.com/office/word/2010/wordprocessingShape" mc:Ignorable="w14 w15 w16se w16cid wp14">
+  <w:abstractNum w:abstractNumId="0" w15:restartNumberingAfterBreak="0">
     <w:nsid w:val="0000A990"/>
     <w:multiLevelType w:val="multilevel"/>
+    <w:tmpl w:val="85B619E4"/>
     <w:lvl w:ilvl="0">
       <w:numFmt w:val="bullet"/>
       <w:lvlText w:val=" "/>
@@ -1525,94 +1540,10 @@
       </w:pPr>
     </w:lvl>
   </w:abstractNum>
-  <w:abstractNum w:abstractNumId="99411">
-    <w:nsid w:val="00A99411"/>
-    <w:multiLevelType w:val="multilevel"/>
-    <w:lvl w:ilvl="0">
-      <w:start w:val="1"/>
-      <w:numFmt w:val="decimal"/>
-      <w:lvlText w:val="%1."/>
-      <w:lvlJc w:val="left"/>
-      <w:pPr>
-        <w:ind w:left="720" w:hanging="360"/>
-      </w:pPr>
-    </w:lvl>
-    <w:lvl w:ilvl="1">
-      <w:start w:val="1"/>
-      <w:numFmt w:val="decimal"/>
-      <w:lvlText w:val="%2."/>
-      <w:lvlJc w:val="left"/>
-      <w:pPr>
-        <w:ind w:left="1440" w:hanging="360"/>
-      </w:pPr>
-    </w:lvl>
-    <w:lvl w:ilvl="2">
-      <w:start w:val="1"/>
-      <w:numFmt w:val="decimal"/>
-      <w:lvlText w:val="%3."/>
-      <w:lvlJc w:val="left"/>
-      <w:pPr>
-        <w:ind w:left="2160" w:hanging="360"/>
-      </w:pPr>
-    </w:lvl>
-    <w:lvl w:ilvl="3">
-      <w:start w:val="1"/>
-      <w:numFmt w:val="decimal"/>
-      <w:lvlText w:val="%4."/>
-      <w:lvlJc w:val="left"/>
-      <w:pPr>
-        <w:ind w:left="2880" w:hanging="360"/>
-      </w:pPr>
-    </w:lvl>
-    <w:lvl w:ilvl="4">
-      <w:start w:val="1"/>
-      <w:numFmt w:val="decimal"/>
-      <w:lvlText w:val="%5."/>
-      <w:lvlJc w:val="left"/>
-      <w:pPr>
-        <w:ind w:left="3600" w:hanging="360"/>
-      </w:pPr>
-    </w:lvl>
-    <w:lvl w:ilvl="5">
-      <w:start w:val="1"/>
-      <w:numFmt w:val="decimal"/>
-      <w:lvlText w:val="%6."/>
-      <w:lvlJc w:val="left"/>
-      <w:pPr>
-        <w:ind w:left="4320" w:hanging="360"/>
-      </w:pPr>
-    </w:lvl>
-    <w:lvl w:ilvl="6">
-      <w:start w:val="1"/>
-      <w:numFmt w:val="decimal"/>
-      <w:lvlText w:val="%7."/>
-      <w:lvlJc w:val="left"/>
-      <w:pPr>
-        <w:ind w:left="5040" w:hanging="360"/>
-      </w:pPr>
-    </w:lvl>
-    <w:lvl w:ilvl="7">
-      <w:start w:val="1"/>
-      <w:numFmt w:val="decimal"/>
-      <w:lvlText w:val="%8."/>
-      <w:lvlJc w:val="left"/>
-      <w:pPr>
-        <w:ind w:left="5760" w:hanging="360"/>
-      </w:pPr>
-    </w:lvl>
-    <w:lvl w:ilvl="8">
-      <w:start w:val="1"/>
-      <w:numFmt w:val="decimal"/>
-      <w:lvlText w:val="%9."/>
-      <w:lvlJc w:val="left"/>
-      <w:pPr>
-        <w:ind w:left="6480" w:hanging="360"/>
-      </w:pPr>
-    </w:lvl>
-  </w:abstractNum>
-  <w:abstractNum w:abstractNumId="991">
+  <w:abstractNum w:abstractNumId="1" w15:restartNumberingAfterBreak="0">
     <w:nsid w:val="0000A991"/>
     <w:multiLevelType w:val="multilevel"/>
+    <w:tmpl w:val="C330BC3E"/>
     <w:lvl w:ilvl="0">
       <w:numFmt w:val="bullet"/>
       <w:lvlText w:val=""/>
@@ -1713,11 +1644,97 @@
       </w:rPr>
     </w:lvl>
   </w:abstractNum>
-  <w:num w:numId="1000">
-    <w:abstractNumId w:val="990"/>
+  <w:abstractNum w:abstractNumId="2" w15:restartNumberingAfterBreak="0">
+    <w:nsid w:val="00A99411"/>
+    <w:multiLevelType w:val="multilevel"/>
+    <w:tmpl w:val="917A578A"/>
+    <w:lvl w:ilvl="0">
+      <w:start w:val="1"/>
+      <w:numFmt w:val="decimal"/>
+      <w:lvlText w:val="%1."/>
+      <w:lvlJc w:val="left"/>
+      <w:pPr>
+        <w:ind w:left="720" w:hanging="360"/>
+      </w:pPr>
+    </w:lvl>
+    <w:lvl w:ilvl="1">
+      <w:start w:val="1"/>
+      <w:numFmt w:val="decimal"/>
+      <w:lvlText w:val="%2."/>
+      <w:lvlJc w:val="left"/>
+      <w:pPr>
+        <w:ind w:left="1440" w:hanging="360"/>
+      </w:pPr>
+    </w:lvl>
+    <w:lvl w:ilvl="2">
+      <w:start w:val="1"/>
+      <w:numFmt w:val="decimal"/>
+      <w:lvlText w:val="%3."/>
+      <w:lvlJc w:val="left"/>
+      <w:pPr>
+        <w:ind w:left="2160" w:hanging="360"/>
+      </w:pPr>
+    </w:lvl>
+    <w:lvl w:ilvl="3">
+      <w:start w:val="1"/>
+      <w:numFmt w:val="decimal"/>
+      <w:lvlText w:val="%4."/>
+      <w:lvlJc w:val="left"/>
+      <w:pPr>
+        <w:ind w:left="2880" w:hanging="360"/>
+      </w:pPr>
+    </w:lvl>
+    <w:lvl w:ilvl="4">
+      <w:start w:val="1"/>
+      <w:numFmt w:val="decimal"/>
+      <w:lvlText w:val="%5."/>
+      <w:lvlJc w:val="left"/>
+      <w:pPr>
+        <w:ind w:left="3600" w:hanging="360"/>
+      </w:pPr>
+    </w:lvl>
+    <w:lvl w:ilvl="5">
+      <w:start w:val="1"/>
+      <w:numFmt w:val="decimal"/>
+      <w:lvlText w:val="%6."/>
+      <w:lvlJc w:val="left"/>
+      <w:pPr>
+        <w:ind w:left="4320" w:hanging="360"/>
+      </w:pPr>
+    </w:lvl>
+    <w:lvl w:ilvl="6">
+      <w:start w:val="1"/>
+      <w:numFmt w:val="decimal"/>
+      <w:lvlText w:val="%7."/>
+      <w:lvlJc w:val="left"/>
+      <w:pPr>
+        <w:ind w:left="5040" w:hanging="360"/>
+      </w:pPr>
+    </w:lvl>
+    <w:lvl w:ilvl="7">
+      <w:start w:val="1"/>
+      <w:numFmt w:val="decimal"/>
+      <w:lvlText w:val="%8."/>
+      <w:lvlJc w:val="left"/>
+      <w:pPr>
+        <w:ind w:left="5760" w:hanging="360"/>
+      </w:pPr>
+    </w:lvl>
+    <w:lvl w:ilvl="8">
+      <w:start w:val="1"/>
+      <w:numFmt w:val="decimal"/>
+      <w:lvlText w:val="%9."/>
+      <w:lvlJc w:val="left"/>
+      <w:pPr>
+        <w:ind w:left="6480" w:hanging="360"/>
+      </w:pPr>
+    </w:lvl>
+  </w:abstractNum>
+  <w:num w:numId="1">
+    <w:abstractNumId w:val="0"/>
   </w:num>
-  <w:num w:numId="1001">
-    <w:abstractNumId w:val="99411"/>
+  <w:num w:numId="2">
+    <w:abstractNumId w:val="2"/>
     <w:lvlOverride w:ilvl="0">
       <w:startOverride w:val="1"/>
     </w:lvlOverride>
@@ -1746,14 +1763,14 @@
       <w:startOverride w:val="1"/>
     </w:lvlOverride>
   </w:num>
-  <w:num w:numId="1002">
-    <w:abstractNumId w:val="991"/>
+  <w:num w:numId="3">
+    <w:abstractNumId w:val="1"/>
   </w:num>
-  <w:num w:numId="1003">
-    <w:abstractNumId w:val="991"/>
+  <w:num w:numId="4">
+    <w:abstractNumId w:val="1"/>
   </w:num>
-  <w:num w:numId="1004">
-    <w:abstractNumId w:val="99411"/>
+  <w:num w:numId="5">
+    <w:abstractNumId w:val="2"/>
     <w:lvlOverride w:ilvl="0">
       <w:startOverride w:val="1"/>
     </w:lvlOverride>
@@ -1786,14 +1803,14 @@
 </file>
 
 <file path=word/styles.xml><?xml version="1.0" encoding="utf-8"?>
-<w:styles xmlns:r="http://schemas.openxmlformats.org/officeDocument/2006/relationships" xmlns:w="http://schemas.openxmlformats.org/wordprocessingml/2006/main">
+<w:styles xmlns:mc="http://schemas.openxmlformats.org/markup-compatibility/2006" xmlns:r="http://schemas.openxmlformats.org/officeDocument/2006/relationships" xmlns:w="http://schemas.openxmlformats.org/wordprocessingml/2006/main" xmlns:w14="http://schemas.microsoft.com/office/word/2010/wordml" xmlns:w15="http://schemas.microsoft.com/office/word/2012/wordml" xmlns:w16cid="http://schemas.microsoft.com/office/word/2016/wordml/cid" xmlns:w16se="http://schemas.microsoft.com/office/word/2015/wordml/symex" mc:Ignorable="w14 w15 w16se w16cid">
   <w:docDefaults>
     <w:rPrDefault>
       <w:rPr>
-        <w:rFonts w:asciiTheme="minorHAnsi" w:cstheme="minorBidi" w:eastAsiaTheme="minorEastAsia" w:hAnsiTheme="minorHAnsi"/>
+        <w:rFonts w:asciiTheme="minorHAnsi" w:eastAsiaTheme="minorEastAsia" w:hAnsiTheme="minorHAnsi" w:cstheme="minorBidi"/>
         <w:sz w:val="24"/>
         <w:szCs w:val="24"/>
-        <w:lang w:bidi="ar-SA" w:eastAsia="zh-CN" w:val="en-US"/>
+        <w:lang w:val="en-US" w:eastAsia="zh-CN" w:bidi="ar-SA"/>
       </w:rPr>
     </w:rPrDefault>
     <w:pPrDefault>
@@ -1802,193 +1819,365 @@
       </w:pPr>
     </w:pPrDefault>
   </w:docDefaults>
-  <w:latentStyles w:count="276" w:defLockedState="0" w:defQFormat="0" w:defSemiHidden="0" w:defUIPriority="0" w:defUnhideWhenUsed="0"/>
-  <w:style w:default="1" w:styleId="Normal" w:type="paragraph">
+  <w:latentStyles w:defLockedState="0" w:defUIPriority="0" w:defSemiHidden="0" w:defUnhideWhenUsed="0" w:defQFormat="0" w:count="375">
+    <w:lsdException w:name="heading 6" w:semiHidden="1" w:unhideWhenUsed="1"/>
+    <w:lsdException w:name="index 3" w:semiHidden="1" w:unhideWhenUsed="1"/>
+    <w:lsdException w:name="index 4" w:semiHidden="1" w:unhideWhenUsed="1"/>
+    <w:lsdException w:name="index 5" w:semiHidden="1" w:unhideWhenUsed="1"/>
+    <w:lsdException w:name="index 6" w:semiHidden="1" w:unhideWhenUsed="1"/>
+    <w:lsdException w:name="index 7" w:semiHidden="1" w:unhideWhenUsed="1"/>
+    <w:lsdException w:name="index 8" w:semiHidden="1" w:unhideWhenUsed="1"/>
+    <w:lsdException w:name="index 9" w:semiHidden="1" w:unhideWhenUsed="1"/>
+    <w:lsdException w:name="toc 1" w:semiHidden="1" w:unhideWhenUsed="1"/>
+    <w:lsdException w:name="toc 2" w:semiHidden="1" w:unhideWhenUsed="1"/>
+    <w:lsdException w:name="toc 3" w:semiHidden="1" w:unhideWhenUsed="1"/>
+    <w:lsdException w:name="toc 4" w:semiHidden="1" w:unhideWhenUsed="1"/>
+    <w:lsdException w:name="toc 5" w:semiHidden="1" w:unhideWhenUsed="1"/>
+    <w:lsdException w:name="toc 6" w:semiHidden="1" w:unhideWhenUsed="1"/>
+    <w:lsdException w:name="toc 7" w:semiHidden="1" w:unhideWhenUsed="1"/>
+    <w:lsdException w:name="toc 8" w:semiHidden="1" w:unhideWhenUsed="1"/>
+    <w:lsdException w:name="toc 9" w:semiHidden="1" w:unhideWhenUsed="1"/>
+    <w:lsdException w:name="Normal Indent" w:semiHidden="1" w:unhideWhenUsed="1"/>
+    <w:lsdException w:name="footnote text" w:semiHidden="1" w:unhideWhenUsed="1"/>
+    <w:lsdException w:name="annotation text" w:semiHidden="1" w:unhideWhenUsed="1"/>
+    <w:lsdException w:name="header" w:semiHidden="1" w:unhideWhenUsed="1"/>
+    <w:lsdException w:name="footer" w:semiHidden="1" w:unhideWhenUsed="1"/>
+    <w:lsdException w:name="index heading" w:semiHidden="1" w:unhideWhenUsed="1"/>
+    <w:lsdException w:name="caption" w:semiHidden="1" w:unhideWhenUsed="1"/>
+    <w:lsdException w:name="table of figures" w:semiHidden="1" w:unhideWhenUsed="1"/>
+    <w:lsdException w:name="envelope address" w:semiHidden="1" w:unhideWhenUsed="1"/>
+    <w:lsdException w:name="envelope return" w:semiHidden="1" w:unhideWhenUsed="1"/>
+    <w:lsdException w:name="footnote reference" w:semiHidden="1" w:unhideWhenUsed="1"/>
+    <w:lsdException w:name="annotation reference" w:semiHidden="1" w:unhideWhenUsed="1"/>
+    <w:lsdException w:name="line number" w:semiHidden="1" w:unhideWhenUsed="1"/>
+    <w:lsdException w:name="page number" w:semiHidden="1" w:unhideWhenUsed="1"/>
+    <w:lsdException w:name="endnote reference" w:semiHidden="1" w:unhideWhenUsed="1"/>
+    <w:lsdException w:name="endnote text" w:semiHidden="1" w:unhideWhenUsed="1"/>
+    <w:lsdException w:name="table of authorities" w:semiHidden="1" w:unhideWhenUsed="1"/>
+    <w:lsdException w:name="macro" w:semiHidden="1" w:unhideWhenUsed="1"/>
+    <w:lsdException w:name="toa heading" w:semiHidden="1" w:unhideWhenUsed="1"/>
+    <w:lsdException w:name="List" w:semiHidden="1" w:unhideWhenUsed="1"/>
+    <w:lsdException w:name="List Bullet" w:semiHidden="1" w:unhideWhenUsed="1"/>
+    <w:lsdException w:name="List Number" w:semiHidden="1" w:unhideWhenUsed="1"/>
+    <w:lsdException w:name="List 2" w:semiHidden="1" w:unhideWhenUsed="1"/>
+    <w:lsdException w:name="List 3" w:semiHidden="1" w:unhideWhenUsed="1"/>
+    <w:lsdException w:name="List 4" w:semiHidden="1" w:unhideWhenUsed="1"/>
+    <w:lsdException w:name="List 5" w:semiHidden="1" w:unhideWhenUsed="1"/>
+    <w:lsdException w:name="List Bullet 3" w:semiHidden="1" w:unhideWhenUsed="1"/>
+    <w:lsdException w:name="List Bullet 4" w:semiHidden="1" w:unhideWhenUsed="1"/>
+    <w:lsdException w:name="List Number 3" w:semiHidden="1" w:unhideWhenUsed="1"/>
+    <w:lsdException w:name="List Number 4" w:semiHidden="1" w:unhideWhenUsed="1"/>
+    <w:lsdException w:name="List Number 5" w:semiHidden="1" w:unhideWhenUsed="1"/>
+    <w:lsdException w:name="Closing" w:semiHidden="1" w:unhideWhenUsed="1"/>
+    <w:lsdException w:name="Signature" w:semiHidden="1" w:unhideWhenUsed="1"/>
+    <w:lsdException w:name="Default Paragraph Font" w:semiHidden="1" w:unhideWhenUsed="1"/>
+    <w:lsdException w:name="Body Text" w:semiHidden="1" w:unhideWhenUsed="1"/>
+    <w:lsdException w:name="Body Text Indent" w:semiHidden="1" w:unhideWhenUsed="1"/>
+    <w:lsdException w:name="List Continue" w:semiHidden="1" w:unhideWhenUsed="1"/>
+    <w:lsdException w:name="List Continue 2" w:semiHidden="1" w:unhideWhenUsed="1"/>
+    <w:lsdException w:name="List Continue 3" w:semiHidden="1" w:unhideWhenUsed="1"/>
+    <w:lsdException w:name="List Continue 4" w:semiHidden="1" w:unhideWhenUsed="1"/>
+    <w:lsdException w:name="List Continue 5" w:semiHidden="1" w:unhideWhenUsed="1"/>
+    <w:lsdException w:name="Message Header" w:semiHidden="1" w:unhideWhenUsed="1"/>
+    <w:lsdException w:name="Salutation" w:semiHidden="1" w:unhideWhenUsed="1"/>
+    <w:lsdException w:name="Date" w:semiHidden="1" w:unhideWhenUsed="1"/>
+    <w:lsdException w:name="Body Text First Indent" w:semiHidden="1" w:unhideWhenUsed="1"/>
+    <w:lsdException w:name="Body Text First Indent 2" w:semiHidden="1" w:unhideWhenUsed="1"/>
+    <w:lsdException w:name="Body Text Indent 3" w:semiHidden="1" w:unhideWhenUsed="1"/>
+    <w:lsdException w:name="Block Text" w:semiHidden="1" w:unhideWhenUsed="1"/>
+    <w:lsdException w:name="Hyperlink" w:semiHidden="1" w:unhideWhenUsed="1"/>
+    <w:lsdException w:name="FollowedHyperlink" w:semiHidden="1" w:unhideWhenUsed="1"/>
+    <w:lsdException w:name="Document Map" w:semiHidden="1" w:unhideWhenUsed="1"/>
+    <w:lsdException w:name="Plain Text" w:semiHidden="1" w:unhideWhenUsed="1"/>
+    <w:lsdException w:name="E-mail Signature" w:semiHidden="1" w:unhideWhenUsed="1"/>
+    <w:lsdException w:name="HTML Top of Form" w:semiHidden="1" w:unhideWhenUsed="1"/>
+    <w:lsdException w:name="HTML Bottom of Form" w:semiHidden="1" w:unhideWhenUsed="1"/>
+    <w:lsdException w:name="Normal (Web)" w:semiHidden="1" w:unhideWhenUsed="1"/>
+    <w:lsdException w:name="HTML Acronym" w:semiHidden="1" w:unhideWhenUsed="1"/>
+    <w:lsdException w:name="HTML Address" w:semiHidden="1" w:unhideWhenUsed="1"/>
+    <w:lsdException w:name="HTML Cite" w:semiHidden="1" w:unhideWhenUsed="1"/>
+    <w:lsdException w:name="HTML Code" w:semiHidden="1" w:unhideWhenUsed="1"/>
+    <w:lsdException w:name="HTML Definition" w:semiHidden="1" w:unhideWhenUsed="1"/>
+    <w:lsdException w:name="HTML Keyboard" w:semiHidden="1" w:unhideWhenUsed="1"/>
+    <w:lsdException w:name="HTML Preformatted" w:semiHidden="1" w:unhideWhenUsed="1"/>
+    <w:lsdException w:name="HTML Sample" w:semiHidden="1" w:unhideWhenUsed="1"/>
+    <w:lsdException w:name="HTML Typewriter" w:semiHidden="1" w:unhideWhenUsed="1"/>
+    <w:lsdException w:name="HTML Variable" w:semiHidden="1" w:unhideWhenUsed="1"/>
+    <w:lsdException w:name="Normal Table" w:semiHidden="1" w:unhideWhenUsed="1"/>
+    <w:lsdException w:name="annotation subject" w:semiHidden="1" w:unhideWhenUsed="1"/>
+    <w:lsdException w:name="No List" w:semiHidden="1" w:unhideWhenUsed="1"/>
+    <w:lsdException w:name="Outline List 1" w:semiHidden="1" w:unhideWhenUsed="1"/>
+    <w:lsdException w:name="Outline List 2" w:semiHidden="1" w:unhideWhenUsed="1"/>
+    <w:lsdException w:name="Outline List 3" w:semiHidden="1" w:unhideWhenUsed="1"/>
+    <w:lsdException w:name="Table Simple 1" w:semiHidden="1" w:unhideWhenUsed="1"/>
+    <w:lsdException w:name="Table Simple 2" w:semiHidden="1" w:unhideWhenUsed="1"/>
+    <w:lsdException w:name="Table Simple 3" w:semiHidden="1" w:unhideWhenUsed="1"/>
+    <w:lsdException w:name="Table Classic 1" w:semiHidden="1" w:unhideWhenUsed="1"/>
+    <w:lsdException w:name="Table Classic 2" w:semiHidden="1" w:unhideWhenUsed="1"/>
+    <w:lsdException w:name="Table Classic 3" w:semiHidden="1" w:unhideWhenUsed="1"/>
+    <w:lsdException w:name="Table Classic 4" w:semiHidden="1" w:unhideWhenUsed="1"/>
+    <w:lsdException w:name="Table Colorful 1" w:semiHidden="1" w:unhideWhenUsed="1"/>
+    <w:lsdException w:name="Table Colorful 2" w:semiHidden="1" w:unhideWhenUsed="1"/>
+    <w:lsdException w:name="Table Colorful 3" w:semiHidden="1" w:unhideWhenUsed="1"/>
+    <w:lsdException w:name="Table Columns 1" w:semiHidden="1" w:unhideWhenUsed="1"/>
+    <w:lsdException w:name="Table Columns 2" w:semiHidden="1" w:unhideWhenUsed="1"/>
+    <w:lsdException w:name="Table Columns 3" w:semiHidden="1" w:unhideWhenUsed="1"/>
+    <w:lsdException w:name="Table Columns 4" w:semiHidden="1" w:unhideWhenUsed="1"/>
+    <w:lsdException w:name="Table Columns 5" w:semiHidden="1" w:unhideWhenUsed="1"/>
+    <w:lsdException w:name="Table Grid 1" w:semiHidden="1" w:unhideWhenUsed="1"/>
+    <w:lsdException w:name="Table Grid 2" w:semiHidden="1" w:unhideWhenUsed="1"/>
+    <w:lsdException w:name="Table Grid 3" w:semiHidden="1" w:unhideWhenUsed="1"/>
+    <w:lsdException w:name="Table Grid 4" w:semiHidden="1" w:unhideWhenUsed="1"/>
+    <w:lsdException w:name="Table Grid 5" w:semiHidden="1" w:unhideWhenUsed="1"/>
+    <w:lsdException w:name="Table Grid 6" w:semiHidden="1" w:unhideWhenUsed="1"/>
+    <w:lsdException w:name="Table Grid 7" w:semiHidden="1" w:unhideWhenUsed="1"/>
+    <w:lsdException w:name="Table Grid 8" w:semiHidden="1" w:unhideWhenUsed="1"/>
+    <w:lsdException w:name="Table List 1" w:semiHidden="1" w:unhideWhenUsed="1"/>
+    <w:lsdException w:name="Table List 2" w:semiHidden="1" w:unhideWhenUsed="1"/>
+    <w:lsdException w:name="Table List 3" w:semiHidden="1" w:unhideWhenUsed="1"/>
+    <w:lsdException w:name="Table List 4" w:semiHidden="1" w:unhideWhenUsed="1"/>
+    <w:lsdException w:name="Table List 5" w:semiHidden="1" w:unhideWhenUsed="1"/>
+    <w:lsdException w:name="Table List 6" w:semiHidden="1" w:unhideWhenUsed="1"/>
+    <w:lsdException w:name="Table List 7" w:semiHidden="1" w:unhideWhenUsed="1"/>
+    <w:lsdException w:name="Table List 8" w:semiHidden="1" w:unhideWhenUsed="1"/>
+    <w:lsdException w:name="Table 3D effects 1" w:semiHidden="1" w:unhideWhenUsed="1"/>
+    <w:lsdException w:name="Table 3D effects 2" w:semiHidden="1" w:unhideWhenUsed="1"/>
+    <w:lsdException w:name="Table 3D effects 3" w:semiHidden="1" w:unhideWhenUsed="1"/>
+    <w:lsdException w:name="Table Contemporary" w:semiHidden="1" w:unhideWhenUsed="1"/>
+    <w:lsdException w:name="Table Elegant" w:semiHidden="1" w:unhideWhenUsed="1"/>
+    <w:lsdException w:name="Table Professional" w:semiHidden="1" w:unhideWhenUsed="1"/>
+    <w:lsdException w:name="Table Subtle 1" w:semiHidden="1" w:unhideWhenUsed="1"/>
+    <w:lsdException w:name="Table Subtle 2" w:semiHidden="1" w:unhideWhenUsed="1"/>
+    <w:lsdException w:name="Table Web 1" w:semiHidden="1" w:unhideWhenUsed="1"/>
+    <w:lsdException w:name="Table Web 2" w:semiHidden="1" w:unhideWhenUsed="1"/>
+    <w:lsdException w:name="Table Web 3" w:semiHidden="1" w:unhideWhenUsed="1"/>
+    <w:lsdException w:name="Balloon Text" w:semiHidden="1" w:unhideWhenUsed="1"/>
+    <w:lsdException w:name="Table Theme" w:semiHidden="1" w:unhideWhenUsed="1"/>
+    <w:lsdException w:name="Placeholder Text" w:semiHidden="1"/>
+    <w:lsdException w:name="Light Shading"/>
+    <w:lsdException w:name="Light List"/>
+    <w:lsdException w:name="Light Grid"/>
+    <w:lsdException w:name="Dark List"/>
+    <w:lsdException w:name="Colorful Shading"/>
+    <w:lsdException w:name="Colorful List"/>
+    <w:lsdException w:name="Colorful Grid"/>
+    <w:lsdException w:name="Light Shading Accent 1"/>
+    <w:lsdException w:name="Light List Accent 1"/>
+    <w:lsdException w:name="Light Grid Accent 1"/>
+    <w:lsdException w:name="Medium Shading 1 Accent 1"/>
+    <w:lsdException w:name="Medium Shading 2 Accent 1"/>
+    <w:lsdException w:name="Medium List 1 Accent 1"/>
+    <w:lsdException w:name="Revision" w:semiHidden="1"/>
+    <w:lsdException w:name="Medium List 2 Accent 1"/>
+    <w:lsdException w:name="Medium Grid 1 Accent 1"/>
+    <w:lsdException w:name="Medium Grid 2 Accent 1"/>
+    <w:lsdException w:name="Medium Grid 3 Accent 1"/>
+    <w:lsdException w:name="Dark List Accent 1"/>
+    <w:lsdException w:name="Colorful Shading Accent 1"/>
+    <w:lsdException w:name="Colorful List Accent 1"/>
+    <w:lsdException w:name="Colorful Grid Accent 1"/>
+    <w:lsdException w:name="Light Shading Accent 2"/>
+    <w:lsdException w:name="Light List Accent 2"/>
+    <w:lsdException w:name="Light Grid Accent 2"/>
+    <w:lsdException w:name="Medium Shading 1 Accent 2"/>
+    <w:lsdException w:name="Medium Shading 2 Accent 2"/>
+    <w:lsdException w:name="Medium List 1 Accent 2"/>
+    <w:lsdException w:name="Medium List 2 Accent 2"/>
+    <w:lsdException w:name="Medium Grid 1 Accent 2"/>
+    <w:lsdException w:name="Medium Grid 2 Accent 2"/>
+    <w:lsdException w:name="Medium Grid 3 Accent 2"/>
+    <w:lsdException w:name="Dark List Accent 2"/>
+    <w:lsdException w:name="Colorful Shading Accent 2"/>
+    <w:lsdException w:name="Colorful List Accent 2"/>
+    <w:lsdException w:name="Colorful Grid Accent 2"/>
+    <w:lsdException w:name="Light Shading Accent 3"/>
+    <w:lsdException w:name="Light List Accent 3"/>
+    <w:lsdException w:name="Light Grid Accent 3"/>
+    <w:lsdException w:name="Medium Shading 1 Accent 3"/>
+    <w:lsdException w:name="Medium Shading 2 Accent 3"/>
+    <w:lsdException w:name="Medium List 1 Accent 3"/>
+    <w:lsdException w:name="Medium List 2 Accent 3"/>
+    <w:lsdException w:name="Medium Grid 1 Accent 3"/>
+    <w:lsdException w:name="Medium Grid 2 Accent 3"/>
+    <w:lsdException w:name="Medium Grid 3 Accent 3"/>
+    <w:lsdException w:name="Dark List Accent 3"/>
+    <w:lsdException w:name="Colorful Shading Accent 3"/>
+    <w:lsdException w:name="Colorful List Accent 3"/>
+    <w:lsdException w:name="Colorful Grid Accent 3"/>
+    <w:lsdException w:name="Light Shading Accent 4"/>
+    <w:lsdException w:name="Light List Accent 4"/>
+    <w:lsdException w:name="Light Grid Accent 4"/>
+    <w:lsdException w:name="Medium Shading 1 Accent 4"/>
+    <w:lsdException w:name="Medium Shading 2 Accent 4"/>
+    <w:lsdException w:name="Medium List 1 Accent 4"/>
+    <w:lsdException w:name="Medium List 2 Accent 4"/>
+    <w:lsdException w:name="Medium Grid 1 Accent 4"/>
+    <w:lsdException w:name="Medium Grid 2 Accent 4"/>
+    <w:lsdException w:name="Medium Grid 3 Accent 4"/>
+    <w:lsdException w:name="Dark List Accent 4"/>
+    <w:lsdException w:name="Colorful Shading Accent 4"/>
+    <w:lsdException w:name="Colorful List Accent 4"/>
+    <w:lsdException w:name="Colorful Grid Accent 4"/>
+    <w:lsdException w:name="Light Shading Accent 5"/>
+    <w:lsdException w:name="Light List Accent 5"/>
+    <w:lsdException w:name="Light Grid Accent 5"/>
+    <w:lsdException w:name="Medium Shading 1 Accent 5"/>
+    <w:lsdException w:name="Medium Shading 2 Accent 5"/>
+    <w:lsdException w:name="Medium List 1 Accent 5"/>
+    <w:lsdException w:name="Medium List 2 Accent 5"/>
+    <w:lsdException w:name="Medium Grid 1 Accent 5"/>
+    <w:lsdException w:name="Medium Grid 2 Accent 5"/>
+    <w:lsdException w:name="Medium Grid 3 Accent 5"/>
+    <w:lsdException w:name="Dark List Accent 5"/>
+    <w:lsdException w:name="Colorful Shading Accent 5"/>
+    <w:lsdException w:name="Colorful List Accent 5"/>
+    <w:lsdException w:name="Colorful Grid Accent 5"/>
+    <w:lsdException w:name="Light Shading Accent 6"/>
+    <w:lsdException w:name="Light List Accent 6"/>
+    <w:lsdException w:name="Light Grid Accent 6"/>
+    <w:lsdException w:name="Medium Shading 1 Accent 6"/>
+    <w:lsdException w:name="Medium Shading 2 Accent 6"/>
+    <w:lsdException w:name="Medium List 1 Accent 6"/>
+    <w:lsdException w:name="Medium List 2 Accent 6"/>
+    <w:lsdException w:name="Medium Grid 1 Accent 6"/>
+    <w:lsdException w:name="Medium Grid 2 Accent 6"/>
+    <w:lsdException w:name="Medium Grid 3 Accent 6"/>
+    <w:lsdException w:name="Dark List Accent 6"/>
+    <w:lsdException w:name="Colorful Shading Accent 6"/>
+    <w:lsdException w:name="Colorful List Accent 6"/>
+    <w:lsdException w:name="Colorful Grid Accent 6"/>
+    <w:lsdException w:name="Bibliography" w:semiHidden="1" w:unhideWhenUsed="1"/>
+    <w:lsdException w:name="TOC Heading" w:semiHidden="1" w:unhideWhenUsed="1"/>
+    <w:lsdException w:name="Grid Table 4" w:uiPriority="49"/>
+    <w:lsdException w:name="Grid Table 5 Dark" w:uiPriority="50"/>
+    <w:lsdException w:name="Grid Table 6 Colorful" w:uiPriority="51"/>
+    <w:lsdException w:name="Grid Table 7 Colorful" w:uiPriority="52"/>
+    <w:lsdException w:name="Grid Table 1 Light Accent 1" w:uiPriority="46"/>
+    <w:lsdException w:name="Grid Table 2 Accent 1" w:uiPriority="47"/>
+    <w:lsdException w:name="Grid Table 3 Accent 1" w:uiPriority="48"/>
+    <w:lsdException w:name="Grid Table 4 Accent 1" w:uiPriority="49"/>
+    <w:lsdException w:name="Grid Table 5 Dark Accent 1" w:uiPriority="50"/>
+    <w:lsdException w:name="Grid Table 6 Colorful Accent 1" w:uiPriority="51"/>
+    <w:lsdException w:name="Grid Table 7 Colorful Accent 1" w:uiPriority="52"/>
+    <w:lsdException w:name="Grid Table 1 Light Accent 2" w:uiPriority="46"/>
+    <w:lsdException w:name="Grid Table 2 Accent 2" w:uiPriority="47"/>
+    <w:lsdException w:name="Grid Table 3 Accent 2" w:uiPriority="48"/>
+    <w:lsdException w:name="Grid Table 4 Accent 2" w:uiPriority="49"/>
+    <w:lsdException w:name="Grid Table 5 Dark Accent 2" w:uiPriority="50"/>
+    <w:lsdException w:name="Grid Table 6 Colorful Accent 2" w:uiPriority="51"/>
+    <w:lsdException w:name="Grid Table 7 Colorful Accent 2" w:uiPriority="52"/>
+    <w:lsdException w:name="Grid Table 1 Light Accent 3" w:uiPriority="46"/>
+    <w:lsdException w:name="Grid Table 2 Accent 3" w:uiPriority="47"/>
+    <w:lsdException w:name="Grid Table 3 Accent 3" w:uiPriority="48"/>
+    <w:lsdException w:name="Grid Table 4 Accent 3" w:uiPriority="49"/>
+    <w:lsdException w:name="Grid Table 5 Dark Accent 3" w:uiPriority="50"/>
+    <w:lsdException w:name="Grid Table 6 Colorful Accent 3" w:uiPriority="51"/>
+    <w:lsdException w:name="Grid Table 7 Colorful Accent 3" w:uiPriority="52"/>
+    <w:lsdException w:name="Grid Table 1 Light Accent 4" w:uiPriority="46"/>
+    <w:lsdException w:name="Grid Table 2 Accent 4" w:uiPriority="47"/>
+    <w:lsdException w:name="Grid Table 3 Accent 4" w:uiPriority="48"/>
+    <w:lsdException w:name="Grid Table 4 Accent 4" w:uiPriority="49"/>
+    <w:lsdException w:name="Grid Table 5 Dark Accent 4" w:uiPriority="50"/>
+    <w:lsdException w:name="Grid Table 6 Colorful Accent 4" w:uiPriority="51"/>
+    <w:lsdException w:name="Grid Table 7 Colorful Accent 4" w:uiPriority="52"/>
+    <w:lsdException w:name="Grid Table 1 Light Accent 5" w:uiPriority="46"/>
+    <w:lsdException w:name="Grid Table 2 Accent 5" w:uiPriority="47"/>
+    <w:lsdException w:name="Grid Table 3 Accent 5" w:uiPriority="48"/>
+    <w:lsdException w:name="Grid Table 4 Accent 5" w:uiPriority="49"/>
+    <w:lsdException w:name="Grid Table 5 Dark Accent 5" w:uiPriority="50"/>
+    <w:lsdException w:name="Grid Table 6 Colorful Accent 5" w:uiPriority="51"/>
+    <w:lsdException w:name="Grid Table 7 Colorful Accent 5" w:uiPriority="52"/>
+    <w:lsdException w:name="Grid Table 1 Light Accent 6" w:uiPriority="46"/>
+    <w:lsdException w:name="Grid Table 2 Accent 6" w:uiPriority="47"/>
+    <w:lsdException w:name="Grid Table 3 Accent 6" w:uiPriority="48"/>
+    <w:lsdException w:name="Grid Table 4 Accent 6" w:uiPriority="49"/>
+    <w:lsdException w:name="Grid Table 5 Dark Accent 6" w:uiPriority="50"/>
+    <w:lsdException w:name="Grid Table 6 Colorful Accent 6" w:uiPriority="51"/>
+    <w:lsdException w:name="Grid Table 7 Colorful Accent 6" w:uiPriority="52"/>
+    <w:lsdException w:name="List Table 1 Light" w:uiPriority="46"/>
+    <w:lsdException w:name="List Table 2" w:uiPriority="47"/>
+    <w:lsdException w:name="List Table 3" w:uiPriority="48"/>
+    <w:lsdException w:name="List Table 4" w:uiPriority="49"/>
+    <w:lsdException w:name="List Table 5 Dark" w:uiPriority="50"/>
+    <w:lsdException w:name="List Table 6 Colorful" w:uiPriority="51"/>
+    <w:lsdException w:name="List Table 7 Colorful" w:uiPriority="52"/>
+    <w:lsdException w:name="List Table 1 Light Accent 1" w:uiPriority="46"/>
+    <w:lsdException w:name="List Table 2 Accent 1" w:uiPriority="47"/>
+    <w:lsdException w:name="List Table 3 Accent 1" w:uiPriority="48"/>
+    <w:lsdException w:name="List Table 4 Accent 1" w:uiPriority="49"/>
+    <w:lsdException w:name="List Table 5 Dark Accent 1" w:uiPriority="50"/>
+    <w:lsdException w:name="List Table 6 Colorful Accent 1" w:uiPriority="51"/>
+    <w:lsdException w:name="List Table 7 Colorful Accent 1" w:uiPriority="52"/>
+    <w:lsdException w:name="List Table 1 Light Accent 2" w:uiPriority="46"/>
+    <w:lsdException w:name="List Table 2 Accent 2" w:uiPriority="47"/>
+    <w:lsdException w:name="List Table 3 Accent 2" w:uiPriority="48"/>
+    <w:lsdException w:name="List Table 4 Accent 2" w:uiPriority="49"/>
+    <w:lsdException w:name="List Table 5 Dark Accent 2" w:uiPriority="50"/>
+    <w:lsdException w:name="List Table 6 Colorful Accent 2" w:uiPriority="51"/>
+    <w:lsdException w:name="List Table 7 Colorful Accent 2" w:uiPriority="52"/>
+    <w:lsdException w:name="List Table 1 Light Accent 3" w:uiPriority="46"/>
+    <w:lsdException w:name="List Table 2 Accent 3" w:uiPriority="47"/>
+    <w:lsdException w:name="List Table 3 Accent 3" w:uiPriority="48"/>
+    <w:lsdException w:name="List Table 4 Accent 3" w:uiPriority="49"/>
+    <w:lsdException w:name="List Table 5 Dark Accent 3" w:uiPriority="50"/>
+    <w:lsdException w:name="List Table 6 Colorful Accent 3" w:uiPriority="51"/>
+    <w:lsdException w:name="List Table 7 Colorful Accent 3" w:uiPriority="52"/>
+    <w:lsdException w:name="List Table 1 Light Accent 4" w:uiPriority="46"/>
+    <w:lsdException w:name="List Table 2 Accent 4" w:uiPriority="47"/>
+    <w:lsdException w:name="List Table 3 Accent 4" w:uiPriority="48"/>
+    <w:lsdException w:name="List Table 4 Accent 4" w:uiPriority="49"/>
+    <w:lsdException w:name="List Table 5 Dark Accent 4" w:uiPriority="50"/>
+    <w:lsdException w:name="List Table 6 Colorful Accent 4" w:uiPriority="51"/>
+    <w:lsdException w:name="List Table 7 Colorful Accent 4" w:uiPriority="52"/>
+    <w:lsdException w:name="List Table 1 Light Accent 5" w:uiPriority="46"/>
+    <w:lsdException w:name="List Table 2 Accent 5" w:uiPriority="47"/>
+    <w:lsdException w:name="List Table 3 Accent 5" w:uiPriority="48"/>
+    <w:lsdException w:name="List Table 4 Accent 5" w:uiPriority="49"/>
+    <w:lsdException w:name="List Table 5 Dark Accent 5" w:uiPriority="50"/>
+    <w:lsdException w:name="List Table 6 Colorful Accent 5" w:uiPriority="51"/>
+    <w:lsdException w:name="List Table 7 Colorful Accent 5" w:uiPriority="52"/>
+    <w:lsdException w:name="List Table 1 Light Accent 6" w:uiPriority="46"/>
+    <w:lsdException w:name="List Table 2 Accent 6" w:uiPriority="47"/>
+    <w:lsdException w:name="List Table 3 Accent 6" w:uiPriority="48"/>
+    <w:lsdException w:name="List Table 4 Accent 6" w:uiPriority="49"/>
+    <w:lsdException w:name="List Table 5 Dark Accent 6" w:uiPriority="50"/>
+    <w:lsdException w:name="List Table 6 Colorful Accent 6" w:uiPriority="51"/>
+    <w:lsdException w:name="List Table 7 Colorful Accent 6" w:uiPriority="52"/>
+    <w:lsdException w:name="Mention" w:semiHidden="1" w:uiPriority="99" w:unhideWhenUsed="1"/>
+    <w:lsdException w:name="Smart Hyperlink" w:semiHidden="1" w:uiPriority="99" w:unhideWhenUsed="1"/>
+    <w:lsdException w:name="Hashtag" w:semiHidden="1" w:uiPriority="99" w:unhideWhenUsed="1"/>
+    <w:lsdException w:name="Unresolved Mention" w:semiHidden="1" w:uiPriority="99" w:unhideWhenUsed="1"/>
+  </w:latentStyles>
+  <w:style w:type="paragraph" w:default="1" w:styleId="Normal">
     <w:name w:val="Normal"/>
     <w:qFormat/>
   </w:style>
-  <w:style w:styleId="BodyText" w:type="paragraph">
-    <w:name w:val="Body Text"/>
-    <w:basedOn w:val="Normal"/>
-    <w:link w:val="BodyTextChar"/>
-    <w:qFormat/>
-    <w:pPr>
-      <w:spacing w:after="180" w:before="180"/>
-    </w:pPr>
-  </w:style>
-  <w:style w:customStyle="1" w:styleId="FirstParagraph" w:type="paragraph">
-    <w:name w:val="First Paragraph"/>
-    <w:basedOn w:val="BodyText"/>
-    <w:next w:val="BodyText"/>
-    <w:qFormat/>
-  </w:style>
-  <w:style w:customStyle="1" w:styleId="Compact" w:type="paragraph">
-    <w:name w:val="Compact"/>
-    <w:basedOn w:val="BodyText"/>
-    <w:qFormat/>
-    <w:pPr>
-      <w:spacing w:after="36" w:before="36"/>
-    </w:pPr>
-  </w:style>
-  <w:style w:styleId="Title" w:type="paragraph">
-    <w:name w:val="Title"/>
-    <w:basedOn w:val="Normal"/>
-    <w:next w:val="BodyText"/>
-    <w:link w:val="TitleChar"/>
-    <w:uiPriority w:val="10"/>
-    <w:qFormat/>
-    <w:rsid w:val="00A10FD9"/>
-    <w:pPr>
-      <w:spacing w:after="80" w:line="240" w:lineRule="auto"/>
-      <w:contextualSpacing/>
-      <w:jc w:val="center"/>
-    </w:pPr>
-    <w:rPr>
-      <w:rFonts w:asciiTheme="majorHAnsi" w:cstheme="majorBidi" w:eastAsiaTheme="majorEastAsia" w:hAnsiTheme="majorHAnsi"/>
-      <w:sz w:val="56"/>
-      <w:szCs w:val="56"/>
-    </w:rPr>
-  </w:style>
-  <w:style w:customStyle="1" w:styleId="TitleChar" w:type="character">
-    <w:name w:val="Title Char"/>
-    <w:basedOn w:val="DefaultParagraphFont"/>
-    <w:link w:val="Title"/>
-    <w:uiPriority w:val="10"/>
-    <w:rsid w:val="00A10FD9"/>
-    <w:rPr>
-      <w:rFonts w:asciiTheme="majorHAnsi" w:cstheme="majorBidi" w:eastAsiaTheme="majorEastAsia" w:hAnsiTheme="majorHAnsi"/>
-      <w:sz w:val="56"/>
-      <w:szCs w:val="56"/>
-    </w:rPr>
-  </w:style>
-  <w:style w:styleId="Subtitle" w:type="paragraph">
-    <w:name w:val="Subtitle"/>
-    <w:basedOn w:val="Title"/>
-    <w:next w:val="BodyText"/>
-    <w:link w:val="SubtitleChar"/>
-    <w:uiPriority w:val="11"/>
-    <w:qFormat/>
-    <w:rsid w:val="00A10FD9"/>
-    <w:pPr>
-      <w:numPr>
-        <w:ilvl w:val="1"/>
-      </w:numPr>
-    </w:pPr>
-    <w:rPr>
-      <w:rFonts w:cstheme="majorBidi" w:eastAsiaTheme="majorEastAsia"/>
-      <w:spacing w:val="15"/>
-      <w:sz w:val="28"/>
-      <w:szCs w:val="28"/>
-    </w:rPr>
-  </w:style>
-  <w:style w:customStyle="1" w:styleId="SubtitleChar" w:type="character">
-    <w:name w:val="Subtitle Char"/>
-    <w:basedOn w:val="DefaultParagraphFont"/>
-    <w:link w:val="Subtitle"/>
-    <w:uiPriority w:val="11"/>
-    <w:rsid w:val="00A10FD9"/>
-    <w:rPr>
-      <w:rFonts w:cstheme="majorBidi" w:eastAsiaTheme="majorEastAsia"/>
-      <w:color w:themeColor="text1" w:themeTint="A6" w:val="595959"/>
-      <w:spacing w:val="15"/>
-      <w:sz w:val="28"/>
-      <w:szCs w:val="28"/>
-    </w:rPr>
-  </w:style>
-  <w:style w:customStyle="1" w:styleId="Author" w:type="paragraph">
-    <w:name w:val="Author"/>
-    <w:basedOn w:val="Title"/>
-    <w:next w:val="BodyText"/>
-    <w:qFormat/>
-    <w:pPr>
-      <w:keepNext/>
-      <w:keepLines/>
-    </w:pPr>
-    <w:rPr>
-      <w:sz w:val="24"/>
-      <w:szCs w:val="24"/>
-    </w:rPr>
-  </w:style>
-  <w:style w:styleId="Date" w:type="paragraph">
-    <w:name w:val="Date"/>
-    <w:basedOn w:val="Title"/>
-    <w:next w:val="BodyText"/>
-    <w:qFormat/>
-    <w:pPr>
-      <w:keepNext/>
-      <w:keepLines/>
-    </w:pPr>
-    <w:rPr>
-      <w:sz w:val="24"/>
-      <w:szCs w:val="24"/>
-    </w:rPr>
-  </w:style>
-  <w:style w:customStyle="1" w:styleId="AbstractTitle" w:type="paragraph">
-    <w:name w:val="Abstract Title"/>
-    <w:basedOn w:val="Normal"/>
-    <w:next w:val="Abstract"/>
-    <w:qFormat/>
-    <w:pPr>
-      <w:keepNext/>
-      <w:keepLines/>
-      <w:spacing w:after="0" w:before="300"/>
-      <w:jc w:val="center"/>
-    </w:pPr>
-    <w:rPr>
-      <w:b/>
-      <w:sz w:val="20"/>
-      <w:szCs w:val="20"/>
-    </w:rPr>
-  </w:style>
-  <w:style w:customStyle="1" w:styleId="Abstract" w:type="paragraph">
-    <w:name w:val="Abstract"/>
-    <w:basedOn w:val="Normal"/>
-    <w:next w:val="BodyText"/>
-    <w:qFormat/>
-    <w:pPr>
-      <w:keepNext/>
-      <w:keepLines/>
-      <w:spacing w:after="300" w:before="100"/>
-    </w:pPr>
-    <w:rPr>
-      <w:sz w:val="20"/>
-      <w:szCs w:val="20"/>
-    </w:rPr>
-  </w:style>
-  <w:style w:styleId="Bibliography" w:type="paragraph">
-    <w:name w:val="Bibliography"/>
-    <w:basedOn w:val="Normal"/>
-    <w:next w:val="Bibliography"/>
-    <w:qFormat/>
-    <w:pPr/>
-    <w:rPr/>
-  </w:style>
-  <w:style w:styleId="Heading1" w:type="paragraph">
+  <w:style w:type="paragraph" w:styleId="Ttulo1">
     <w:name w:val="heading 1"/>
     <w:basedOn w:val="Normal"/>
-    <w:next w:val="BodyText"/>
-    <w:link w:val="Heading1Char"/>
+    <w:next w:val="Corpodetexto"/>
+    <w:link w:val="Ttulo1Char"/>
     <w:uiPriority w:val="9"/>
     <w:qFormat/>
     <w:rsid w:val="00A10FD9"/>
     <w:pPr>
       <w:keepNext/>
       <w:keepLines/>
-      <w:spacing w:after="80" w:before="360"/>
+      <w:spacing w:before="360" w:after="80"/>
       <w:outlineLvl w:val="0"/>
     </w:pPr>
     <w:rPr>
-      <w:rFonts w:asciiTheme="majorHAnsi" w:cstheme="majorBidi" w:eastAsiaTheme="majorEastAsia" w:hAnsiTheme="majorHAnsi"/>
-      <w:color w:themeColor="accent1" w:themeShade="BF" w:val="0F4761"/>
+      <w:rFonts w:asciiTheme="majorHAnsi" w:eastAsiaTheme="majorEastAsia" w:hAnsiTheme="majorHAnsi" w:cstheme="majorBidi"/>
+      <w:color w:val="0F4761" w:themeColor="accent1" w:themeShade="BF"/>
       <w:sz w:val="40"/>
       <w:szCs w:val="40"/>
     </w:rPr>
   </w:style>
-  <w:style w:styleId="Heading2" w:type="paragraph">
+  <w:style w:type="paragraph" w:styleId="Ttulo2">
     <w:name w:val="heading 2"/>
     <w:basedOn w:val="Normal"/>
-    <w:next w:val="BodyText"/>
-    <w:link w:val="Heading2Char"/>
+    <w:next w:val="Corpodetexto"/>
+    <w:link w:val="Ttulo2Char"/>
     <w:uiPriority w:val="9"/>
     <w:semiHidden/>
     <w:unhideWhenUsed/>
@@ -1997,21 +2186,21 @@
     <w:pPr>
       <w:keepNext/>
       <w:keepLines/>
-      <w:spacing w:after="80" w:before="160"/>
+      <w:spacing w:before="160" w:after="80"/>
       <w:outlineLvl w:val="1"/>
     </w:pPr>
     <w:rPr>
-      <w:rFonts w:asciiTheme="majorHAnsi" w:cstheme="majorBidi" w:eastAsiaTheme="majorEastAsia" w:hAnsiTheme="majorHAnsi"/>
-      <w:color w:themeColor="accent1" w:themeShade="BF" w:val="0F4761"/>
+      <w:rFonts w:asciiTheme="majorHAnsi" w:eastAsiaTheme="majorEastAsia" w:hAnsiTheme="majorHAnsi" w:cstheme="majorBidi"/>
+      <w:color w:val="0F4761" w:themeColor="accent1" w:themeShade="BF"/>
       <w:sz w:val="32"/>
       <w:szCs w:val="32"/>
     </w:rPr>
   </w:style>
-  <w:style w:styleId="Heading3" w:type="paragraph">
+  <w:style w:type="paragraph" w:styleId="Ttulo3">
     <w:name w:val="heading 3"/>
     <w:basedOn w:val="Normal"/>
-    <w:next w:val="BodyText"/>
-    <w:link w:val="Heading3Char"/>
+    <w:next w:val="Corpodetexto"/>
+    <w:link w:val="Ttulo3Char"/>
     <w:uiPriority w:val="9"/>
     <w:semiHidden/>
     <w:unhideWhenUsed/>
@@ -2020,21 +2209,21 @@
     <w:pPr>
       <w:keepNext/>
       <w:keepLines/>
-      <w:spacing w:after="80" w:before="160"/>
+      <w:spacing w:before="160" w:after="80"/>
       <w:outlineLvl w:val="2"/>
     </w:pPr>
     <w:rPr>
-      <w:rFonts w:cstheme="majorBidi" w:eastAsiaTheme="majorEastAsia"/>
-      <w:color w:themeColor="accent1" w:themeShade="BF" w:val="0F4761"/>
+      <w:rFonts w:eastAsiaTheme="majorEastAsia" w:cstheme="majorBidi"/>
+      <w:color w:val="0F4761" w:themeColor="accent1" w:themeShade="BF"/>
       <w:sz w:val="28"/>
       <w:szCs w:val="28"/>
     </w:rPr>
   </w:style>
-  <w:style w:styleId="Heading4" w:type="paragraph">
+  <w:style w:type="paragraph" w:styleId="Ttulo4">
     <w:name w:val="heading 4"/>
     <w:basedOn w:val="Normal"/>
-    <w:next w:val="BodyText"/>
-    <w:link w:val="Heading4Char"/>
+    <w:next w:val="Corpodetexto"/>
+    <w:link w:val="Ttulo4Char"/>
     <w:uiPriority w:val="9"/>
     <w:semiHidden/>
     <w:unhideWhenUsed/>
@@ -2043,21 +2232,21 @@
     <w:pPr>
       <w:keepNext/>
       <w:keepLines/>
-      <w:spacing w:after="40" w:before="80"/>
+      <w:spacing w:before="80" w:after="40"/>
       <w:outlineLvl w:val="3"/>
     </w:pPr>
     <w:rPr>
-      <w:rFonts w:cstheme="majorBidi" w:eastAsiaTheme="majorEastAsia"/>
+      <w:rFonts w:eastAsiaTheme="majorEastAsia" w:cstheme="majorBidi"/>
       <w:i/>
       <w:iCs/>
-      <w:color w:themeColor="accent1" w:themeShade="BF" w:val="0F4761"/>
-    </w:rPr>
-  </w:style>
-  <w:style w:styleId="Heading5" w:type="paragraph">
+      <w:color w:val="0F4761" w:themeColor="accent1" w:themeShade="BF"/>
+    </w:rPr>
+  </w:style>
+  <w:style w:type="paragraph" w:styleId="Ttulo5">
     <w:name w:val="heading 5"/>
     <w:basedOn w:val="Normal"/>
-    <w:next w:val="BodyText"/>
-    <w:link w:val="Heading5Char"/>
+    <w:next w:val="Corpodetexto"/>
+    <w:link w:val="Ttulo5Char"/>
     <w:uiPriority w:val="9"/>
     <w:semiHidden/>
     <w:unhideWhenUsed/>
@@ -2066,19 +2255,19 @@
     <w:pPr>
       <w:keepNext/>
       <w:keepLines/>
-      <w:spacing w:after="40" w:before="80"/>
+      <w:spacing w:before="80" w:after="40"/>
       <w:outlineLvl w:val="4"/>
     </w:pPr>
     <w:rPr>
-      <w:rFonts w:cstheme="majorBidi" w:eastAsiaTheme="majorEastAsia"/>
-      <w:color w:themeColor="accent1" w:themeShade="BF" w:val="0F4761"/>
-    </w:rPr>
-  </w:style>
-  <w:style w:styleId="Heading6" w:type="paragraph">
+      <w:rFonts w:eastAsiaTheme="majorEastAsia" w:cstheme="majorBidi"/>
+      <w:color w:val="0F4761" w:themeColor="accent1" w:themeShade="BF"/>
+    </w:rPr>
+  </w:style>
+  <w:style w:type="paragraph" w:styleId="Ttulo6">
     <w:name w:val="heading 6"/>
     <w:basedOn w:val="Normal"/>
-    <w:next w:val="BodyText"/>
-    <w:link w:val="Heading6Char"/>
+    <w:next w:val="Corpodetexto"/>
+    <w:link w:val="Ttulo6Char"/>
     <w:uiPriority w:val="9"/>
     <w:semiHidden/>
     <w:unhideWhenUsed/>
@@ -2087,21 +2276,21 @@
     <w:pPr>
       <w:keepNext/>
       <w:keepLines/>
-      <w:spacing w:after="0" w:before="40"/>
+      <w:spacing w:before="40" w:after="0"/>
       <w:outlineLvl w:val="5"/>
     </w:pPr>
     <w:rPr>
-      <w:rFonts w:cstheme="majorBidi" w:eastAsiaTheme="majorEastAsia"/>
+      <w:rFonts w:eastAsiaTheme="majorEastAsia" w:cstheme="majorBidi"/>
       <w:i/>
       <w:iCs/>
-      <w:color w:themeColor="text1" w:themeTint="A6" w:val="595959"/>
-    </w:rPr>
-  </w:style>
-  <w:style w:styleId="Heading7" w:type="paragraph">
+      <w:color w:val="595959" w:themeColor="text1" w:themeTint="A6"/>
+    </w:rPr>
+  </w:style>
+  <w:style w:type="paragraph" w:styleId="Ttulo7">
     <w:name w:val="heading 7"/>
     <w:basedOn w:val="Normal"/>
-    <w:next w:val="BodyText"/>
-    <w:link w:val="Heading7Char"/>
+    <w:next w:val="Corpodetexto"/>
+    <w:link w:val="Ttulo7Char"/>
     <w:uiPriority w:val="9"/>
     <w:semiHidden/>
     <w:unhideWhenUsed/>
@@ -2110,19 +2299,19 @@
     <w:pPr>
       <w:keepNext/>
       <w:keepLines/>
-      <w:spacing w:after="0" w:before="40"/>
+      <w:spacing w:before="40" w:after="0"/>
       <w:outlineLvl w:val="6"/>
     </w:pPr>
     <w:rPr>
-      <w:rFonts w:cstheme="majorBidi" w:eastAsiaTheme="majorEastAsia"/>
-      <w:color w:themeColor="text1" w:themeTint="A6" w:val="595959"/>
-    </w:rPr>
-  </w:style>
-  <w:style w:styleId="Heading8" w:type="paragraph">
+      <w:rFonts w:eastAsiaTheme="majorEastAsia" w:cstheme="majorBidi"/>
+      <w:color w:val="595959" w:themeColor="text1" w:themeTint="A6"/>
+    </w:rPr>
+  </w:style>
+  <w:style w:type="paragraph" w:styleId="Ttulo8">
     <w:name w:val="heading 8"/>
     <w:basedOn w:val="Normal"/>
-    <w:next w:val="BodyText"/>
-    <w:link w:val="Heading8Char"/>
+    <w:next w:val="Corpodetexto"/>
+    <w:link w:val="Ttulo8Char"/>
     <w:uiPriority w:val="9"/>
     <w:semiHidden/>
     <w:unhideWhenUsed/>
@@ -2135,17 +2324,17 @@
       <w:outlineLvl w:val="7"/>
     </w:pPr>
     <w:rPr>
-      <w:rFonts w:cstheme="majorBidi" w:eastAsiaTheme="majorEastAsia"/>
+      <w:rFonts w:eastAsiaTheme="majorEastAsia" w:cstheme="majorBidi"/>
       <w:i/>
       <w:iCs/>
-      <w:color w:themeColor="text1" w:themeTint="D8" w:val="272727"/>
-    </w:rPr>
-  </w:style>
-  <w:style w:styleId="Heading9" w:type="paragraph">
+      <w:color w:val="272727" w:themeColor="text1" w:themeTint="D8"/>
+    </w:rPr>
+  </w:style>
+  <w:style w:type="paragraph" w:styleId="Ttulo9">
     <w:name w:val="heading 9"/>
     <w:basedOn w:val="Normal"/>
-    <w:next w:val="BodyText"/>
-    <w:link w:val="Heading9Char"/>
+    <w:next w:val="Corpodetexto"/>
+    <w:link w:val="Ttulo9Char"/>
     <w:uiPriority w:val="9"/>
     <w:semiHidden/>
     <w:unhideWhenUsed/>
@@ -2158,191 +2347,363 @@
       <w:outlineLvl w:val="8"/>
     </w:pPr>
     <w:rPr>
-      <w:rFonts w:cstheme="majorBidi" w:eastAsiaTheme="majorEastAsia"/>
-      <w:color w:themeColor="text1" w:themeTint="D8" w:val="272727"/>
-    </w:rPr>
-  </w:style>
-  <w:style w:customStyle="1" w:styleId="Heading1Char" w:type="character">
-    <w:name w:val="Heading 1 Char"/>
-    <w:basedOn w:val="DefaultParagraphFont"/>
-    <w:link w:val="Heading1"/>
+      <w:rFonts w:eastAsiaTheme="majorEastAsia" w:cstheme="majorBidi"/>
+      <w:color w:val="272727" w:themeColor="text1" w:themeTint="D8"/>
+    </w:rPr>
+  </w:style>
+  <w:style w:type="character" w:default="1" w:styleId="Fontepargpadro">
+    <w:name w:val="Default Paragraph Font"/>
+    <w:uiPriority w:val="1"/>
+    <w:semiHidden/>
+    <w:unhideWhenUsed/>
+  </w:style>
+  <w:style w:type="table" w:default="1" w:styleId="Tabelanormal">
+    <w:name w:val="Normal Table"/>
+    <w:uiPriority w:val="99"/>
+    <w:semiHidden/>
+    <w:unhideWhenUsed/>
+    <w:tblPr>
+      <w:tblInd w:w="0" w:type="dxa"/>
+      <w:tblCellMar>
+        <w:top w:w="0" w:type="dxa"/>
+        <w:left w:w="108" w:type="dxa"/>
+        <w:bottom w:w="0" w:type="dxa"/>
+        <w:right w:w="108" w:type="dxa"/>
+      </w:tblCellMar>
+    </w:tblPr>
+  </w:style>
+  <w:style w:type="numbering" w:default="1" w:styleId="Semlista">
+    <w:name w:val="No List"/>
+    <w:uiPriority w:val="99"/>
+    <w:semiHidden/>
+    <w:unhideWhenUsed/>
+  </w:style>
+  <w:style w:type="paragraph" w:styleId="Corpodetexto">
+    <w:name w:val="Body Text"/>
+    <w:basedOn w:val="Normal"/>
+    <w:qFormat/>
+    <w:pPr>
+      <w:spacing w:before="180" w:after="180"/>
+    </w:pPr>
+  </w:style>
+  <w:style w:type="paragraph" w:customStyle="1" w:styleId="FirstParagraph">
+    <w:name w:val="First Paragraph"/>
+    <w:basedOn w:val="Corpodetexto"/>
+    <w:next w:val="Corpodetexto"/>
+    <w:qFormat/>
+  </w:style>
+  <w:style w:type="paragraph" w:customStyle="1" w:styleId="Compact">
+    <w:name w:val="Compact"/>
+    <w:basedOn w:val="Corpodetexto"/>
+    <w:qFormat/>
+    <w:pPr>
+      <w:spacing w:before="36" w:after="36"/>
+    </w:pPr>
+  </w:style>
+  <w:style w:type="paragraph" w:styleId="Ttulo">
+    <w:name w:val="Title"/>
+    <w:basedOn w:val="Normal"/>
+    <w:next w:val="Corpodetexto"/>
+    <w:link w:val="TtuloChar"/>
+    <w:uiPriority w:val="10"/>
+    <w:qFormat/>
+    <w:rsid w:val="00A10FD9"/>
+    <w:pPr>
+      <w:spacing w:after="80"/>
+      <w:contextualSpacing/>
+      <w:jc w:val="center"/>
+    </w:pPr>
+    <w:rPr>
+      <w:rFonts w:asciiTheme="majorHAnsi" w:eastAsiaTheme="majorEastAsia" w:hAnsiTheme="majorHAnsi" w:cstheme="majorBidi"/>
+      <w:sz w:val="56"/>
+      <w:szCs w:val="56"/>
+    </w:rPr>
+  </w:style>
+  <w:style w:type="character" w:customStyle="1" w:styleId="TtuloChar">
+    <w:name w:val="Título Char"/>
+    <w:basedOn w:val="Fontepargpadro"/>
+    <w:link w:val="Ttulo"/>
+    <w:uiPriority w:val="10"/>
+    <w:rsid w:val="00A10FD9"/>
+    <w:rPr>
+      <w:rFonts w:asciiTheme="majorHAnsi" w:eastAsiaTheme="majorEastAsia" w:hAnsiTheme="majorHAnsi" w:cstheme="majorBidi"/>
+      <w:sz w:val="56"/>
+      <w:szCs w:val="56"/>
+    </w:rPr>
+  </w:style>
+  <w:style w:type="paragraph" w:styleId="Subttulo">
+    <w:name w:val="Subtitle"/>
+    <w:basedOn w:val="Ttulo"/>
+    <w:next w:val="Corpodetexto"/>
+    <w:link w:val="SubttuloChar"/>
+    <w:uiPriority w:val="11"/>
+    <w:qFormat/>
+    <w:rsid w:val="00A10FD9"/>
+    <w:pPr>
+      <w:numPr>
+        <w:ilvl w:val="1"/>
+      </w:numPr>
+    </w:pPr>
+    <w:rPr>
+      <w:spacing w:val="15"/>
+      <w:sz w:val="28"/>
+      <w:szCs w:val="28"/>
+    </w:rPr>
+  </w:style>
+  <w:style w:type="character" w:customStyle="1" w:styleId="SubttuloChar">
+    <w:name w:val="Subtítulo Char"/>
+    <w:basedOn w:val="Fontepargpadro"/>
+    <w:link w:val="Subttulo"/>
+    <w:uiPriority w:val="11"/>
+    <w:rsid w:val="00A10FD9"/>
+    <w:rPr>
+      <w:rFonts w:eastAsiaTheme="majorEastAsia" w:cstheme="majorBidi"/>
+      <w:color w:val="595959" w:themeColor="text1" w:themeTint="A6"/>
+      <w:spacing w:val="15"/>
+      <w:sz w:val="28"/>
+      <w:szCs w:val="28"/>
+    </w:rPr>
+  </w:style>
+  <w:style w:type="paragraph" w:customStyle="1" w:styleId="Author">
+    <w:name w:val="Author"/>
+    <w:basedOn w:val="Ttulo"/>
+    <w:next w:val="Corpodetexto"/>
+    <w:qFormat/>
+    <w:pPr>
+      <w:keepNext/>
+      <w:keepLines/>
+    </w:pPr>
+    <w:rPr>
+      <w:sz w:val="24"/>
+      <w:szCs w:val="24"/>
+    </w:rPr>
+  </w:style>
+  <w:style w:type="paragraph" w:styleId="Data">
+    <w:name w:val="Date"/>
+    <w:basedOn w:val="Ttulo"/>
+    <w:next w:val="Corpodetexto"/>
+    <w:qFormat/>
+    <w:pPr>
+      <w:keepNext/>
+      <w:keepLines/>
+    </w:pPr>
+    <w:rPr>
+      <w:sz w:val="24"/>
+      <w:szCs w:val="24"/>
+    </w:rPr>
+  </w:style>
+  <w:style w:type="paragraph" w:customStyle="1" w:styleId="AbstractTitle">
+    <w:name w:val="Abstract Title"/>
+    <w:basedOn w:val="Normal"/>
+    <w:next w:val="Abstract"/>
+    <w:qFormat/>
+    <w:pPr>
+      <w:keepNext/>
+      <w:keepLines/>
+      <w:spacing w:before="300" w:after="0"/>
+      <w:jc w:val="center"/>
+    </w:pPr>
+    <w:rPr>
+      <w:b/>
+      <w:sz w:val="20"/>
+      <w:szCs w:val="20"/>
+    </w:rPr>
+  </w:style>
+  <w:style w:type="paragraph" w:customStyle="1" w:styleId="Abstract">
+    <w:name w:val="Abstract"/>
+    <w:basedOn w:val="Normal"/>
+    <w:next w:val="Corpodetexto"/>
+    <w:qFormat/>
+    <w:pPr>
+      <w:keepNext/>
+      <w:keepLines/>
+      <w:spacing w:before="100" w:after="300"/>
+    </w:pPr>
+    <w:rPr>
+      <w:sz w:val="20"/>
+      <w:szCs w:val="20"/>
+    </w:rPr>
+  </w:style>
+  <w:style w:type="paragraph" w:styleId="Bibliografia">
+    <w:name w:val="Bibliography"/>
+    <w:basedOn w:val="Normal"/>
+    <w:qFormat/>
+  </w:style>
+  <w:style w:type="character" w:customStyle="1" w:styleId="Ttulo1Char">
+    <w:name w:val="Título 1 Char"/>
+    <w:basedOn w:val="Fontepargpadro"/>
+    <w:link w:val="Ttulo1"/>
     <w:uiPriority w:val="9"/>
     <w:rsid w:val="00A10FD9"/>
     <w:rPr>
-      <w:rFonts w:asciiTheme="majorHAnsi" w:cstheme="majorBidi" w:eastAsiaTheme="majorEastAsia" w:hAnsiTheme="majorHAnsi"/>
-      <w:color w:themeColor="accent1" w:themeShade="BF" w:val="0F4761"/>
+      <w:rFonts w:asciiTheme="majorHAnsi" w:eastAsiaTheme="majorEastAsia" w:hAnsiTheme="majorHAnsi" w:cstheme="majorBidi"/>
+      <w:color w:val="0F4761" w:themeColor="accent1" w:themeShade="BF"/>
       <w:sz w:val="40"/>
       <w:szCs w:val="40"/>
     </w:rPr>
   </w:style>
-  <w:style w:customStyle="1" w:styleId="Heading2Char" w:type="character">
-    <w:name w:val="Heading 2 Char"/>
-    <w:basedOn w:val="DefaultParagraphFont"/>
-    <w:link w:val="Heading2"/>
+  <w:style w:type="character" w:customStyle="1" w:styleId="Ttulo2Char">
+    <w:name w:val="Título 2 Char"/>
+    <w:basedOn w:val="Fontepargpadro"/>
+    <w:link w:val="Ttulo2"/>
     <w:uiPriority w:val="9"/>
     <w:semiHidden/>
     <w:rsid w:val="00A10FD9"/>
     <w:rPr>
-      <w:rFonts w:asciiTheme="majorHAnsi" w:cstheme="majorBidi" w:eastAsiaTheme="majorEastAsia" w:hAnsiTheme="majorHAnsi"/>
-      <w:color w:themeColor="accent1" w:themeShade="BF" w:val="0F4761"/>
+      <w:rFonts w:asciiTheme="majorHAnsi" w:eastAsiaTheme="majorEastAsia" w:hAnsiTheme="majorHAnsi" w:cstheme="majorBidi"/>
+      <w:color w:val="0F4761" w:themeColor="accent1" w:themeShade="BF"/>
       <w:sz w:val="32"/>
       <w:szCs w:val="32"/>
     </w:rPr>
   </w:style>
-  <w:style w:customStyle="1" w:styleId="Heading3Char" w:type="character">
-    <w:name w:val="Heading 3 Char"/>
-    <w:basedOn w:val="DefaultParagraphFont"/>
-    <w:link w:val="Heading3"/>
+  <w:style w:type="character" w:customStyle="1" w:styleId="Ttulo3Char">
+    <w:name w:val="Título 3 Char"/>
+    <w:basedOn w:val="Fontepargpadro"/>
+    <w:link w:val="Ttulo3"/>
     <w:uiPriority w:val="9"/>
     <w:semiHidden/>
     <w:rsid w:val="00A10FD9"/>
     <w:rPr>
-      <w:rFonts w:cstheme="majorBidi" w:eastAsiaTheme="majorEastAsia"/>
-      <w:color w:themeColor="accent1" w:themeShade="BF" w:val="0F4761"/>
+      <w:rFonts w:eastAsiaTheme="majorEastAsia" w:cstheme="majorBidi"/>
+      <w:color w:val="0F4761" w:themeColor="accent1" w:themeShade="BF"/>
       <w:sz w:val="28"/>
       <w:szCs w:val="28"/>
     </w:rPr>
   </w:style>
-  <w:style w:customStyle="1" w:styleId="Heading4Char" w:type="character">
-    <w:name w:val="Heading 4 Char"/>
-    <w:basedOn w:val="DefaultParagraphFont"/>
-    <w:link w:val="Heading4"/>
+  <w:style w:type="character" w:customStyle="1" w:styleId="Ttulo4Char">
+    <w:name w:val="Título 4 Char"/>
+    <w:basedOn w:val="Fontepargpadro"/>
+    <w:link w:val="Ttulo4"/>
     <w:uiPriority w:val="9"/>
     <w:semiHidden/>
     <w:rsid w:val="00A10FD9"/>
     <w:rPr>
-      <w:rFonts w:cstheme="majorBidi" w:eastAsiaTheme="majorEastAsia"/>
+      <w:rFonts w:eastAsiaTheme="majorEastAsia" w:cstheme="majorBidi"/>
       <w:i/>
       <w:iCs/>
-      <w:color w:themeColor="accent1" w:themeShade="BF" w:val="0F4761"/>
-    </w:rPr>
-  </w:style>
-  <w:style w:customStyle="1" w:styleId="Heading5Char" w:type="character">
-    <w:name w:val="Heading 5 Char"/>
-    <w:basedOn w:val="DefaultParagraphFont"/>
-    <w:link w:val="Heading5"/>
+      <w:color w:val="0F4761" w:themeColor="accent1" w:themeShade="BF"/>
+    </w:rPr>
+  </w:style>
+  <w:style w:type="character" w:customStyle="1" w:styleId="Ttulo5Char">
+    <w:name w:val="Título 5 Char"/>
+    <w:basedOn w:val="Fontepargpadro"/>
+    <w:link w:val="Ttulo5"/>
     <w:uiPriority w:val="9"/>
     <w:semiHidden/>
     <w:rsid w:val="00A10FD9"/>
     <w:rPr>
-      <w:rFonts w:cstheme="majorBidi" w:eastAsiaTheme="majorEastAsia"/>
-      <w:color w:themeColor="accent1" w:themeShade="BF" w:val="0F4761"/>
-    </w:rPr>
-  </w:style>
-  <w:style w:customStyle="1" w:styleId="Heading6Char" w:type="character">
-    <w:name w:val="Heading 6 Char"/>
-    <w:basedOn w:val="DefaultParagraphFont"/>
-    <w:link w:val="Heading6"/>
+      <w:rFonts w:eastAsiaTheme="majorEastAsia" w:cstheme="majorBidi"/>
+      <w:color w:val="0F4761" w:themeColor="accent1" w:themeShade="BF"/>
+    </w:rPr>
+  </w:style>
+  <w:style w:type="character" w:customStyle="1" w:styleId="Ttulo6Char">
+    <w:name w:val="Título 6 Char"/>
+    <w:basedOn w:val="Fontepargpadro"/>
+    <w:link w:val="Ttulo6"/>
     <w:uiPriority w:val="9"/>
     <w:semiHidden/>
     <w:rsid w:val="00A10FD9"/>
     <w:rPr>
-      <w:rFonts w:cstheme="majorBidi" w:eastAsiaTheme="majorEastAsia"/>
+      <w:rFonts w:eastAsiaTheme="majorEastAsia" w:cstheme="majorBidi"/>
       <w:i/>
       <w:iCs/>
-      <w:color w:themeColor="text1" w:themeTint="A6" w:val="595959"/>
-    </w:rPr>
-  </w:style>
-  <w:style w:customStyle="1" w:styleId="Heading7Char" w:type="character">
-    <w:name w:val="Heading 7 Char"/>
-    <w:basedOn w:val="DefaultParagraphFont"/>
-    <w:link w:val="Heading7"/>
+      <w:color w:val="595959" w:themeColor="text1" w:themeTint="A6"/>
+    </w:rPr>
+  </w:style>
+  <w:style w:type="character" w:customStyle="1" w:styleId="Ttulo7Char">
+    <w:name w:val="Título 7 Char"/>
+    <w:basedOn w:val="Fontepargpadro"/>
+    <w:link w:val="Ttulo7"/>
     <w:uiPriority w:val="9"/>
     <w:semiHidden/>
     <w:rsid w:val="00A10FD9"/>
     <w:rPr>
-      <w:rFonts w:cstheme="majorBidi" w:eastAsiaTheme="majorEastAsia"/>
-      <w:color w:themeColor="text1" w:themeTint="A6" w:val="595959"/>
-    </w:rPr>
-  </w:style>
-  <w:style w:customStyle="1" w:styleId="Heading8Char" w:type="character">
-    <w:name w:val="Heading 8 Char"/>
-    <w:basedOn w:val="DefaultParagraphFont"/>
-    <w:link w:val="Heading8"/>
+      <w:rFonts w:eastAsiaTheme="majorEastAsia" w:cstheme="majorBidi"/>
+      <w:color w:val="595959" w:themeColor="text1" w:themeTint="A6"/>
+    </w:rPr>
+  </w:style>
+  <w:style w:type="character" w:customStyle="1" w:styleId="Ttulo8Char">
+    <w:name w:val="Título 8 Char"/>
+    <w:basedOn w:val="Fontepargpadro"/>
+    <w:link w:val="Ttulo8"/>
     <w:uiPriority w:val="9"/>
     <w:semiHidden/>
     <w:rsid w:val="00A10FD9"/>
     <w:rPr>
-      <w:rFonts w:cstheme="majorBidi" w:eastAsiaTheme="majorEastAsia"/>
+      <w:rFonts w:eastAsiaTheme="majorEastAsia" w:cstheme="majorBidi"/>
       <w:i/>
       <w:iCs/>
-      <w:color w:themeColor="text1" w:themeTint="D8" w:val="272727"/>
-    </w:rPr>
-  </w:style>
-  <w:style w:customStyle="1" w:styleId="Heading9Char" w:type="character">
-    <w:name w:val="Heading 9 Char"/>
-    <w:basedOn w:val="DefaultParagraphFont"/>
-    <w:link w:val="Heading9"/>
+      <w:color w:val="272727" w:themeColor="text1" w:themeTint="D8"/>
+    </w:rPr>
+  </w:style>
+  <w:style w:type="character" w:customStyle="1" w:styleId="Ttulo9Char">
+    <w:name w:val="Título 9 Char"/>
+    <w:basedOn w:val="Fontepargpadro"/>
+    <w:link w:val="Ttulo9"/>
     <w:uiPriority w:val="9"/>
     <w:semiHidden/>
     <w:rsid w:val="00A10FD9"/>
     <w:rPr>
-      <w:rFonts w:cstheme="majorBidi" w:eastAsiaTheme="majorEastAsia"/>
-      <w:color w:themeColor="text1" w:themeTint="D8" w:val="272727"/>
-    </w:rPr>
-  </w:style>
-  <w:style w:styleId="BlockText" w:type="paragraph">
+      <w:rFonts w:eastAsiaTheme="majorEastAsia" w:cstheme="majorBidi"/>
+      <w:color w:val="272727" w:themeColor="text1" w:themeTint="D8"/>
+    </w:rPr>
+  </w:style>
+  <w:style w:type="paragraph" w:styleId="Textoembloco">
     <w:name w:val="Block Text"/>
-    <w:basedOn w:val="BodyText"/>
-    <w:next w:val="BodyText"/>
+    <w:basedOn w:val="Corpodetexto"/>
+    <w:next w:val="Corpodetexto"/>
     <w:uiPriority w:val="9"/>
     <w:unhideWhenUsed/>
     <w:qFormat/>
     <w:pPr>
-      <w:spacing w:after="100" w:before="100"/>
-      <w:ind w:firstLine="0" w:left="480" w:right="480"/>
+      <w:spacing w:before="100" w:after="100"/>
+      <w:ind w:left="480" w:right="480"/>
     </w:pPr>
   </w:style>
-  <w:style w:styleId="FootnoteText" w:type="paragraph">
-    <w:name w:val="Footnote Text"/>
+  <w:style w:type="paragraph" w:styleId="Textodenotaderodap">
+    <w:name w:val="footnote text"/>
     <w:basedOn w:val="Normal"/>
-    <w:next w:val="FootnoteText"/>
     <w:uiPriority w:val="9"/>
     <w:unhideWhenUsed/>
     <w:qFormat/>
   </w:style>
-  <w:style w:styleId="FootnoteBlockText" w:type="paragraph">
+  <w:style w:type="paragraph" w:customStyle="1" w:styleId="FootnoteBlockText">
     <w:name w:val="Footnote Block Text"/>
-    <w:basedOn w:val="FootnoteText"/>
-    <w:next w:val="FootnoteText"/>
+    <w:basedOn w:val="Textodenotaderodap"/>
+    <w:next w:val="Textodenotaderodap"/>
     <w:uiPriority w:val="9"/>
     <w:unhideWhenUsed/>
     <w:qFormat/>
     <w:pPr>
-      <w:spacing w:after="100" w:before="100"/>
-      <w:ind w:firstLine="0" w:left="480" w:right="480"/>
+      <w:spacing w:before="100" w:after="100"/>
+      <w:ind w:left="480" w:right="480"/>
     </w:pPr>
   </w:style>
-  <w:style w:default="1" w:styleId="DefaultParagraphFont" w:type="character">
-    <w:name w:val="Default Paragraph Font"/>
-    <w:semiHidden/>
-    <w:unhideWhenUsed/>
-  </w:style>
-  <w:style w:default="1" w:styleId="Table" w:type="table">
+  <w:style w:type="table" w:customStyle="1" w:styleId="Table">
     <w:name w:val="Table"/>
-    <w:basedOn w:val="TableNormal"/>
     <w:semiHidden/>
     <w:unhideWhenUsed/>
     <w:qFormat/>
     <w:tblPr>
-      <w:tblInd w:type="dxa" w:w="0"/>
+      <w:tblInd w:w="0" w:type="dxa"/>
       <w:tblCellMar>
-        <w:top w:type="dxa" w:w="0"/>
-        <w:left w:type="dxa" w:w="108"/>
-        <w:bottom w:type="dxa" w:w="0"/>
-        <w:right w:type="dxa" w:w="108"/>
+        <w:top w:w="0" w:type="dxa"/>
+        <w:left w:w="108" w:type="dxa"/>
+        <w:bottom w:w="0" w:type="dxa"/>
+        <w:right w:w="108" w:type="dxa"/>
       </w:tblCellMar>
     </w:tblPr>
     <w:tblStylePr w:type="firstRow">
+      <w:tblPr/>
       <w:tcPr>
         <w:tcBorders>
-          <w:bottom w:val="single"/>
+          <w:bottom w:val="single" w:sz="0" w:space="0" w:color="auto"/>
         </w:tcBorders>
         <w:vAlign w:val="bottom"/>
       </w:tcPr>
     </w:tblStylePr>
   </w:style>
-  <w:style w:customStyle="1" w:styleId="DefinitionTerm" w:type="paragraph">
+  <w:style w:type="paragraph" w:customStyle="1" w:styleId="DefinitionTerm">
     <w:name w:val="Definition Term"/>
     <w:basedOn w:val="Normal"/>
     <w:next w:val="Definition"/>
@@ -2355,78 +2716,79 @@
       <w:b/>
     </w:rPr>
   </w:style>
-  <w:style w:customStyle="1" w:styleId="Definition" w:type="paragraph">
+  <w:style w:type="paragraph" w:customStyle="1" w:styleId="Definition">
     <w:name w:val="Definition"/>
     <w:basedOn w:val="Normal"/>
   </w:style>
-  <w:style w:styleId="Caption" w:type="paragraph">
-    <w:name w:val="Caption"/>
+  <w:style w:type="paragraph" w:styleId="Legenda">
+    <w:name w:val="caption"/>
     <w:basedOn w:val="Normal"/>
-    <w:link w:val="BodyTextChar"/>
+    <w:link w:val="LegendaChar"/>
     <w:pPr>
-      <w:spacing w:after="120" w:before="0"/>
+      <w:spacing w:after="120"/>
     </w:pPr>
     <w:rPr>
       <w:i/>
     </w:rPr>
   </w:style>
-  <w:style w:customStyle="1" w:styleId="TableCaption" w:type="paragraph">
+  <w:style w:type="paragraph" w:customStyle="1" w:styleId="TableCaption">
     <w:name w:val="Table Caption"/>
-    <w:basedOn w:val="Caption"/>
+    <w:basedOn w:val="Legenda"/>
     <w:pPr>
       <w:keepNext/>
     </w:pPr>
   </w:style>
-  <w:style w:customStyle="1" w:styleId="ImageCaption" w:type="paragraph">
+  <w:style w:type="paragraph" w:customStyle="1" w:styleId="ImageCaption">
     <w:name w:val="Image Caption"/>
-    <w:basedOn w:val="Caption"/>
-  </w:style>
-  <w:style w:customStyle="1" w:styleId="Figure" w:type="paragraph">
+    <w:basedOn w:val="Legenda"/>
+  </w:style>
+  <w:style w:type="paragraph" w:customStyle="1" w:styleId="Figure">
     <w:name w:val="Figure"/>
     <w:basedOn w:val="Normal"/>
   </w:style>
-  <w:style w:customStyle="1" w:styleId="CaptionedFigure" w:type="paragraph">
+  <w:style w:type="paragraph" w:customStyle="1" w:styleId="CaptionedFigure">
     <w:name w:val="Captioned Figure"/>
     <w:basedOn w:val="Figure"/>
     <w:pPr>
       <w:keepNext/>
     </w:pPr>
   </w:style>
-  <w:style w:customStyle="1" w:styleId="BodyTextChar" w:type="character">
-    <w:name w:val="Body Text Char"/>
-    <w:basedOn w:val="DefaultParagraphFont"/>
-    <w:link w:val="BodyText"/>
-  </w:style>
-  <w:style w:customStyle="1" w:styleId="VerbatimChar" w:type="character">
+  <w:style w:type="character" w:customStyle="1" w:styleId="LegendaChar">
+    <w:name w:val="Legenda Char"/>
+    <w:basedOn w:val="Fontepargpadro"/>
+    <w:link w:val="Legenda"/>
+  </w:style>
+  <w:style w:type="character" w:customStyle="1" w:styleId="VerbatimChar">
     <w:name w:val="Verbatim Char"/>
-    <w:basedOn w:val="BodyTextChar"/>
+    <w:basedOn w:val="LegendaChar"/>
+    <w:link w:val="SourceCode"/>
     <w:rPr>
       <w:rFonts w:ascii="Consolas" w:hAnsi="Consolas"/>
       <w:sz w:val="22"/>
     </w:rPr>
   </w:style>
-  <w:style w:customStyle="1" w:styleId="SectionNumber" w:type="character">
+  <w:style w:type="character" w:customStyle="1" w:styleId="SectionNumber">
     <w:name w:val="Section Number"/>
-    <w:basedOn w:val="BodyTextChar"/>
-  </w:style>
-  <w:style w:styleId="FootnoteReference" w:type="character">
-    <w:name w:val="Footnote Reference"/>
-    <w:basedOn w:val="BodyTextChar"/>
+    <w:basedOn w:val="LegendaChar"/>
+  </w:style>
+  <w:style w:type="character" w:styleId="Refdenotaderodap">
+    <w:name w:val="footnote reference"/>
+    <w:basedOn w:val="LegendaChar"/>
     <w:rPr>
       <w:vertAlign w:val="superscript"/>
     </w:rPr>
   </w:style>
-  <w:style w:styleId="Hyperlink" w:type="character">
+  <w:style w:type="character" w:styleId="Hyperlink">
     <w:name w:val="Hyperlink"/>
-    <w:basedOn w:val="BodyTextChar"/>
-    <w:rPr>
-      <w:color w:themeColor="accent1" w:val="4F81BD"/>
-    </w:rPr>
-  </w:style>
-  <w:style w:styleId="TOCHeading" w:type="paragraph">
+    <w:basedOn w:val="LegendaChar"/>
+    <w:rPr>
+      <w:color w:val="156082" w:themeColor="accent1"/>
+    </w:rPr>
+  </w:style>
+  <w:style w:type="paragraph" w:styleId="CabealhodoSumrio">
     <w:name w:val="TOC Heading"/>
-    <w:basedOn w:val="Heading1"/>
-    <w:next w:val="BodyText"/>
+    <w:basedOn w:val="Ttulo1"/>
+    <w:next w:val="Corpodetexto"/>
     <w:uiPriority w:val="39"/>
     <w:unhideWhenUsed/>
     <w:qFormat/>
@@ -2434,246 +2796,305 @@
       <w:spacing w:before="240" w:line="259" w:lineRule="auto"/>
       <w:outlineLvl w:val="9"/>
     </w:pPr>
-    <w:rPr>
-      <w:rFonts w:asciiTheme="majorHAnsi" w:cstheme="majorBidi" w:eastAsiaTheme="majorEastAsia" w:hAnsiTheme="majorHAnsi"/>
-      <w:b w:val="0"/>
-      <w:bCs w:val="0"/>
-      <w:color w:themeColor="accent1" w:themeShade="BF" w:val="365F91"/>
-    </w:rPr>
   </w:style>
   <w:style w:type="paragraph" w:customStyle="1" w:styleId="SourceCode">
     <w:name w:val="Source Code"/>
     <w:basedOn w:val="Normal"/>
     <w:link w:val="VerbatimChar"/>
     <w:pPr>
-      <w:wordWrap w:val="off"/>
+      <w:wordWrap w:val="0"/>
     </w:pPr>
   </w:style>
   <w:style w:type="character" w:customStyle="1" w:styleId="KeywordTok">
     <w:name w:val="KeywordTok"/>
     <w:basedOn w:val="VerbatimChar"/>
     <w:rPr>
+      <w:rFonts w:ascii="Consolas" w:hAnsi="Consolas"/>
       <w:b/>
       <w:color w:val="007020"/>
+      <w:sz w:val="22"/>
     </w:rPr>
   </w:style>
   <w:style w:type="character" w:customStyle="1" w:styleId="DataTypeTok">
     <w:name w:val="DataTypeTok"/>
     <w:basedOn w:val="VerbatimChar"/>
     <w:rPr>
+      <w:rFonts w:ascii="Consolas" w:hAnsi="Consolas"/>
       <w:color w:val="902000"/>
+      <w:sz w:val="22"/>
     </w:rPr>
   </w:style>
   <w:style w:type="character" w:customStyle="1" w:styleId="DecValTok">
     <w:name w:val="DecValTok"/>
     <w:basedOn w:val="VerbatimChar"/>
     <w:rPr>
-      <w:color w:val="40a070"/>
+      <w:rFonts w:ascii="Consolas" w:hAnsi="Consolas"/>
+      <w:color w:val="40A070"/>
+      <w:sz w:val="22"/>
     </w:rPr>
   </w:style>
   <w:style w:type="character" w:customStyle="1" w:styleId="BaseNTok">
     <w:name w:val="BaseNTok"/>
     <w:basedOn w:val="VerbatimChar"/>
     <w:rPr>
-      <w:color w:val="40a070"/>
+      <w:rFonts w:ascii="Consolas" w:hAnsi="Consolas"/>
+      <w:color w:val="40A070"/>
+      <w:sz w:val="22"/>
     </w:rPr>
   </w:style>
   <w:style w:type="character" w:customStyle="1" w:styleId="FloatTok">
     <w:name w:val="FloatTok"/>
     <w:basedOn w:val="VerbatimChar"/>
     <w:rPr>
-      <w:color w:val="40a070"/>
+      <w:rFonts w:ascii="Consolas" w:hAnsi="Consolas"/>
+      <w:color w:val="40A070"/>
+      <w:sz w:val="22"/>
     </w:rPr>
   </w:style>
   <w:style w:type="character" w:customStyle="1" w:styleId="ConstantTok">
     <w:name w:val="ConstantTok"/>
     <w:basedOn w:val="VerbatimChar"/>
     <w:rPr>
+      <w:rFonts w:ascii="Consolas" w:hAnsi="Consolas"/>
       <w:color w:val="880000"/>
+      <w:sz w:val="22"/>
     </w:rPr>
   </w:style>
   <w:style w:type="character" w:customStyle="1" w:styleId="CharTok">
     <w:name w:val="CharTok"/>
     <w:basedOn w:val="VerbatimChar"/>
     <w:rPr>
-      <w:color w:val="4070a0"/>
+      <w:rFonts w:ascii="Consolas" w:hAnsi="Consolas"/>
+      <w:color w:val="4070A0"/>
+      <w:sz w:val="22"/>
     </w:rPr>
   </w:style>
   <w:style w:type="character" w:customStyle="1" w:styleId="SpecialCharTok">
     <w:name w:val="SpecialCharTok"/>
     <w:basedOn w:val="VerbatimChar"/>
     <w:rPr>
-      <w:color w:val="4070a0"/>
+      <w:rFonts w:ascii="Consolas" w:hAnsi="Consolas"/>
+      <w:color w:val="4070A0"/>
+      <w:sz w:val="22"/>
     </w:rPr>
   </w:style>
   <w:style w:type="character" w:customStyle="1" w:styleId="StringTok">
     <w:name w:val="StringTok"/>
     <w:basedOn w:val="VerbatimChar"/>
     <w:rPr>
-      <w:color w:val="4070a0"/>
+      <w:rFonts w:ascii="Consolas" w:hAnsi="Consolas"/>
+      <w:color w:val="4070A0"/>
+      <w:sz w:val="22"/>
     </w:rPr>
   </w:style>
   <w:style w:type="character" w:customStyle="1" w:styleId="VerbatimStringTok">
     <w:name w:val="VerbatimStringTok"/>
     <w:basedOn w:val="VerbatimChar"/>
     <w:rPr>
-      <w:color w:val="4070a0"/>
+      <w:rFonts w:ascii="Consolas" w:hAnsi="Consolas"/>
+      <w:color w:val="4070A0"/>
+      <w:sz w:val="22"/>
     </w:rPr>
   </w:style>
   <w:style w:type="character" w:customStyle="1" w:styleId="SpecialStringTok">
     <w:name w:val="SpecialStringTok"/>
     <w:basedOn w:val="VerbatimChar"/>
     <w:rPr>
-      <w:color w:val="bb6688"/>
+      <w:rFonts w:ascii="Consolas" w:hAnsi="Consolas"/>
+      <w:color w:val="BB6688"/>
+      <w:sz w:val="22"/>
     </w:rPr>
   </w:style>
   <w:style w:type="character" w:customStyle="1" w:styleId="ImportTok">
     <w:name w:val="ImportTok"/>
     <w:basedOn w:val="VerbatimChar"/>
     <w:rPr>
+      <w:rFonts w:ascii="Consolas" w:hAnsi="Consolas"/>
       <w:b/>
       <w:color w:val="008000"/>
+      <w:sz w:val="22"/>
     </w:rPr>
   </w:style>
   <w:style w:type="character" w:customStyle="1" w:styleId="CommentTok">
     <w:name w:val="CommentTok"/>
     <w:basedOn w:val="VerbatimChar"/>
     <w:rPr>
+      <w:rFonts w:ascii="Consolas" w:hAnsi="Consolas"/>
       <w:i/>
-      <w:color w:val="60a0b0"/>
+      <w:color w:val="60A0B0"/>
+      <w:sz w:val="22"/>
     </w:rPr>
   </w:style>
   <w:style w:type="character" w:customStyle="1" w:styleId="DocumentationTok">
     <w:name w:val="DocumentationTok"/>
     <w:basedOn w:val="VerbatimChar"/>
     <w:rPr>
+      <w:rFonts w:ascii="Consolas" w:hAnsi="Consolas"/>
       <w:i/>
-      <w:color w:val="ba2121"/>
+      <w:color w:val="BA2121"/>
+      <w:sz w:val="22"/>
     </w:rPr>
   </w:style>
   <w:style w:type="character" w:customStyle="1" w:styleId="AnnotationTok">
     <w:name w:val="AnnotationTok"/>
     <w:basedOn w:val="VerbatimChar"/>
     <w:rPr>
+      <w:rFonts w:ascii="Consolas" w:hAnsi="Consolas"/>
       <w:b/>
       <w:i/>
-      <w:color w:val="60a0b0"/>
+      <w:color w:val="60A0B0"/>
+      <w:sz w:val="22"/>
     </w:rPr>
   </w:style>
   <w:style w:type="character" w:customStyle="1" w:styleId="CommentVarTok">
     <w:name w:val="CommentVarTok"/>
     <w:basedOn w:val="VerbatimChar"/>
     <w:rPr>
+      <w:rFonts w:ascii="Consolas" w:hAnsi="Consolas"/>
       <w:b/>
       <w:i/>
-      <w:color w:val="60a0b0"/>
+      <w:color w:val="60A0B0"/>
+      <w:sz w:val="22"/>
     </w:rPr>
   </w:style>
   <w:style w:type="character" w:customStyle="1" w:styleId="OtherTok">
     <w:name w:val="OtherTok"/>
     <w:basedOn w:val="VerbatimChar"/>
     <w:rPr>
+      <w:rFonts w:ascii="Consolas" w:hAnsi="Consolas"/>
       <w:color w:val="007020"/>
+      <w:sz w:val="22"/>
     </w:rPr>
   </w:style>
   <w:style w:type="character" w:customStyle="1" w:styleId="FunctionTok">
     <w:name w:val="FunctionTok"/>
     <w:basedOn w:val="VerbatimChar"/>
     <w:rPr>
-      <w:color w:val="06287e"/>
+      <w:rFonts w:ascii="Consolas" w:hAnsi="Consolas"/>
+      <w:color w:val="06287E"/>
+      <w:sz w:val="22"/>
     </w:rPr>
   </w:style>
   <w:style w:type="character" w:customStyle="1" w:styleId="VariableTok">
     <w:name w:val="VariableTok"/>
     <w:basedOn w:val="VerbatimChar"/>
     <w:rPr>
-      <w:color w:val="19177c"/>
+      <w:rFonts w:ascii="Consolas" w:hAnsi="Consolas"/>
+      <w:color w:val="19177C"/>
+      <w:sz w:val="22"/>
     </w:rPr>
   </w:style>
   <w:style w:type="character" w:customStyle="1" w:styleId="ControlFlowTok">
     <w:name w:val="ControlFlowTok"/>
     <w:basedOn w:val="VerbatimChar"/>
     <w:rPr>
+      <w:rFonts w:ascii="Consolas" w:hAnsi="Consolas"/>
       <w:b/>
       <w:color w:val="007020"/>
+      <w:sz w:val="22"/>
     </w:rPr>
   </w:style>
   <w:style w:type="character" w:customStyle="1" w:styleId="OperatorTok">
     <w:name w:val="OperatorTok"/>
     <w:basedOn w:val="VerbatimChar"/>
     <w:rPr>
+      <w:rFonts w:ascii="Consolas" w:hAnsi="Consolas"/>
       <w:color w:val="666666"/>
+      <w:sz w:val="22"/>
     </w:rPr>
   </w:style>
   <w:style w:type="character" w:customStyle="1" w:styleId="BuiltInTok">
     <w:name w:val="BuiltInTok"/>
     <w:basedOn w:val="VerbatimChar"/>
     <w:rPr>
+      <w:rFonts w:ascii="Consolas" w:hAnsi="Consolas"/>
       <w:color w:val="008000"/>
+      <w:sz w:val="22"/>
     </w:rPr>
   </w:style>
   <w:style w:type="character" w:customStyle="1" w:styleId="ExtensionTok">
     <w:name w:val="ExtensionTok"/>
     <w:basedOn w:val="VerbatimChar"/>
-    <w:rPr/>
+    <w:rPr>
+      <w:rFonts w:ascii="Consolas" w:hAnsi="Consolas"/>
+      <w:sz w:val="22"/>
+    </w:rPr>
   </w:style>
   <w:style w:type="character" w:customStyle="1" w:styleId="PreprocessorTok">
     <w:name w:val="PreprocessorTok"/>
     <w:basedOn w:val="VerbatimChar"/>
     <w:rPr>
-      <w:color w:val="bc7a00"/>
+      <w:rFonts w:ascii="Consolas" w:hAnsi="Consolas"/>
+      <w:color w:val="BC7A00"/>
+      <w:sz w:val="22"/>
     </w:rPr>
   </w:style>
   <w:style w:type="character" w:customStyle="1" w:styleId="AttributeTok">
     <w:name w:val="AttributeTok"/>
     <w:basedOn w:val="VerbatimChar"/>
     <w:rPr>
-      <w:color w:val="7d9029"/>
+      <w:rFonts w:ascii="Consolas" w:hAnsi="Consolas"/>
+      <w:color w:val="7D9029"/>
+      <w:sz w:val="22"/>
     </w:rPr>
   </w:style>
   <w:style w:type="character" w:customStyle="1" w:styleId="RegionMarkerTok">
     <w:name w:val="RegionMarkerTok"/>
     <w:basedOn w:val="VerbatimChar"/>
-    <w:rPr/>
+    <w:rPr>
+      <w:rFonts w:ascii="Consolas" w:hAnsi="Consolas"/>
+      <w:sz w:val="22"/>
+    </w:rPr>
   </w:style>
   <w:style w:type="character" w:customStyle="1" w:styleId="InformationTok">
     <w:name w:val="InformationTok"/>
     <w:basedOn w:val="VerbatimChar"/>
     <w:rPr>
+      <w:rFonts w:ascii="Consolas" w:hAnsi="Consolas"/>
       <w:b/>
       <w:i/>
-      <w:color w:val="60a0b0"/>
+      <w:color w:val="60A0B0"/>
+      <w:sz w:val="22"/>
     </w:rPr>
   </w:style>
   <w:style w:type="character" w:customStyle="1" w:styleId="WarningTok">
     <w:name w:val="WarningTok"/>
     <w:basedOn w:val="VerbatimChar"/>
     <w:rPr>
+      <w:rFonts w:ascii="Consolas" w:hAnsi="Consolas"/>
       <w:b/>
       <w:i/>
-      <w:color w:val="60a0b0"/>
+      <w:color w:val="60A0B0"/>
+      <w:sz w:val="22"/>
     </w:rPr>
   </w:style>
   <w:style w:type="character" w:customStyle="1" w:styleId="AlertTok">
     <w:name w:val="AlertTok"/>
     <w:basedOn w:val="VerbatimChar"/>
     <w:rPr>
+      <w:rFonts w:ascii="Consolas" w:hAnsi="Consolas"/>
       <w:b/>
-      <w:color w:val="ff0000"/>
+      <w:color w:val="FF0000"/>
+      <w:sz w:val="22"/>
     </w:rPr>
   </w:style>
   <w:style w:type="character" w:customStyle="1" w:styleId="ErrorTok">
     <w:name w:val="ErrorTok"/>
     <w:basedOn w:val="VerbatimChar"/>
     <w:rPr>
+      <w:rFonts w:ascii="Consolas" w:hAnsi="Consolas"/>
       <w:b/>
-      <w:color w:val="ff0000"/>
+      <w:color w:val="FF0000"/>
+      <w:sz w:val="22"/>
     </w:rPr>
   </w:style>
   <w:style w:type="character" w:customStyle="1" w:styleId="NormalTok">
     <w:name w:val="NormalTok"/>
     <w:basedOn w:val="VerbatimChar"/>
-    <w:rPr/>
+    <w:rPr>
+      <w:rFonts w:ascii="Consolas" w:hAnsi="Consolas"/>
+      <w:sz w:val="22"/>
+    </w:rPr>
   </w:style>
 </w:styles>
 </file>

--- a/Documentacao_ListaDeContatos.docx
+++ b/Documentacao_ListaDeContatos.docx
@@ -65,10 +65,7 @@
         <w:pStyle w:val="FirstParagraph"/>
       </w:pPr>
       <w:r>
-        <w:t>O aplicativo permite que cada usuário crie sua própria conta, faça login e gerencie sua lista pessoal de contatos (nome, telefone e e-mail), com operações completas de cadastro, leitura, edição e exclusão (CRUD). Todos os dados são armazenados localmente n</w:t>
-      </w:r>
-      <w:r>
-        <w:t>o próprio dispositivo, em um banco de dados SQLite.</w:t>
+        <w:t>O aplicativo permite que cada usuário crie sua própria conta, faça login e gerencie sua lista pessoal de contatos (nome, telefone e e-mail), com operações completas de cadastro, leitura, edição e exclusão (CRUD). Todos os dados são armazenados localmente no próprio dispositivo, em um banco de dados SQLite.</w:t>
       </w:r>
     </w:p>
     <w:p>
@@ -307,14 +304,7 @@
                 <w:b/>
                 <w:bCs/>
               </w:rPr>
-              <w:t>Git e GitH</w:t>
-            </w:r>
-            <w:r>
-              <w:rPr>
-                <w:b/>
-                <w:bCs/>
-              </w:rPr>
-              <w:t>ub</w:t>
+              <w:t>Git e GitHub</w:t>
             </w:r>
           </w:p>
         </w:tc>
@@ -385,10 +375,7 @@
         <w:pStyle w:val="FirstParagraph"/>
       </w:pPr>
       <w:r>
-        <w:t>O código-fonte está organi</w:t>
-      </w:r>
-      <w:r>
-        <w:t xml:space="preserve">zado da seguinte forma, dentro de </w:t>
+        <w:t xml:space="preserve">O código-fonte está organizado da seguinte forma, dentro de </w:t>
       </w:r>
       <w:r>
         <w:rPr>
@@ -444,13 +431,7 @@
         <w:rPr>
           <w:rStyle w:val="VerbatimChar"/>
         </w:rPr>
-        <w:t xml:space="preserve">  LoginScreen.kt        -&gt; te</w:t>
-      </w:r>
-      <w:r>
-        <w:rPr>
-          <w:rStyle w:val="VerbatimChar"/>
-        </w:rPr>
-        <w:t>la de login</w:t>
+        <w:t xml:space="preserve">  LoginScreen.kt        -&gt; tela de login</w:t>
       </w:r>
       <w:r>
         <w:br/>
@@ -486,13 +467,7 @@
         <w:rPr>
           <w:rStyle w:val="VerbatimChar"/>
         </w:rPr>
-        <w:t xml:space="preserve">  theme/                -</w:t>
-      </w:r>
-      <w:r>
-        <w:rPr>
-          <w:rStyle w:val="VerbatimChar"/>
-        </w:rPr>
-        <w:t>&gt; arquivos de tema visual (cores, tipografia) gerados pelo Android Studio</w:t>
+        <w:t xml:space="preserve">  theme/                -&gt; arquivos de tema visual (cores, tipografia) gerados pelo Android Studio</w:t>
       </w:r>
       <w:r>
         <w:br/>
@@ -509,10 +484,7 @@
         <w:pStyle w:val="FirstParagraph"/>
       </w:pPr>
       <w:r>
-        <w:t>Não foi utilizada nenhuma biblioteca de navegação ou de banco de dados (como Room ou Navigati</w:t>
-      </w:r>
-      <w:r>
-        <w:t>on Compose) propositalmente: a navegação entre telas é feita por uma variável de estado simples (</w:t>
+        <w:t>Não foi utilizada nenhuma biblioteca de navegação ou de banco de dados (como Room ou Navigation Compose) propositalmente: a navegação entre telas é feita por uma variável de estado simples (</w:t>
       </w:r>
       <w:r>
         <w:rPr>
@@ -539,10 +511,7 @@
         <w:t>SQLiteOpenHelper</w:t>
       </w:r>
       <w:r>
-        <w:t>). Essa escolha manteve o projeto mais si</w:t>
-      </w:r>
-      <w:r>
-        <w:t>mples de entender e sem dependências externas além das já incluídas pelo próprio Android Studio.</w:t>
+        <w:t>). Essa escolha manteve o projeto mais simples de entender e sem dependências externas além das já incluídas pelo próprio Android Studio.</w:t>
       </w:r>
     </w:p>
     <w:p>
@@ -569,10 +538,7 @@
         <w:t>lista_contatos.db</w:t>
       </w:r>
       <w:r>
-        <w:t xml:space="preserve"> e é criado automaticamente na primeira execução do app, dentro do armazenamento privado do aplica</w:t>
-      </w:r>
-      <w:r>
-        <w:t>tivo no celular. Ele contém duas tabelas:</w:t>
+        <w:t xml:space="preserve"> e é criado automaticamente na primeira execução do app, dentro do armazenamento privado do aplicativo no celular. Ele contém duas tabelas:</w:t>
       </w:r>
     </w:p>
     <w:p>
@@ -972,10 +938,7 @@
               <w:t>usuarios.id</w:t>
             </w:r>
             <w:r>
-              <w:t xml:space="preserve"> </w:t>
-            </w:r>
-            <w:r>
-              <w:t>— garante que cada usuário só veja seus próprios contatos</w:t>
+              <w:t xml:space="preserve"> — garante que cada usuário só veja seus próprios contatos</w:t>
             </w:r>
           </w:p>
         </w:tc>
@@ -1131,10 +1094,7 @@
         <w:t>Tela de Login</w:t>
       </w:r>
       <w:r>
-        <w:t xml:space="preserve"> </w:t>
-      </w:r>
-      <w:r>
-        <w:t>— usuário já cadastrado informa e-mail e senha. Se as credenciais batem com o hash salvo no banco, é redirecionado para a lista de contatos.</w:t>
+        <w:t xml:space="preserve"> — usuário já cadastrado informa e-mail e senha. Se as credenciais batem com o hash salvo no banco, é redirecionado para a lista de contatos.</w:t>
       </w:r>
     </w:p>
     <w:p>
@@ -1153,10 +1113,7 @@
         <w:t>Tela de Cadastro</w:t>
       </w:r>
       <w:r>
-        <w:t xml:space="preserve"> — novo usuário informa nome, e-mail e senha (com confirmação). A senha é transformada em hash SHA-</w:t>
-      </w:r>
-      <w:r>
-        <w:t>256 antes de ser salva no banco — assim, mesmo quem tiver acesso ao arquivo do banco não vê a senha original.</w:t>
+        <w:t xml:space="preserve"> — novo usuário informa nome, e-mail e senha (com confirmação). A senha é transformada em hash SHA-256 antes de ser salva no banco — assim, mesmo quem tiver acesso ao arquivo do banco não vê a senha original.</w:t>
       </w:r>
     </w:p>
     <w:p>
@@ -1196,10 +1153,7 @@
         </w:numPr>
       </w:pPr>
       <w:r>
-        <w:t>botão fl</w:t>
-      </w:r>
-      <w:r>
-        <w:t>utuante “+” para adicionar um novo contato</w:t>
+        <w:t>botão flutuante “+” para adicionar um novo contato</w:t>
       </w:r>
     </w:p>
     <w:p>
@@ -1254,10 +1208,7 @@
         <w:t>Tela de Formulário</w:t>
       </w:r>
       <w:r>
-        <w:t xml:space="preserve"> — </w:t>
-      </w:r>
-      <w:r>
-        <w:t>usada tanto para criar um contato novo quanto para editar um existente (o mesmo formulário é reaproveitado nos dois casos).</w:t>
+        <w:t xml:space="preserve"> — usada tanto para criar um contato novo quanto para editar um existente (o mesmo formulário é reaproveitado nos dois casos).</w:t>
       </w:r>
     </w:p>
     <w:p>
@@ -1291,10 +1242,7 @@
         </w:numPr>
       </w:pPr>
       <w:r>
-        <w:t>O e-</w:t>
-      </w:r>
-      <w:r>
-        <w:t>mail é definido como campo único (</w:t>
+        <w:t>O e-mail é definido como campo único (</w:t>
       </w:r>
       <w:r>
         <w:rPr>
@@ -1419,10 +1367,7 @@
         </w:numPr>
       </w:pPr>
       <w:r>
-        <w:t>Selecionar o disposi</w:t>
-      </w:r>
-      <w:r>
-        <w:t>tivo no topo da tela e clicar no botão verde “Run” (▶)</w:t>
+        <w:t>Selecionar o dispositivo no topo da tela e clicar no botão verde “Run” (▶)</w:t>
       </w:r>
     </w:p>
     <w:p>
@@ -1440,14 +1385,184 @@
         <w:pStyle w:val="FirstParagraph"/>
       </w:pPr>
       <w:r>
-        <w:t>O ambiente de desenvolvimento foi montado em um computador com poucos recursos, então o aplicativo foi testado executando diretamente em um celular físico (Samsung SM-A54</w:t>
-      </w:r>
-      <w:r>
-        <w:t>6E) conectado via cabo USB com Depuração USB ativada, evitando o uso do emulador do Android Studio (que exige muito mais memória RAM e processamento).</w:t>
-      </w:r>
+        <w:t xml:space="preserve">O ambiente de desenvolvimento foi montado em um computador com poucos recursos, então o aplicativo foi testado executando diretamente em um celular físico (Samsung SM-A546E) conectado via cabo USB com Depuração USB ativada, evitando o uso do emulador do Android Studio (que exige muito mais </w:t>
+      </w:r>
+      <w:proofErr w:type="spellStart"/>
+      <w:r>
+        <w:t>memória</w:t>
+      </w:r>
+      <w:proofErr w:type="spellEnd"/>
+      <w:r>
+        <w:t xml:space="preserve"> RAM e </w:t>
+      </w:r>
+      <w:proofErr w:type="spellStart"/>
+      <w:r>
+        <w:t>processamento</w:t>
+      </w:r>
+      <w:proofErr w:type="spellEnd"/>
+      <w:r>
+        <w:t>).</w:t>
+      </w:r>
+      <w:bookmarkEnd w:id="10"/>
+    </w:p>
+    <w:p>
+      <w:pPr>
+        <w:pStyle w:val="Corpodetexto"/>
+      </w:pPr>
       <w:bookmarkStart w:id="11" w:name="_GoBack"/>
-      <w:bookmarkEnd w:id="10"/>
       <w:bookmarkEnd w:id="11"/>
+    </w:p>
+    <w:p>
+      <w:pPr>
+        <w:pStyle w:val="Corpodetexto"/>
+      </w:pPr>
+      <w:r>
+        <w:t xml:space="preserve">O </w:t>
+      </w:r>
+      <w:proofErr w:type="spellStart"/>
+      <w:r>
+        <w:t>código</w:t>
+      </w:r>
+      <w:proofErr w:type="spellEnd"/>
+      <w:r>
+        <w:t xml:space="preserve"> </w:t>
+      </w:r>
+      <w:proofErr w:type="spellStart"/>
+      <w:r>
+        <w:t>foi</w:t>
+      </w:r>
+      <w:proofErr w:type="spellEnd"/>
+      <w:r>
+        <w:t xml:space="preserve"> </w:t>
+      </w:r>
+      <w:proofErr w:type="spellStart"/>
+      <w:r>
+        <w:t>escrito</w:t>
+      </w:r>
+      <w:proofErr w:type="spellEnd"/>
+      <w:r>
+        <w:t xml:space="preserve"> com </w:t>
+      </w:r>
+      <w:proofErr w:type="spellStart"/>
+      <w:r>
+        <w:t>auxílio</w:t>
+      </w:r>
+      <w:proofErr w:type="spellEnd"/>
+      <w:r>
+        <w:t xml:space="preserve"> de IA (Claude Code), com testes de build </w:t>
+      </w:r>
+      <w:proofErr w:type="spellStart"/>
+      <w:r>
+        <w:t>feitos</w:t>
+      </w:r>
+      <w:proofErr w:type="spellEnd"/>
+      <w:r>
+        <w:t xml:space="preserve"> via </w:t>
+      </w:r>
+      <w:proofErr w:type="spellStart"/>
+      <w:r>
+        <w:t>linha</w:t>
+      </w:r>
+      <w:proofErr w:type="spellEnd"/>
+      <w:r>
+        <w:t xml:space="preserve"> de </w:t>
+      </w:r>
+      <w:proofErr w:type="spellStart"/>
+      <w:r>
+        <w:t>comando</w:t>
+      </w:r>
+      <w:proofErr w:type="spellEnd"/>
+      <w:r>
+        <w:t xml:space="preserve"> (`</w:t>
+      </w:r>
+      <w:proofErr w:type="spellStart"/>
+      <w:r>
+        <w:t>gradlew</w:t>
+      </w:r>
+      <w:proofErr w:type="spellEnd"/>
+      <w:r>
+        <w:t xml:space="preserve"> </w:t>
+      </w:r>
+      <w:proofErr w:type="spellStart"/>
+      <w:r>
+        <w:t>assembleDebug</w:t>
+      </w:r>
+      <w:proofErr w:type="spellEnd"/>
+      <w:r>
+        <w:t xml:space="preserve">`) e testes </w:t>
+      </w:r>
+      <w:proofErr w:type="spellStart"/>
+      <w:r>
+        <w:t>funcionais</w:t>
+      </w:r>
+      <w:proofErr w:type="spellEnd"/>
+      <w:r>
+        <w:t xml:space="preserve"> </w:t>
+      </w:r>
+      <w:proofErr w:type="spellStart"/>
+      <w:r>
+        <w:t>feitos</w:t>
+      </w:r>
+      <w:proofErr w:type="spellEnd"/>
+      <w:r>
+        <w:t xml:space="preserve"> </w:t>
+      </w:r>
+      <w:proofErr w:type="spellStart"/>
+      <w:r>
+        <w:t>manualmente</w:t>
+      </w:r>
+      <w:proofErr w:type="spellEnd"/>
+      <w:r>
+        <w:t xml:space="preserve"> no </w:t>
+      </w:r>
+      <w:proofErr w:type="spellStart"/>
+      <w:r>
+        <w:t>celular</w:t>
+      </w:r>
+      <w:proofErr w:type="spellEnd"/>
+      <w:r>
+        <w:t xml:space="preserve"> (</w:t>
+      </w:r>
+      <w:proofErr w:type="spellStart"/>
+      <w:r>
+        <w:t>cadastro</w:t>
+      </w:r>
+      <w:proofErr w:type="spellEnd"/>
+      <w:r>
+        <w:t xml:space="preserve">, login, </w:t>
+      </w:r>
+      <w:proofErr w:type="spellStart"/>
+      <w:r>
+        <w:t>criação</w:t>
+      </w:r>
+      <w:proofErr w:type="spellEnd"/>
+      <w:r>
+        <w:t xml:space="preserve">, </w:t>
+      </w:r>
+      <w:proofErr w:type="spellStart"/>
+      <w:r>
+        <w:t>edição</w:t>
+      </w:r>
+      <w:proofErr w:type="spellEnd"/>
+      <w:r>
+        <w:t xml:space="preserve"> e </w:t>
+      </w:r>
+      <w:proofErr w:type="spellStart"/>
+      <w:r>
+        <w:t>exclusão</w:t>
+      </w:r>
+      <w:proofErr w:type="spellEnd"/>
+      <w:r>
+        <w:t xml:space="preserve"> de </w:t>
+      </w:r>
+      <w:proofErr w:type="spellStart"/>
+      <w:r>
+        <w:t>contatos</w:t>
+      </w:r>
+      <w:proofErr w:type="spellEnd"/>
+      <w:r>
+        <w:t>, e logout).</w:t>
+      </w:r>
     </w:p>
     <w:sectPr>
       <w:footnotePr>
@@ -1957,6 +2072,13 @@
     <w:lsdException w:name="Light Shading"/>
     <w:lsdException w:name="Light List"/>
     <w:lsdException w:name="Light Grid"/>
+    <w:lsdException w:name="Medium Shading 1"/>
+    <w:lsdException w:name="Medium Shading 2"/>
+    <w:lsdException w:name="Medium List 1"/>
+    <w:lsdException w:name="Medium List 2"/>
+    <w:lsdException w:name="Medium Grid 1"/>
+    <w:lsdException w:name="Medium Grid 2"/>
+    <w:lsdException w:name="Medium Grid 3"/>
     <w:lsdException w:name="Dark List"/>
     <w:lsdException w:name="Colorful Shading"/>
     <w:lsdException w:name="Colorful List"/>

--- a/Documentacao_ListaDeContatos.docx
+++ b/Documentacao_ListaDeContatos.docx
@@ -1385,10 +1385,34 @@
         <w:pStyle w:val="FirstParagraph"/>
       </w:pPr>
       <w:r>
-        <w:t xml:space="preserve">O ambiente de desenvolvimento foi montado em um computador com poucos recursos, então o aplicativo foi testado executando diretamente em um celular físico (Samsung SM-A546E) conectado via cabo USB com Depuração USB ativada, evitando o uso do emulador do Android Studio (que exige muito mais </w:t>
+        <w:t xml:space="preserve">O ambiente de desenvolvimento foi montado em um computador com poucos recursos, então o aplicativo foi testado executando diretamente em um celular físico (Samsung SM-A546E) conectado via cabo USB com Depuração USB ativada, evitando o uso do emulador do Android Studio (que </w:t>
       </w:r>
       <w:proofErr w:type="spellStart"/>
       <w:r>
+        <w:t>exige</w:t>
+      </w:r>
+      <w:proofErr w:type="spellEnd"/>
+      <w:r>
+        <w:t xml:space="preserve"> </w:t>
+      </w:r>
+      <w:proofErr w:type="spellStart"/>
+      <w:r>
+        <w:t>muito</w:t>
+      </w:r>
+      <w:proofErr w:type="spellEnd"/>
+      <w:r>
+        <w:t xml:space="preserve"> </w:t>
+      </w:r>
+      <w:proofErr w:type="spellStart"/>
+      <w:r>
+        <w:t>mais</w:t>
+      </w:r>
+      <w:proofErr w:type="spellEnd"/>
+      <w:r>
+        <w:t xml:space="preserve"> </w:t>
+      </w:r>
+      <w:proofErr w:type="spellStart"/>
+      <w:r>
         <w:t>memória</w:t>
       </w:r>
       <w:proofErr w:type="spellEnd"/>
@@ -1404,6 +1428,208 @@
         <w:t>).</w:t>
       </w:r>
       <w:bookmarkEnd w:id="10"/>
+    </w:p>
+    <w:p>
+      <w:pPr>
+        <w:pStyle w:val="Corpodetexto"/>
+      </w:pPr>
+    </w:p>
+    <w:p>
+      <w:pPr>
+        <w:pStyle w:val="Ttulo1"/>
+      </w:pPr>
+      <w:r>
+        <w:t>9</w:t>
+      </w:r>
+      <w:r>
+        <w:t xml:space="preserve">. </w:t>
+      </w:r>
+      <w:proofErr w:type="spellStart"/>
+      <w:r>
+        <w:t>Referências</w:t>
+      </w:r>
+      <w:proofErr w:type="spellEnd"/>
+    </w:p>
+    <w:p>
+      <w:pPr>
+        <w:pStyle w:val="Corpodetexto"/>
+      </w:pPr>
+      <w:r>
+        <w:t xml:space="preserve">O </w:t>
+      </w:r>
+      <w:proofErr w:type="spellStart"/>
+      <w:r>
+        <w:t>código</w:t>
+      </w:r>
+      <w:proofErr w:type="spellEnd"/>
+      <w:r>
+        <w:t xml:space="preserve"> </w:t>
+      </w:r>
+      <w:proofErr w:type="spellStart"/>
+      <w:r>
+        <w:t>foi</w:t>
+      </w:r>
+      <w:proofErr w:type="spellEnd"/>
+      <w:r>
+        <w:t xml:space="preserve"> </w:t>
+      </w:r>
+      <w:proofErr w:type="spellStart"/>
+      <w:r>
+        <w:t>escrito</w:t>
+      </w:r>
+      <w:proofErr w:type="spellEnd"/>
+      <w:r>
+        <w:t xml:space="preserve"> com </w:t>
+      </w:r>
+      <w:proofErr w:type="spellStart"/>
+      <w:r>
+        <w:t>auxílio</w:t>
+      </w:r>
+      <w:proofErr w:type="spellEnd"/>
+      <w:r>
+        <w:t xml:space="preserve"> de IA (Claude Code), com testes de build </w:t>
+      </w:r>
+      <w:proofErr w:type="spellStart"/>
+      <w:r>
+        <w:t>feitos</w:t>
+      </w:r>
+      <w:proofErr w:type="spellEnd"/>
+      <w:r>
+        <w:t xml:space="preserve"> via </w:t>
+      </w:r>
+      <w:proofErr w:type="spellStart"/>
+      <w:r>
+        <w:t>linha</w:t>
+      </w:r>
+      <w:proofErr w:type="spellEnd"/>
+      <w:r>
+        <w:t xml:space="preserve"> de </w:t>
+      </w:r>
+      <w:proofErr w:type="spellStart"/>
+      <w:r>
+        <w:t>comando</w:t>
+      </w:r>
+      <w:proofErr w:type="spellEnd"/>
+      <w:r>
+        <w:t xml:space="preserve"> (`</w:t>
+      </w:r>
+      <w:proofErr w:type="spellStart"/>
+      <w:r>
+        <w:t>gradlew</w:t>
+      </w:r>
+      <w:proofErr w:type="spellEnd"/>
+      <w:r>
+        <w:t xml:space="preserve"> </w:t>
+      </w:r>
+      <w:proofErr w:type="spellStart"/>
+      <w:r>
+        <w:t>assembleDebug</w:t>
+      </w:r>
+      <w:proofErr w:type="spellEnd"/>
+      <w:r>
+        <w:t xml:space="preserve">`) e testes </w:t>
+      </w:r>
+      <w:proofErr w:type="spellStart"/>
+      <w:r>
+        <w:t>funcionais</w:t>
+      </w:r>
+      <w:proofErr w:type="spellEnd"/>
+      <w:r>
+        <w:t xml:space="preserve"> </w:t>
+      </w:r>
+      <w:proofErr w:type="spellStart"/>
+      <w:r>
+        <w:t>feitos</w:t>
+      </w:r>
+      <w:proofErr w:type="spellEnd"/>
+      <w:r>
+        <w:t xml:space="preserve"> </w:t>
+      </w:r>
+      <w:proofErr w:type="spellStart"/>
+      <w:r>
+        <w:t>manualmente</w:t>
+      </w:r>
+      <w:proofErr w:type="spellEnd"/>
+      <w:r>
+        <w:t xml:space="preserve"> no </w:t>
+      </w:r>
+      <w:proofErr w:type="spellStart"/>
+      <w:r>
+        <w:t>celular</w:t>
+      </w:r>
+      <w:proofErr w:type="spellEnd"/>
+      <w:r>
+        <w:t xml:space="preserve"> (</w:t>
+      </w:r>
+      <w:proofErr w:type="spellStart"/>
+      <w:r>
+        <w:t>cadastro</w:t>
+      </w:r>
+      <w:proofErr w:type="spellEnd"/>
+      <w:r>
+        <w:t xml:space="preserve">, login, </w:t>
+      </w:r>
+      <w:proofErr w:type="spellStart"/>
+      <w:r>
+        <w:t>criação</w:t>
+      </w:r>
+      <w:proofErr w:type="spellEnd"/>
+      <w:r>
+        <w:t xml:space="preserve">, </w:t>
+      </w:r>
+      <w:proofErr w:type="spellStart"/>
+      <w:r>
+        <w:t>edição</w:t>
+      </w:r>
+      <w:proofErr w:type="spellEnd"/>
+      <w:r>
+        <w:t xml:space="preserve"> e </w:t>
+      </w:r>
+      <w:proofErr w:type="spellStart"/>
+      <w:r>
+        <w:t>exclusão</w:t>
+      </w:r>
+      <w:proofErr w:type="spellEnd"/>
+      <w:r>
+        <w:t xml:space="preserve"> de </w:t>
+      </w:r>
+      <w:proofErr w:type="spellStart"/>
+      <w:r>
+        <w:t>contatos</w:t>
+      </w:r>
+      <w:proofErr w:type="spellEnd"/>
+      <w:r>
+        <w:t>, e logout).</w:t>
+      </w:r>
+    </w:p>
+    <w:p>
+      <w:pPr>
+        <w:pStyle w:val="Corpodetexto"/>
+      </w:pPr>
+    </w:p>
+    <w:p>
+      <w:pPr>
+        <w:pStyle w:val="Corpodetexto"/>
+      </w:pPr>
+      <w:proofErr w:type="spellStart"/>
+      <w:r>
+        <w:rPr>
+          <w:b/>
+          <w:bCs/>
+        </w:rPr>
+        <w:t>Repositório</w:t>
+      </w:r>
+      <w:proofErr w:type="spellEnd"/>
+      <w:r>
+        <w:rPr>
+          <w:b/>
+          <w:bCs/>
+        </w:rPr>
+        <w:t xml:space="preserve"> no GitHub:</w:t>
+      </w:r>
+      <w:r>
+        <w:t xml:space="preserve"> https://github.com/LeandreraHub/Mobile</w:t>
+      </w:r>
     </w:p>
     <w:p>
       <w:pPr>
@@ -1411,158 +1637,6 @@
       </w:pPr>
       <w:bookmarkStart w:id="11" w:name="_GoBack"/>
       <w:bookmarkEnd w:id="11"/>
-    </w:p>
-    <w:p>
-      <w:pPr>
-        <w:pStyle w:val="Corpodetexto"/>
-      </w:pPr>
-      <w:r>
-        <w:t xml:space="preserve">O </w:t>
-      </w:r>
-      <w:proofErr w:type="spellStart"/>
-      <w:r>
-        <w:t>código</w:t>
-      </w:r>
-      <w:proofErr w:type="spellEnd"/>
-      <w:r>
-        <w:t xml:space="preserve"> </w:t>
-      </w:r>
-      <w:proofErr w:type="spellStart"/>
-      <w:r>
-        <w:t>foi</w:t>
-      </w:r>
-      <w:proofErr w:type="spellEnd"/>
-      <w:r>
-        <w:t xml:space="preserve"> </w:t>
-      </w:r>
-      <w:proofErr w:type="spellStart"/>
-      <w:r>
-        <w:t>escrito</w:t>
-      </w:r>
-      <w:proofErr w:type="spellEnd"/>
-      <w:r>
-        <w:t xml:space="preserve"> com </w:t>
-      </w:r>
-      <w:proofErr w:type="spellStart"/>
-      <w:r>
-        <w:t>auxílio</w:t>
-      </w:r>
-      <w:proofErr w:type="spellEnd"/>
-      <w:r>
-        <w:t xml:space="preserve"> de IA (Claude Code), com testes de build </w:t>
-      </w:r>
-      <w:proofErr w:type="spellStart"/>
-      <w:r>
-        <w:t>feitos</w:t>
-      </w:r>
-      <w:proofErr w:type="spellEnd"/>
-      <w:r>
-        <w:t xml:space="preserve"> via </w:t>
-      </w:r>
-      <w:proofErr w:type="spellStart"/>
-      <w:r>
-        <w:t>linha</w:t>
-      </w:r>
-      <w:proofErr w:type="spellEnd"/>
-      <w:r>
-        <w:t xml:space="preserve"> de </w:t>
-      </w:r>
-      <w:proofErr w:type="spellStart"/>
-      <w:r>
-        <w:t>comando</w:t>
-      </w:r>
-      <w:proofErr w:type="spellEnd"/>
-      <w:r>
-        <w:t xml:space="preserve"> (`</w:t>
-      </w:r>
-      <w:proofErr w:type="spellStart"/>
-      <w:r>
-        <w:t>gradlew</w:t>
-      </w:r>
-      <w:proofErr w:type="spellEnd"/>
-      <w:r>
-        <w:t xml:space="preserve"> </w:t>
-      </w:r>
-      <w:proofErr w:type="spellStart"/>
-      <w:r>
-        <w:t>assembleDebug</w:t>
-      </w:r>
-      <w:proofErr w:type="spellEnd"/>
-      <w:r>
-        <w:t xml:space="preserve">`) e testes </w:t>
-      </w:r>
-      <w:proofErr w:type="spellStart"/>
-      <w:r>
-        <w:t>funcionais</w:t>
-      </w:r>
-      <w:proofErr w:type="spellEnd"/>
-      <w:r>
-        <w:t xml:space="preserve"> </w:t>
-      </w:r>
-      <w:proofErr w:type="spellStart"/>
-      <w:r>
-        <w:t>feitos</w:t>
-      </w:r>
-      <w:proofErr w:type="spellEnd"/>
-      <w:r>
-        <w:t xml:space="preserve"> </w:t>
-      </w:r>
-      <w:proofErr w:type="spellStart"/>
-      <w:r>
-        <w:t>manualmente</w:t>
-      </w:r>
-      <w:proofErr w:type="spellEnd"/>
-      <w:r>
-        <w:t xml:space="preserve"> no </w:t>
-      </w:r>
-      <w:proofErr w:type="spellStart"/>
-      <w:r>
-        <w:t>celular</w:t>
-      </w:r>
-      <w:proofErr w:type="spellEnd"/>
-      <w:r>
-        <w:t xml:space="preserve"> (</w:t>
-      </w:r>
-      <w:proofErr w:type="spellStart"/>
-      <w:r>
-        <w:t>cadastro</w:t>
-      </w:r>
-      <w:proofErr w:type="spellEnd"/>
-      <w:r>
-        <w:t xml:space="preserve">, login, </w:t>
-      </w:r>
-      <w:proofErr w:type="spellStart"/>
-      <w:r>
-        <w:t>criação</w:t>
-      </w:r>
-      <w:proofErr w:type="spellEnd"/>
-      <w:r>
-        <w:t xml:space="preserve">, </w:t>
-      </w:r>
-      <w:proofErr w:type="spellStart"/>
-      <w:r>
-        <w:t>edição</w:t>
-      </w:r>
-      <w:proofErr w:type="spellEnd"/>
-      <w:r>
-        <w:t xml:space="preserve"> e </w:t>
-      </w:r>
-      <w:proofErr w:type="spellStart"/>
-      <w:r>
-        <w:t>exclusão</w:t>
-      </w:r>
-      <w:proofErr w:type="spellEnd"/>
-      <w:r>
-        <w:t xml:space="preserve"> de </w:t>
-      </w:r>
-      <w:proofErr w:type="spellStart"/>
-      <w:r>
-        <w:t>contatos</w:t>
-      </w:r>
-      <w:proofErr w:type="spellEnd"/>
-      <w:r>
-        <w:t>, e logout).</w:t>
-      </w:r>
     </w:p>
     <w:sectPr>
       <w:footnotePr>
@@ -1935,6 +2009,7 @@
     </w:pPrDefault>
   </w:docDefaults>
   <w:latentStyles w:defLockedState="0" w:defUIPriority="0" w:defSemiHidden="0" w:defUnhideWhenUsed="0" w:defQFormat="0" w:count="375">
+    <w:lsdException w:name="heading 1" w:uiPriority="9" w:qFormat="1"/>
     <w:lsdException w:name="heading 6" w:semiHidden="1" w:unhideWhenUsed="1"/>
     <w:lsdException w:name="index 3" w:semiHidden="1" w:unhideWhenUsed="1"/>
     <w:lsdException w:name="index 4" w:semiHidden="1" w:unhideWhenUsed="1"/>
@@ -1986,7 +2061,7 @@
     <w:lsdException w:name="Closing" w:semiHidden="1" w:unhideWhenUsed="1"/>
     <w:lsdException w:name="Signature" w:semiHidden="1" w:unhideWhenUsed="1"/>
     <w:lsdException w:name="Default Paragraph Font" w:semiHidden="1" w:unhideWhenUsed="1"/>
-    <w:lsdException w:name="Body Text" w:semiHidden="1" w:unhideWhenUsed="1"/>
+    <w:lsdException w:name="Body Text" w:semiHidden="1" w:unhideWhenUsed="1" w:qFormat="1"/>
     <w:lsdException w:name="Body Text Indent" w:semiHidden="1" w:unhideWhenUsed="1"/>
     <w:lsdException w:name="List Continue" w:semiHidden="1" w:unhideWhenUsed="1"/>
     <w:lsdException w:name="List Continue 2" w:semiHidden="1" w:unhideWhenUsed="1"/>
@@ -2503,6 +2578,7 @@
   <w:style w:type="paragraph" w:styleId="Corpodetexto">
     <w:name w:val="Body Text"/>
     <w:basedOn w:val="Normal"/>
+    <w:link w:val="CorpodetextoChar"/>
     <w:qFormat/>
     <w:pPr>
       <w:spacing w:before="180" w:after="180"/>
@@ -3217,6 +3293,12 @@
       <w:rFonts w:ascii="Consolas" w:hAnsi="Consolas"/>
       <w:sz w:val="22"/>
     </w:rPr>
+  </w:style>
+  <w:style w:type="character" w:customStyle="1" w:styleId="CorpodetextoChar">
+    <w:name w:val="Corpo de texto Char"/>
+    <w:basedOn w:val="Fontepargpadro"/>
+    <w:link w:val="Corpodetexto"/>
+    <w:rsid w:val="0012576F"/>
   </w:style>
 </w:styles>
 </file>

--- a/Documentacao_ListaDeContatos.docx
+++ b/Documentacao_ListaDeContatos.docx
@@ -1439,10 +1439,7 @@
         <w:pStyle w:val="Ttulo1"/>
       </w:pPr>
       <w:r>
-        <w:t>9</w:t>
-      </w:r>
-      <w:r>
-        <w:t xml:space="preserve">. </w:t>
+        <w:t xml:space="preserve">9. </w:t>
       </w:r>
       <w:proofErr w:type="spellStart"/>
       <w:r>
@@ -1628,13 +1625,341 @@
         <w:t xml:space="preserve"> no GitHub:</w:t>
       </w:r>
       <w:r>
-        <w:t xml:space="preserve"> https://github.com/LeandreraHub/Mobile</w:t>
-      </w:r>
+        <w:t xml:space="preserve"> </w:t>
+      </w:r>
+      <w:hyperlink r:id="rId5" w:history="1">
+        <w:r>
+          <w:rPr>
+            <w:rStyle w:val="Hyperlink"/>
+          </w:rPr>
+          <w:t>https://github.com/LeandreraHub/Mobile</w:t>
+        </w:r>
+      </w:hyperlink>
     </w:p>
     <w:p>
       <w:pPr>
         <w:pStyle w:val="Corpodetexto"/>
       </w:pPr>
+    </w:p>
+    <w:p>
+      <w:pPr>
+        <w:pStyle w:val="Ttulo1"/>
+      </w:pPr>
+      <w:r>
+        <w:lastRenderedPageBreak/>
+        <w:t>10</w:t>
+      </w:r>
+      <w:r>
+        <w:t xml:space="preserve">. </w:t>
+      </w:r>
+      <w:r>
+        <w:t xml:space="preserve">Prints das </w:t>
+      </w:r>
+      <w:proofErr w:type="spellStart"/>
+      <w:r>
+        <w:t>Telas</w:t>
+      </w:r>
+      <w:proofErr w:type="spellEnd"/>
+    </w:p>
+    <w:p>
+      <w:pPr>
+        <w:pStyle w:val="Corpodetexto"/>
+      </w:pPr>
+      <w:r>
+        <w:drawing>
+          <wp:inline distT="0" distB="0" distL="0" distR="0" wp14:anchorId="5EAE18A5" wp14:editId="3FC19A08">
+            <wp:extent cx="2486372" cy="5353797"/>
+            <wp:effectExtent l="0" t="0" r="9525" b="0"/>
+            <wp:docPr id="1" name="Imagem 1"/>
+            <wp:cNvGraphicFramePr>
+              <a:graphicFrameLocks xmlns:a="http://schemas.openxmlformats.org/drawingml/2006/main" noChangeAspect="1"/>
+            </wp:cNvGraphicFramePr>
+            <a:graphic xmlns:a="http://schemas.openxmlformats.org/drawingml/2006/main">
+              <a:graphicData uri="http://schemas.openxmlformats.org/drawingml/2006/picture">
+                <pic:pic xmlns:pic="http://schemas.openxmlformats.org/drawingml/2006/picture">
+                  <pic:nvPicPr>
+                    <pic:cNvPr id="1" name=""/>
+                    <pic:cNvPicPr/>
+                  </pic:nvPicPr>
+                  <pic:blipFill>
+                    <a:blip r:embed="rId6"/>
+                    <a:stretch>
+                      <a:fillRect/>
+                    </a:stretch>
+                  </pic:blipFill>
+                  <pic:spPr>
+                    <a:xfrm>
+                      <a:off x="0" y="0"/>
+                      <a:ext cx="2486372" cy="5353797"/>
+                    </a:xfrm>
+                    <a:prstGeom prst="rect">
+                      <a:avLst/>
+                    </a:prstGeom>
+                  </pic:spPr>
+                </pic:pic>
+              </a:graphicData>
+            </a:graphic>
+          </wp:inline>
+        </w:drawing>
+      </w:r>
+    </w:p>
+    <w:p>
+      <w:pPr>
+        <w:pStyle w:val="Corpodetexto"/>
+      </w:pPr>
+      <w:r>
+        <w:lastRenderedPageBreak/>
+        <w:drawing>
+          <wp:inline distT="0" distB="0" distL="0" distR="0" wp14:anchorId="68647F48" wp14:editId="6171B61B">
+            <wp:extent cx="2362530" cy="5363323"/>
+            <wp:effectExtent l="0" t="0" r="0" b="0"/>
+            <wp:docPr id="4" name="Imagem 4"/>
+            <wp:cNvGraphicFramePr>
+              <a:graphicFrameLocks xmlns:a="http://schemas.openxmlformats.org/drawingml/2006/main" noChangeAspect="1"/>
+            </wp:cNvGraphicFramePr>
+            <a:graphic xmlns:a="http://schemas.openxmlformats.org/drawingml/2006/main">
+              <a:graphicData uri="http://schemas.openxmlformats.org/drawingml/2006/picture">
+                <pic:pic xmlns:pic="http://schemas.openxmlformats.org/drawingml/2006/picture">
+                  <pic:nvPicPr>
+                    <pic:cNvPr id="1" name=""/>
+                    <pic:cNvPicPr/>
+                  </pic:nvPicPr>
+                  <pic:blipFill>
+                    <a:blip r:embed="rId7"/>
+                    <a:stretch>
+                      <a:fillRect/>
+                    </a:stretch>
+                  </pic:blipFill>
+                  <pic:spPr>
+                    <a:xfrm>
+                      <a:off x="0" y="0"/>
+                      <a:ext cx="2362530" cy="5363323"/>
+                    </a:xfrm>
+                    <a:prstGeom prst="rect">
+                      <a:avLst/>
+                    </a:prstGeom>
+                  </pic:spPr>
+                </pic:pic>
+              </a:graphicData>
+            </a:graphic>
+          </wp:inline>
+        </w:drawing>
+      </w:r>
+    </w:p>
+    <w:p>
+      <w:pPr>
+        <w:pStyle w:val="Corpodetexto"/>
+      </w:pPr>
+      <w:r>
+        <w:lastRenderedPageBreak/>
+        <w:drawing>
+          <wp:inline distT="0" distB="0" distL="0" distR="0" wp14:anchorId="788E78AE" wp14:editId="2D23F8DF">
+            <wp:extent cx="2314898" cy="5306165"/>
+            <wp:effectExtent l="0" t="0" r="9525" b="8890"/>
+            <wp:docPr id="6" name="Imagem 6"/>
+            <wp:cNvGraphicFramePr>
+              <a:graphicFrameLocks xmlns:a="http://schemas.openxmlformats.org/drawingml/2006/main" noChangeAspect="1"/>
+            </wp:cNvGraphicFramePr>
+            <a:graphic xmlns:a="http://schemas.openxmlformats.org/drawingml/2006/main">
+              <a:graphicData uri="http://schemas.openxmlformats.org/drawingml/2006/picture">
+                <pic:pic xmlns:pic="http://schemas.openxmlformats.org/drawingml/2006/picture">
+                  <pic:nvPicPr>
+                    <pic:cNvPr id="1" name=""/>
+                    <pic:cNvPicPr/>
+                  </pic:nvPicPr>
+                  <pic:blipFill>
+                    <a:blip r:embed="rId8"/>
+                    <a:stretch>
+                      <a:fillRect/>
+                    </a:stretch>
+                  </pic:blipFill>
+                  <pic:spPr>
+                    <a:xfrm>
+                      <a:off x="0" y="0"/>
+                      <a:ext cx="2314898" cy="5306165"/>
+                    </a:xfrm>
+                    <a:prstGeom prst="rect">
+                      <a:avLst/>
+                    </a:prstGeom>
+                  </pic:spPr>
+                </pic:pic>
+              </a:graphicData>
+            </a:graphic>
+          </wp:inline>
+        </w:drawing>
+      </w:r>
+    </w:p>
+    <w:p>
+      <w:pPr>
+        <w:pStyle w:val="Corpodetexto"/>
+      </w:pPr>
+      <w:r>
+        <w:lastRenderedPageBreak/>
+        <w:drawing>
+          <wp:inline distT="0" distB="0" distL="0" distR="0" wp14:anchorId="62D2AE66" wp14:editId="0D0F7E89">
+            <wp:extent cx="2333951" cy="5306165"/>
+            <wp:effectExtent l="0" t="0" r="9525" b="0"/>
+            <wp:docPr id="7" name="Imagem 7"/>
+            <wp:cNvGraphicFramePr>
+              <a:graphicFrameLocks xmlns:a="http://schemas.openxmlformats.org/drawingml/2006/main" noChangeAspect="1"/>
+            </wp:cNvGraphicFramePr>
+            <a:graphic xmlns:a="http://schemas.openxmlformats.org/drawingml/2006/main">
+              <a:graphicData uri="http://schemas.openxmlformats.org/drawingml/2006/picture">
+                <pic:pic xmlns:pic="http://schemas.openxmlformats.org/drawingml/2006/picture">
+                  <pic:nvPicPr>
+                    <pic:cNvPr id="1" name=""/>
+                    <pic:cNvPicPr/>
+                  </pic:nvPicPr>
+                  <pic:blipFill>
+                    <a:blip r:embed="rId9"/>
+                    <a:stretch>
+                      <a:fillRect/>
+                    </a:stretch>
+                  </pic:blipFill>
+                  <pic:spPr>
+                    <a:xfrm>
+                      <a:off x="0" y="0"/>
+                      <a:ext cx="2333951" cy="5306165"/>
+                    </a:xfrm>
+                    <a:prstGeom prst="rect">
+                      <a:avLst/>
+                    </a:prstGeom>
+                  </pic:spPr>
+                </pic:pic>
+              </a:graphicData>
+            </a:graphic>
+          </wp:inline>
+        </w:drawing>
+      </w:r>
+    </w:p>
+    <w:p>
+      <w:pPr>
+        <w:pStyle w:val="Corpodetexto"/>
+      </w:pPr>
+      <w:r>
+        <w:lastRenderedPageBreak/>
+        <w:drawing>
+          <wp:inline distT="0" distB="0" distL="0" distR="0" wp14:anchorId="08E47DE8" wp14:editId="2F641095">
+            <wp:extent cx="2276793" cy="5353797"/>
+            <wp:effectExtent l="0" t="0" r="9525" b="0"/>
+            <wp:docPr id="8" name="Imagem 8"/>
+            <wp:cNvGraphicFramePr>
+              <a:graphicFrameLocks xmlns:a="http://schemas.openxmlformats.org/drawingml/2006/main" noChangeAspect="1"/>
+            </wp:cNvGraphicFramePr>
+            <a:graphic xmlns:a="http://schemas.openxmlformats.org/drawingml/2006/main">
+              <a:graphicData uri="http://schemas.openxmlformats.org/drawingml/2006/picture">
+                <pic:pic xmlns:pic="http://schemas.openxmlformats.org/drawingml/2006/picture">
+                  <pic:nvPicPr>
+                    <pic:cNvPr id="1" name=""/>
+                    <pic:cNvPicPr/>
+                  </pic:nvPicPr>
+                  <pic:blipFill>
+                    <a:blip r:embed="rId10"/>
+                    <a:stretch>
+                      <a:fillRect/>
+                    </a:stretch>
+                  </pic:blipFill>
+                  <pic:spPr>
+                    <a:xfrm>
+                      <a:off x="0" y="0"/>
+                      <a:ext cx="2276793" cy="5353797"/>
+                    </a:xfrm>
+                    <a:prstGeom prst="rect">
+                      <a:avLst/>
+                    </a:prstGeom>
+                  </pic:spPr>
+                </pic:pic>
+              </a:graphicData>
+            </a:graphic>
+          </wp:inline>
+        </w:drawing>
+      </w:r>
+    </w:p>
+    <w:p>
+      <w:pPr>
+        <w:pStyle w:val="Corpodetexto"/>
+      </w:pPr>
+      <w:r>
+        <w:lastRenderedPageBreak/>
+        <w:drawing>
+          <wp:inline distT="0" distB="0" distL="0" distR="0" wp14:anchorId="13DD16A5" wp14:editId="4017A8AC">
+            <wp:extent cx="2295845" cy="5277587"/>
+            <wp:effectExtent l="0" t="0" r="9525" b="0"/>
+            <wp:docPr id="9" name="Imagem 9"/>
+            <wp:cNvGraphicFramePr>
+              <a:graphicFrameLocks xmlns:a="http://schemas.openxmlformats.org/drawingml/2006/main" noChangeAspect="1"/>
+            </wp:cNvGraphicFramePr>
+            <a:graphic xmlns:a="http://schemas.openxmlformats.org/drawingml/2006/main">
+              <a:graphicData uri="http://schemas.openxmlformats.org/drawingml/2006/picture">
+                <pic:pic xmlns:pic="http://schemas.openxmlformats.org/drawingml/2006/picture">
+                  <pic:nvPicPr>
+                    <pic:cNvPr id="1" name=""/>
+                    <pic:cNvPicPr/>
+                  </pic:nvPicPr>
+                  <pic:blipFill>
+                    <a:blip r:embed="rId11"/>
+                    <a:stretch>
+                      <a:fillRect/>
+                    </a:stretch>
+                  </pic:blipFill>
+                  <pic:spPr>
+                    <a:xfrm>
+                      <a:off x="0" y="0"/>
+                      <a:ext cx="2295845" cy="5277587"/>
+                    </a:xfrm>
+                    <a:prstGeom prst="rect">
+                      <a:avLst/>
+                    </a:prstGeom>
+                  </pic:spPr>
+                </pic:pic>
+              </a:graphicData>
+            </a:graphic>
+          </wp:inline>
+        </w:drawing>
+      </w:r>
+    </w:p>
+    <w:p>
+      <w:pPr>
+        <w:pStyle w:val="Corpodetexto"/>
+      </w:pPr>
+      <w:r>
+        <w:lastRenderedPageBreak/>
+        <w:drawing>
+          <wp:inline distT="0" distB="0" distL="0" distR="0" wp14:anchorId="336F09C6" wp14:editId="066325BB">
+            <wp:extent cx="2372056" cy="5315692"/>
+            <wp:effectExtent l="0" t="0" r="9525" b="0"/>
+            <wp:docPr id="10" name="Imagem 10"/>
+            <wp:cNvGraphicFramePr>
+              <a:graphicFrameLocks xmlns:a="http://schemas.openxmlformats.org/drawingml/2006/main" noChangeAspect="1"/>
+            </wp:cNvGraphicFramePr>
+            <a:graphic xmlns:a="http://schemas.openxmlformats.org/drawingml/2006/main">
+              <a:graphicData uri="http://schemas.openxmlformats.org/drawingml/2006/picture">
+                <pic:pic xmlns:pic="http://schemas.openxmlformats.org/drawingml/2006/picture">
+                  <pic:nvPicPr>
+                    <pic:cNvPr id="1" name=""/>
+                    <pic:cNvPicPr/>
+                  </pic:nvPicPr>
+                  <pic:blipFill>
+                    <a:blip r:embed="rId12"/>
+                    <a:stretch>
+                      <a:fillRect/>
+                    </a:stretch>
+                  </pic:blipFill>
+                  <pic:spPr>
+                    <a:xfrm>
+                      <a:off x="0" y="0"/>
+                      <a:ext cx="2372056" cy="5315692"/>
+                    </a:xfrm>
+                    <a:prstGeom prst="rect">
+                      <a:avLst/>
+                    </a:prstGeom>
+                  </pic:spPr>
+                </pic:pic>
+              </a:graphicData>
+            </a:graphic>
+          </wp:inline>
+        </w:drawing>
+      </w:r>
       <w:bookmarkStart w:id="11" w:name="_GoBack"/>
       <w:bookmarkEnd w:id="11"/>
     </w:p>
@@ -3300,6 +3625,18 @@
     <w:link w:val="Corpodetexto"/>
     <w:rsid w:val="0012576F"/>
   </w:style>
+  <w:style w:type="character" w:styleId="MenoPendente">
+    <w:name w:val="Unresolved Mention"/>
+    <w:basedOn w:val="Fontepargpadro"/>
+    <w:uiPriority w:val="99"/>
+    <w:semiHidden/>
+    <w:unhideWhenUsed/>
+    <w:rsid w:val="005A163D"/>
+    <w:rPr>
+      <w:color w:val="605E5C"/>
+      <w:shd w:val="clear" w:color="auto" w:fill="E1DFDD"/>
+    </w:rPr>
+  </w:style>
 </w:styles>
 </file>
 
